--- a/Semester 3/Data Science/QB/unit4.docx
+++ b/Semester 3/Data Science/QB/unit4.docx
@@ -4,14 +4,15 @@
   <w:body>
     <w:p>
       <w:pPr>
-        <w:spacing w:before="100" w:beforeAutospacing="1" w:after="100" w:afterAutospacing="1" w:line="240" w:lineRule="auto"/>
+        <w:spacing w:after="0" w:line="240" w:lineRule="auto"/>
         <w:jc w:val="center"/>
         <w:outlineLvl w:val="2"/>
         <w:rPr>
           <w:rFonts w:eastAsia="Times New Roman" w:cstheme="minorHAnsi"/>
           <w:b/>
           <w:bCs/>
-          <w:sz w:val="36"/>
+          <w:sz w:val="32"/>
+          <w:szCs w:val="16"/>
           <w:u w:val="single"/>
           <w:lang w:eastAsia="en-IN"/>
         </w:rPr>
@@ -21,7 +22,8 @@
           <w:rFonts w:eastAsia="Times New Roman" w:cstheme="minorHAnsi"/>
           <w:b/>
           <w:bCs/>
-          <w:sz w:val="36"/>
+          <w:sz w:val="32"/>
+          <w:szCs w:val="16"/>
           <w:highlight w:val="yellow"/>
           <w:u w:val="single"/>
           <w:lang w:eastAsia="en-IN"/>
@@ -31,34 +33,227 @@
     </w:p>
     <w:p>
       <w:pPr>
-        <w:spacing w:before="100" w:beforeAutospacing="1" w:after="100" w:afterAutospacing="1" w:line="240" w:lineRule="auto"/>
+        <w:spacing w:after="0" w:line="240" w:lineRule="auto"/>
         <w:outlineLvl w:val="2"/>
         <w:rPr>
           <w:rFonts w:eastAsia="Times New Roman" w:cstheme="minorHAnsi"/>
           <w:b/>
           <w:bCs/>
-          <w:lang w:eastAsia="en-IN"/>
-        </w:rPr>
-      </w:pPr>
-      <w:r>
-        <w:rPr>
-          <w:rFonts w:eastAsia="Times New Roman" w:cstheme="minorHAnsi"/>
+          <w:sz w:val="16"/>
+          <w:szCs w:val="16"/>
+          <w:lang w:eastAsia="en-IN"/>
+        </w:rPr>
+      </w:pPr>
+      <w:r>
+        <w:rPr>
+          <w:rFonts w:eastAsia="Times New Roman" w:cstheme="minorHAnsi"/>
+          <w:sz w:val="16"/>
+          <w:szCs w:val="16"/>
           <w:lang w:eastAsia="en-IN"/>
         </w:rPr>
         <w:pict>
-          <v:rect id="_x0000_i1031" style="width:0;height:1.5pt" o:hralign="center" o:hrstd="t" o:hr="t" fillcolor="#a0a0a0" stroked="f"/>
+          <v:rect id="_x0000_i1025" style="width:0;height:1.5pt" o:hralign="center" o:hrstd="t" o:hr="t" fillcolor="#a0a0a0" stroked="f"/>
         </w:pict>
       </w:r>
     </w:p>
     <w:p>
       <w:pPr>
-        <w:spacing w:before="100" w:beforeAutospacing="1" w:after="100" w:afterAutospacing="1" w:line="240" w:lineRule="auto"/>
+        <w:pStyle w:val="NormalWeb"/>
+        <w:spacing w:before="0" w:beforeAutospacing="0" w:after="0" w:afterAutospacing="0"/>
+        <w:rPr>
+          <w:rFonts w:asciiTheme="minorHAnsi" w:hAnsiTheme="minorHAnsi" w:cstheme="minorHAnsi"/>
+          <w:sz w:val="16"/>
+          <w:szCs w:val="16"/>
+        </w:rPr>
+      </w:pPr>
+      <w:r>
+        <w:rPr>
+          <w:rFonts w:asciiTheme="minorHAnsi" w:hAnsiTheme="minorHAnsi" w:cstheme="minorHAnsi"/>
+          <w:b/>
+          <w:sz w:val="16"/>
+          <w:szCs w:val="16"/>
+          <w:highlight w:val="yellow"/>
+          <w:u w:val="single"/>
+        </w:rPr>
+        <w:t>Clustering</w:t>
+      </w:r>
+      <w:r>
+        <w:rPr>
+          <w:rFonts w:asciiTheme="minorHAnsi" w:hAnsiTheme="minorHAnsi" w:cstheme="minorHAnsi"/>
+          <w:sz w:val="16"/>
+          <w:szCs w:val="16"/>
+        </w:rPr>
+        <w:t xml:space="preserve"> is an </w:t>
+      </w:r>
+      <w:r>
+        <w:rPr>
+          <w:rStyle w:val="Strong"/>
+          <w:rFonts w:asciiTheme="minorHAnsi" w:hAnsiTheme="minorHAnsi" w:cstheme="minorHAnsi"/>
+          <w:sz w:val="16"/>
+          <w:szCs w:val="16"/>
+        </w:rPr>
+        <w:t>unsupervised ML technique</w:t>
+      </w:r>
+      <w:r>
+        <w:rPr>
+          <w:rFonts w:asciiTheme="minorHAnsi" w:hAnsiTheme="minorHAnsi" w:cstheme="minorHAnsi"/>
+          <w:sz w:val="16"/>
+          <w:szCs w:val="16"/>
+        </w:rPr>
+        <w:t xml:space="preserve"> that involves grouping a set of data points into clusters such that points in the same cluster are </w:t>
+      </w:r>
+      <w:r>
+        <w:rPr>
+          <w:rStyle w:val="Strong"/>
+          <w:rFonts w:asciiTheme="minorHAnsi" w:hAnsiTheme="minorHAnsi" w:cstheme="minorHAnsi"/>
+          <w:sz w:val="16"/>
+          <w:szCs w:val="16"/>
+        </w:rPr>
+        <w:t>more similar</w:t>
+      </w:r>
+      <w:r>
+        <w:rPr>
+          <w:rFonts w:asciiTheme="minorHAnsi" w:hAnsiTheme="minorHAnsi" w:cstheme="minorHAnsi"/>
+          <w:sz w:val="16"/>
+          <w:szCs w:val="16"/>
+        </w:rPr>
+        <w:t xml:space="preserve"> to each other than to those in other clusters. It is used to </w:t>
+      </w:r>
+      <w:r>
+        <w:rPr>
+          <w:rStyle w:val="Strong"/>
+          <w:rFonts w:asciiTheme="minorHAnsi" w:hAnsiTheme="minorHAnsi" w:cstheme="minorHAnsi"/>
+          <w:sz w:val="16"/>
+          <w:szCs w:val="16"/>
+        </w:rPr>
+        <w:t>discover inherent structures or patterns</w:t>
+      </w:r>
+      <w:r>
+        <w:rPr>
+          <w:rFonts w:asciiTheme="minorHAnsi" w:hAnsiTheme="minorHAnsi" w:cstheme="minorHAnsi"/>
+          <w:sz w:val="16"/>
+          <w:szCs w:val="16"/>
+        </w:rPr>
+        <w:t xml:space="preserve"> in data without predefined labels.</w:t>
+      </w:r>
+    </w:p>
+    <w:p>
+      <w:pPr>
+        <w:pStyle w:val="NormalWeb"/>
+        <w:numPr>
+          <w:ilvl w:val="0"/>
+          <w:numId w:val="12"/>
+        </w:numPr>
+        <w:spacing w:before="0" w:beforeAutospacing="0" w:after="0" w:afterAutospacing="0"/>
+        <w:rPr>
+          <w:rFonts w:asciiTheme="minorHAnsi" w:hAnsiTheme="minorHAnsi" w:cstheme="minorHAnsi"/>
+          <w:sz w:val="16"/>
+          <w:szCs w:val="16"/>
+        </w:rPr>
+      </w:pPr>
+      <w:r>
+        <w:rPr>
+          <w:rFonts w:asciiTheme="minorHAnsi" w:hAnsiTheme="minorHAnsi" w:cstheme="minorHAnsi"/>
+          <w:sz w:val="16"/>
+          <w:szCs w:val="16"/>
+        </w:rPr>
+        <w:t>Groups data based on similarity/distance measures.</w:t>
+      </w:r>
+    </w:p>
+    <w:p>
+      <w:pPr>
+        <w:pStyle w:val="NormalWeb"/>
+        <w:numPr>
+          <w:ilvl w:val="0"/>
+          <w:numId w:val="12"/>
+        </w:numPr>
+        <w:spacing w:before="0" w:beforeAutospacing="0" w:after="0" w:afterAutospacing="0"/>
+        <w:rPr>
+          <w:rFonts w:asciiTheme="minorHAnsi" w:hAnsiTheme="minorHAnsi" w:cstheme="minorHAnsi"/>
+          <w:sz w:val="16"/>
+          <w:szCs w:val="16"/>
+        </w:rPr>
+      </w:pPr>
+      <w:r>
+        <w:rPr>
+          <w:rFonts w:asciiTheme="minorHAnsi" w:hAnsiTheme="minorHAnsi" w:cstheme="minorHAnsi"/>
+          <w:sz w:val="16"/>
+          <w:szCs w:val="16"/>
+        </w:rPr>
+        <w:t xml:space="preserve">Does not require </w:t>
+      </w:r>
+      <w:proofErr w:type="spellStart"/>
+      <w:r>
+        <w:rPr>
+          <w:rFonts w:asciiTheme="minorHAnsi" w:hAnsiTheme="minorHAnsi" w:cstheme="minorHAnsi"/>
+          <w:sz w:val="16"/>
+          <w:szCs w:val="16"/>
+        </w:rPr>
+        <w:t>labeled</w:t>
+      </w:r>
+      <w:proofErr w:type="spellEnd"/>
+      <w:r>
+        <w:rPr>
+          <w:rFonts w:asciiTheme="minorHAnsi" w:hAnsiTheme="minorHAnsi" w:cstheme="minorHAnsi"/>
+          <w:sz w:val="16"/>
+          <w:szCs w:val="16"/>
+        </w:rPr>
+        <w:t xml:space="preserve"> data.</w:t>
+      </w:r>
+    </w:p>
+    <w:p>
+      <w:pPr>
+        <w:pStyle w:val="NormalWeb"/>
+        <w:numPr>
+          <w:ilvl w:val="0"/>
+          <w:numId w:val="12"/>
+        </w:numPr>
+        <w:spacing w:before="0" w:beforeAutospacing="0" w:after="0" w:afterAutospacing="0"/>
+        <w:rPr>
+          <w:rFonts w:asciiTheme="minorHAnsi" w:hAnsiTheme="minorHAnsi" w:cstheme="minorHAnsi"/>
+          <w:sz w:val="16"/>
+          <w:szCs w:val="16"/>
+        </w:rPr>
+      </w:pPr>
+      <w:r>
+        <w:rPr>
+          <w:rFonts w:asciiTheme="minorHAnsi" w:hAnsiTheme="minorHAnsi" w:cstheme="minorHAnsi"/>
+          <w:sz w:val="16"/>
+          <w:szCs w:val="16"/>
+        </w:rPr>
+        <w:t>Helps in summarizing and understanding large datasets.</w:t>
+      </w:r>
+    </w:p>
+    <w:p>
+      <w:pPr>
+        <w:spacing w:after="0"/>
+        <w:rPr>
+          <w:rFonts w:cstheme="minorHAnsi"/>
+          <w:sz w:val="16"/>
+          <w:szCs w:val="16"/>
+        </w:rPr>
+      </w:pPr>
+      <w:r>
+        <w:rPr>
+          <w:rFonts w:cstheme="minorHAnsi"/>
+          <w:sz w:val="16"/>
+          <w:szCs w:val="16"/>
+        </w:rPr>
+        <w:pict>
+          <v:rect id="_x0000_i1026" style="width:0;height:1.5pt" o:hralign="center" o:hrstd="t" o:hr="t" fillcolor="#a0a0a0" stroked="f"/>
+        </w:pict>
+      </w:r>
+    </w:p>
+    <w:p>
+      <w:pPr>
+        <w:spacing w:after="0" w:line="240" w:lineRule="auto"/>
         <w:outlineLvl w:val="2"/>
         <w:rPr>
           <w:rFonts w:eastAsia="Times New Roman" w:cstheme="minorHAnsi"/>
           <w:b/>
           <w:bCs/>
-          <w:sz w:val="24"/>
+          <w:sz w:val="16"/>
+          <w:szCs w:val="16"/>
           <w:u w:val="single"/>
           <w:lang w:eastAsia="en-IN"/>
         </w:rPr>
@@ -68,108 +263,83 @@
           <w:rFonts w:eastAsia="Times New Roman" w:cstheme="minorHAnsi"/>
           <w:b/>
           <w:bCs/>
-          <w:sz w:val="24"/>
+          <w:sz w:val="16"/>
+          <w:szCs w:val="16"/>
           <w:highlight w:val="yellow"/>
           <w:u w:val="single"/>
           <w:lang w:eastAsia="en-IN"/>
         </w:rPr>
-        <w:t>Q1. Give a thorough explanation of Partitioning Clustering.</w:t>
-      </w:r>
-    </w:p>
-    <w:p>
-      <w:pPr>
-        <w:spacing w:before="100" w:beforeAutospacing="1" w:after="100" w:afterAutospacing="1" w:line="240" w:lineRule="auto"/>
-        <w:rPr>
-          <w:rFonts w:eastAsia="Times New Roman" w:cstheme="minorHAnsi"/>
-          <w:lang w:eastAsia="en-IN"/>
-        </w:rPr>
-      </w:pPr>
-      <w:r>
-        <w:rPr>
-          <w:rFonts w:eastAsia="Times New Roman" w:cstheme="minorHAnsi"/>
-          <w:lang w:eastAsia="en-IN"/>
-        </w:rPr>
-        <w:t xml:space="preserve">Partitioning clustering is a type of </w:t>
+        <w:t>Partitioning Clustering</w:t>
       </w:r>
       <w:r>
         <w:rPr>
           <w:rFonts w:eastAsia="Times New Roman" w:cstheme="minorHAnsi"/>
           <w:b/>
           <w:bCs/>
-          <w:lang w:eastAsia="en-IN"/>
-        </w:rPr>
-        <w:t>unsupervised learning</w:t>
-      </w:r>
-      <w:r>
-        <w:rPr>
-          <w:rFonts w:eastAsia="Times New Roman" w:cstheme="minorHAnsi"/>
-          <w:lang w:eastAsia="en-IN"/>
-        </w:rPr>
-        <w:t xml:space="preserve"> method where the dataset is divided into a set of </w:t>
+          <w:sz w:val="16"/>
+          <w:szCs w:val="16"/>
+          <w:u w:val="single"/>
+          <w:lang w:eastAsia="en-IN"/>
+        </w:rPr>
+        <w:t xml:space="preserve"> </w:t>
+      </w:r>
+      <w:r>
+        <w:rPr>
+          <w:rFonts w:eastAsia="Times New Roman" w:cstheme="minorHAnsi"/>
+          <w:sz w:val="16"/>
+          <w:szCs w:val="16"/>
+          <w:lang w:eastAsia="en-IN"/>
+        </w:rPr>
+        <w:t xml:space="preserve">is a type of </w:t>
       </w:r>
       <w:r>
         <w:rPr>
           <w:rFonts w:eastAsia="Times New Roman" w:cstheme="minorHAnsi"/>
           <w:b/>
           <w:bCs/>
-          <w:lang w:eastAsia="en-IN"/>
-        </w:rPr>
-        <w:t>non-overlapping subsets or clusters</w:t>
-      </w:r>
-      <w:r>
-        <w:rPr>
-          <w:rFonts w:eastAsia="Times New Roman" w:cstheme="minorHAnsi"/>
-          <w:lang w:eastAsia="en-IN"/>
-        </w:rPr>
-        <w:t>, such that each data point belongs to exactly one cluster.</w:t>
-      </w:r>
-    </w:p>
-    <w:p>
-      <w:pPr>
-        <w:spacing w:before="100" w:beforeAutospacing="1" w:after="100" w:afterAutospacing="1" w:line="240" w:lineRule="auto"/>
-        <w:rPr>
-          <w:rFonts w:eastAsia="Times New Roman" w:cstheme="minorHAnsi"/>
-          <w:lang w:eastAsia="en-IN"/>
-        </w:rPr>
-      </w:pPr>
-      <w:r>
-        <w:rPr>
-          <w:rFonts w:eastAsia="Times New Roman" w:cstheme="minorHAnsi"/>
-          <w:lang w:eastAsia="en-IN"/>
-        </w:rPr>
-        <w:t xml:space="preserve">The main idea is to </w:t>
+          <w:sz w:val="16"/>
+          <w:szCs w:val="16"/>
+          <w:lang w:eastAsia="en-IN"/>
+        </w:rPr>
+        <w:t>unsupervised learning</w:t>
+      </w:r>
+      <w:r>
+        <w:rPr>
+          <w:rFonts w:eastAsia="Times New Roman" w:cstheme="minorHAnsi"/>
+          <w:sz w:val="16"/>
+          <w:szCs w:val="16"/>
+          <w:lang w:eastAsia="en-IN"/>
+        </w:rPr>
+        <w:t xml:space="preserve"> method where the dataset is divided into a set of </w:t>
       </w:r>
       <w:r>
         <w:rPr>
           <w:rFonts w:eastAsia="Times New Roman" w:cstheme="minorHAnsi"/>
           <w:b/>
           <w:bCs/>
-          <w:lang w:eastAsia="en-IN"/>
-        </w:rPr>
-        <w:t>partition the dataset into ‘k’ groups (clusters)</w:t>
-      </w:r>
-      <w:r>
-        <w:rPr>
-          <w:rFonts w:eastAsia="Times New Roman" w:cstheme="minorHAnsi"/>
-          <w:lang w:eastAsia="en-IN"/>
-        </w:rPr>
-        <w:t xml:space="preserve"> based on similarity, typically measured using </w:t>
-      </w:r>
-      <w:r>
-        <w:rPr>
-          <w:rFonts w:eastAsia="Times New Roman" w:cstheme="minorHAnsi"/>
-          <w:b/>
-          <w:bCs/>
-          <w:lang w:eastAsia="en-IN"/>
-        </w:rPr>
-        <w:t>distance metrics</w:t>
-      </w:r>
-      <w:r>
-        <w:rPr>
-          <w:rFonts w:eastAsia="Times New Roman" w:cstheme="minorHAnsi"/>
-          <w:lang w:eastAsia="en-IN"/>
-        </w:rPr>
-        <w:t xml:space="preserve"> like Euclidean distance.</w:t>
+          <w:sz w:val="16"/>
+          <w:szCs w:val="16"/>
+          <w:lang w:eastAsia="en-IN"/>
+        </w:rPr>
+        <w:t>non-overlapping subsets or clusters</w:t>
+      </w:r>
+      <w:r>
+        <w:rPr>
+          <w:rFonts w:eastAsia="Times New Roman" w:cstheme="minorHAnsi"/>
+          <w:sz w:val="16"/>
+          <w:szCs w:val="16"/>
+          <w:lang w:eastAsia="en-IN"/>
+        </w:rPr>
+        <w:t xml:space="preserve">, such that each data point </w:t>
+      </w:r>
+      <w:r>
+        <w:rPr>
+          <w:rFonts w:eastAsia="Times New Roman" w:cstheme="minorHAnsi"/>
+          <w:sz w:val="16"/>
+          <w:szCs w:val="16"/>
+          <w:lang w:eastAsia="en-IN"/>
+        </w:rPr>
+        <w:t>belongs to exactly one cluster.</w:t>
       </w:r>
     </w:p>
     <w:tbl>
@@ -179,13 +349,762 @@
         <w:tblLook w:val="04A0" w:firstRow="1" w:lastRow="0" w:firstColumn="1" w:lastColumn="0" w:noHBand="0" w:noVBand="1"/>
       </w:tblPr>
       <w:tblGrid>
-        <w:gridCol w:w="2338"/>
-        <w:gridCol w:w="6219"/>
+        <w:gridCol w:w="1481"/>
+        <w:gridCol w:w="3614"/>
+      </w:tblGrid>
+      <w:tr>
+        <w:tc>
+          <w:tcPr>
+            <w:tcW w:w="1481" w:type="dxa"/>
+            <w:hideMark/>
+          </w:tcPr>
+          <w:p>
+            <w:pPr>
+              <w:jc w:val="center"/>
+              <w:rPr>
+                <w:rFonts w:eastAsia="Times New Roman" w:cstheme="minorHAnsi"/>
+                <w:b/>
+                <w:bCs/>
+                <w:sz w:val="16"/>
+                <w:szCs w:val="16"/>
+                <w:lang w:eastAsia="en-IN"/>
+              </w:rPr>
+            </w:pPr>
+            <w:r>
+              <w:rPr>
+                <w:rFonts w:eastAsia="Times New Roman" w:cstheme="minorHAnsi"/>
+                <w:b/>
+                <w:bCs/>
+                <w:sz w:val="16"/>
+                <w:szCs w:val="16"/>
+                <w:lang w:eastAsia="en-IN"/>
+              </w:rPr>
+              <w:t>Feature</w:t>
+            </w:r>
+          </w:p>
+        </w:tc>
+        <w:tc>
+          <w:tcPr>
+            <w:tcW w:w="3614" w:type="dxa"/>
+            <w:hideMark/>
+          </w:tcPr>
+          <w:p>
+            <w:pPr>
+              <w:jc w:val="center"/>
+              <w:rPr>
+                <w:rFonts w:eastAsia="Times New Roman" w:cstheme="minorHAnsi"/>
+                <w:b/>
+                <w:bCs/>
+                <w:sz w:val="16"/>
+                <w:szCs w:val="16"/>
+                <w:lang w:eastAsia="en-IN"/>
+              </w:rPr>
+            </w:pPr>
+            <w:r>
+              <w:rPr>
+                <w:rFonts w:eastAsia="Times New Roman" w:cstheme="minorHAnsi"/>
+                <w:b/>
+                <w:bCs/>
+                <w:sz w:val="16"/>
+                <w:szCs w:val="16"/>
+                <w:lang w:eastAsia="en-IN"/>
+              </w:rPr>
+              <w:t>Description</w:t>
+            </w:r>
+          </w:p>
+        </w:tc>
+      </w:tr>
+      <w:tr>
+        <w:tc>
+          <w:tcPr>
+            <w:tcW w:w="1481" w:type="dxa"/>
+            <w:hideMark/>
+          </w:tcPr>
+          <w:p>
+            <w:pPr>
+              <w:rPr>
+                <w:rFonts w:eastAsia="Times New Roman" w:cstheme="minorHAnsi"/>
+                <w:sz w:val="16"/>
+                <w:szCs w:val="16"/>
+                <w:lang w:eastAsia="en-IN"/>
+              </w:rPr>
+            </w:pPr>
+            <w:r>
+              <w:rPr>
+                <w:rFonts w:eastAsia="Times New Roman" w:cstheme="minorHAnsi"/>
+                <w:sz w:val="16"/>
+                <w:szCs w:val="16"/>
+                <w:lang w:eastAsia="en-IN"/>
+              </w:rPr>
+              <w:t>Type</w:t>
+            </w:r>
+          </w:p>
+        </w:tc>
+        <w:tc>
+          <w:tcPr>
+            <w:tcW w:w="3614" w:type="dxa"/>
+            <w:hideMark/>
+          </w:tcPr>
+          <w:p>
+            <w:pPr>
+              <w:rPr>
+                <w:rFonts w:eastAsia="Times New Roman" w:cstheme="minorHAnsi"/>
+                <w:sz w:val="16"/>
+                <w:szCs w:val="16"/>
+                <w:lang w:eastAsia="en-IN"/>
+              </w:rPr>
+            </w:pPr>
+            <w:r>
+              <w:rPr>
+                <w:rFonts w:eastAsia="Times New Roman" w:cstheme="minorHAnsi"/>
+                <w:sz w:val="16"/>
+                <w:szCs w:val="16"/>
+                <w:lang w:eastAsia="en-IN"/>
+              </w:rPr>
+              <w:t>Flat clustering (non-hierarchical)</w:t>
+            </w:r>
+          </w:p>
+        </w:tc>
+      </w:tr>
+      <w:tr>
+        <w:tc>
+          <w:tcPr>
+            <w:tcW w:w="1481" w:type="dxa"/>
+            <w:hideMark/>
+          </w:tcPr>
+          <w:p>
+            <w:pPr>
+              <w:rPr>
+                <w:rFonts w:eastAsia="Times New Roman" w:cstheme="minorHAnsi"/>
+                <w:sz w:val="16"/>
+                <w:szCs w:val="16"/>
+                <w:lang w:eastAsia="en-IN"/>
+              </w:rPr>
+            </w:pPr>
+            <w:r>
+              <w:rPr>
+                <w:rFonts w:eastAsia="Times New Roman" w:cstheme="minorHAnsi"/>
+                <w:sz w:val="16"/>
+                <w:szCs w:val="16"/>
+                <w:lang w:eastAsia="en-IN"/>
+              </w:rPr>
+              <w:t>N</w:t>
+            </w:r>
+            <w:r>
+              <w:rPr>
+                <w:rFonts w:eastAsia="Times New Roman" w:cstheme="minorHAnsi"/>
+                <w:sz w:val="16"/>
+                <w:szCs w:val="16"/>
+                <w:lang w:eastAsia="en-IN"/>
+              </w:rPr>
+              <w:t>o</w:t>
+            </w:r>
+            <w:r>
+              <w:rPr>
+                <w:rFonts w:eastAsia="Times New Roman" w:cstheme="minorHAnsi"/>
+                <w:sz w:val="16"/>
+                <w:szCs w:val="16"/>
+                <w:lang w:eastAsia="en-IN"/>
+              </w:rPr>
+              <w:t xml:space="preserve"> of clusters (k)</w:t>
+            </w:r>
+          </w:p>
+        </w:tc>
+        <w:tc>
+          <w:tcPr>
+            <w:tcW w:w="3614" w:type="dxa"/>
+            <w:hideMark/>
+          </w:tcPr>
+          <w:p>
+            <w:pPr>
+              <w:rPr>
+                <w:rFonts w:eastAsia="Times New Roman" w:cstheme="minorHAnsi"/>
+                <w:sz w:val="16"/>
+                <w:szCs w:val="16"/>
+                <w:lang w:eastAsia="en-IN"/>
+              </w:rPr>
+            </w:pPr>
+            <w:r>
+              <w:rPr>
+                <w:rFonts w:eastAsia="Times New Roman" w:cstheme="minorHAnsi"/>
+                <w:sz w:val="16"/>
+                <w:szCs w:val="16"/>
+                <w:lang w:eastAsia="en-IN"/>
+              </w:rPr>
+              <w:t>Must be specified before the algorithm starts</w:t>
+            </w:r>
+          </w:p>
+        </w:tc>
+      </w:tr>
+      <w:tr>
+        <w:tc>
+          <w:tcPr>
+            <w:tcW w:w="1481" w:type="dxa"/>
+            <w:hideMark/>
+          </w:tcPr>
+          <w:p>
+            <w:pPr>
+              <w:rPr>
+                <w:rFonts w:eastAsia="Times New Roman" w:cstheme="minorHAnsi"/>
+                <w:sz w:val="16"/>
+                <w:szCs w:val="16"/>
+                <w:lang w:eastAsia="en-IN"/>
+              </w:rPr>
+            </w:pPr>
+            <w:r>
+              <w:rPr>
+                <w:rFonts w:eastAsia="Times New Roman" w:cstheme="minorHAnsi"/>
+                <w:sz w:val="16"/>
+                <w:szCs w:val="16"/>
+                <w:lang w:eastAsia="en-IN"/>
+              </w:rPr>
+              <w:t>Data point membership</w:t>
+            </w:r>
+          </w:p>
+        </w:tc>
+        <w:tc>
+          <w:tcPr>
+            <w:tcW w:w="3614" w:type="dxa"/>
+            <w:hideMark/>
+          </w:tcPr>
+          <w:p>
+            <w:pPr>
+              <w:rPr>
+                <w:rFonts w:eastAsia="Times New Roman" w:cstheme="minorHAnsi"/>
+                <w:sz w:val="16"/>
+                <w:szCs w:val="16"/>
+                <w:lang w:eastAsia="en-IN"/>
+              </w:rPr>
+            </w:pPr>
+            <w:r>
+              <w:rPr>
+                <w:rFonts w:eastAsia="Times New Roman" w:cstheme="minorHAnsi"/>
+                <w:sz w:val="16"/>
+                <w:szCs w:val="16"/>
+                <w:lang w:eastAsia="en-IN"/>
+              </w:rPr>
+              <w:t>Each data point belongs to exactly one cluster</w:t>
+            </w:r>
+          </w:p>
+        </w:tc>
+      </w:tr>
+      <w:tr>
+        <w:tc>
+          <w:tcPr>
+            <w:tcW w:w="1481" w:type="dxa"/>
+            <w:hideMark/>
+          </w:tcPr>
+          <w:p>
+            <w:pPr>
+              <w:rPr>
+                <w:rFonts w:eastAsia="Times New Roman" w:cstheme="minorHAnsi"/>
+                <w:sz w:val="16"/>
+                <w:szCs w:val="16"/>
+                <w:lang w:eastAsia="en-IN"/>
+              </w:rPr>
+            </w:pPr>
+            <w:r>
+              <w:rPr>
+                <w:rFonts w:eastAsia="Times New Roman" w:cstheme="minorHAnsi"/>
+                <w:sz w:val="16"/>
+                <w:szCs w:val="16"/>
+                <w:lang w:eastAsia="en-IN"/>
+              </w:rPr>
+              <w:t>Objective</w:t>
+            </w:r>
+          </w:p>
+        </w:tc>
+        <w:tc>
+          <w:tcPr>
+            <w:tcW w:w="3614" w:type="dxa"/>
+            <w:hideMark/>
+          </w:tcPr>
+          <w:p>
+            <w:pPr>
+              <w:rPr>
+                <w:rFonts w:eastAsia="Times New Roman" w:cstheme="minorHAnsi"/>
+                <w:sz w:val="16"/>
+                <w:szCs w:val="16"/>
+                <w:lang w:eastAsia="en-IN"/>
+              </w:rPr>
+            </w:pPr>
+            <w:r>
+              <w:rPr>
+                <w:rFonts w:eastAsia="Times New Roman" w:cstheme="minorHAnsi"/>
+                <w:sz w:val="16"/>
+                <w:szCs w:val="16"/>
+                <w:lang w:eastAsia="en-IN"/>
+              </w:rPr>
+              <w:t>Minimize intra-cluster distance and maximize inter-cluster distance</w:t>
+            </w:r>
+          </w:p>
+        </w:tc>
+      </w:tr>
+      <w:tr>
+        <w:tc>
+          <w:tcPr>
+            <w:tcW w:w="1481" w:type="dxa"/>
+            <w:hideMark/>
+          </w:tcPr>
+          <w:p>
+            <w:pPr>
+              <w:rPr>
+                <w:rFonts w:eastAsia="Times New Roman" w:cstheme="minorHAnsi"/>
+                <w:sz w:val="16"/>
+                <w:szCs w:val="16"/>
+                <w:lang w:eastAsia="en-IN"/>
+              </w:rPr>
+            </w:pPr>
+            <w:r>
+              <w:rPr>
+                <w:rFonts w:eastAsia="Times New Roman" w:cstheme="minorHAnsi"/>
+                <w:sz w:val="16"/>
+                <w:szCs w:val="16"/>
+                <w:lang w:eastAsia="en-IN"/>
+              </w:rPr>
+              <w:t>Common Algorithms</w:t>
+            </w:r>
+          </w:p>
+        </w:tc>
+        <w:tc>
+          <w:tcPr>
+            <w:tcW w:w="3614" w:type="dxa"/>
+            <w:hideMark/>
+          </w:tcPr>
+          <w:p>
+            <w:pPr>
+              <w:rPr>
+                <w:rFonts w:eastAsia="Times New Roman" w:cstheme="minorHAnsi"/>
+                <w:sz w:val="16"/>
+                <w:szCs w:val="16"/>
+                <w:lang w:eastAsia="en-IN"/>
+              </w:rPr>
+            </w:pPr>
+            <w:r>
+              <w:rPr>
+                <w:rFonts w:eastAsia="Times New Roman" w:cstheme="minorHAnsi"/>
+                <w:sz w:val="16"/>
+                <w:szCs w:val="16"/>
+                <w:lang w:eastAsia="en-IN"/>
+              </w:rPr>
+              <w:t>K-Means, K-</w:t>
+            </w:r>
+            <w:proofErr w:type="spellStart"/>
+            <w:r>
+              <w:rPr>
+                <w:rFonts w:eastAsia="Times New Roman" w:cstheme="minorHAnsi"/>
+                <w:sz w:val="16"/>
+                <w:szCs w:val="16"/>
+                <w:lang w:eastAsia="en-IN"/>
+              </w:rPr>
+              <w:t>Medoids</w:t>
+            </w:r>
+            <w:proofErr w:type="spellEnd"/>
+            <w:r>
+              <w:rPr>
+                <w:rFonts w:eastAsia="Times New Roman" w:cstheme="minorHAnsi"/>
+                <w:sz w:val="16"/>
+                <w:szCs w:val="16"/>
+                <w:lang w:eastAsia="en-IN"/>
+              </w:rPr>
+              <w:t>, CLARANS</w:t>
+            </w:r>
+          </w:p>
+        </w:tc>
+      </w:tr>
+    </w:tbl>
+    <w:p>
+      <w:pPr>
+        <w:spacing w:after="0" w:line="240" w:lineRule="auto"/>
+        <w:outlineLvl w:val="2"/>
+        <w:rPr>
+          <w:rFonts w:eastAsia="Times New Roman" w:cstheme="minorHAnsi"/>
+          <w:b/>
+          <w:bCs/>
+          <w:sz w:val="16"/>
+          <w:szCs w:val="16"/>
+          <w:lang w:eastAsia="en-IN"/>
+        </w:rPr>
+      </w:pPr>
+      <w:r>
+        <w:rPr>
+          <w:rFonts w:eastAsia="Times New Roman" w:cstheme="minorHAnsi"/>
+          <w:b/>
+          <w:bCs/>
+          <w:sz w:val="16"/>
+          <w:szCs w:val="16"/>
+          <w:lang w:eastAsia="en-IN"/>
+        </w:rPr>
+        <w:t>Working of Partitioning Clustering (Using K-Means as an Example):</w:t>
+      </w:r>
+    </w:p>
+    <w:p>
+      <w:pPr>
+        <w:numPr>
+          <w:ilvl w:val="0"/>
+          <w:numId w:val="1"/>
+        </w:numPr>
+        <w:tabs>
+          <w:tab w:val="clear" w:pos="360"/>
+          <w:tab w:val="num" w:pos="142"/>
+        </w:tabs>
+        <w:spacing w:after="0" w:line="240" w:lineRule="auto"/>
+        <w:ind w:left="142" w:hanging="142"/>
+        <w:rPr>
+          <w:rFonts w:eastAsia="Times New Roman" w:cstheme="minorHAnsi"/>
+          <w:sz w:val="16"/>
+          <w:szCs w:val="16"/>
+          <w:lang w:eastAsia="en-IN"/>
+        </w:rPr>
+      </w:pPr>
+      <w:r>
+        <w:rPr>
+          <w:rFonts w:eastAsia="Times New Roman" w:cstheme="minorHAnsi"/>
+          <w:b/>
+          <w:bCs/>
+          <w:sz w:val="16"/>
+          <w:szCs w:val="16"/>
+          <w:lang w:eastAsia="en-IN"/>
+        </w:rPr>
+        <w:t>Initialization</w:t>
+      </w:r>
+      <w:r>
+        <w:rPr>
+          <w:rFonts w:eastAsia="Times New Roman" w:cstheme="minorHAnsi"/>
+          <w:sz w:val="16"/>
+          <w:szCs w:val="16"/>
+          <w:lang w:eastAsia="en-IN"/>
+        </w:rPr>
+        <w:t>: Randomly select k data points as initial centroids.</w:t>
+      </w:r>
+    </w:p>
+    <w:p>
+      <w:pPr>
+        <w:numPr>
+          <w:ilvl w:val="0"/>
+          <w:numId w:val="1"/>
+        </w:numPr>
+        <w:tabs>
+          <w:tab w:val="clear" w:pos="360"/>
+          <w:tab w:val="num" w:pos="142"/>
+        </w:tabs>
+        <w:spacing w:after="0" w:line="240" w:lineRule="auto"/>
+        <w:ind w:left="142" w:hanging="142"/>
+        <w:rPr>
+          <w:rFonts w:eastAsia="Times New Roman" w:cstheme="minorHAnsi"/>
+          <w:sz w:val="16"/>
+          <w:szCs w:val="16"/>
+          <w:lang w:eastAsia="en-IN"/>
+        </w:rPr>
+      </w:pPr>
+      <w:r>
+        <w:rPr>
+          <w:rFonts w:eastAsia="Times New Roman" w:cstheme="minorHAnsi"/>
+          <w:b/>
+          <w:bCs/>
+          <w:sz w:val="16"/>
+          <w:szCs w:val="16"/>
+          <w:lang w:eastAsia="en-IN"/>
+        </w:rPr>
+        <w:t>Assignment Step</w:t>
+      </w:r>
+      <w:r>
+        <w:rPr>
+          <w:rFonts w:eastAsia="Times New Roman" w:cstheme="minorHAnsi"/>
+          <w:sz w:val="16"/>
+          <w:szCs w:val="16"/>
+          <w:lang w:eastAsia="en-IN"/>
+        </w:rPr>
+        <w:t>: Assign point to nearest centroid, forming k clusters.</w:t>
+      </w:r>
+    </w:p>
+    <w:p>
+      <w:pPr>
+        <w:numPr>
+          <w:ilvl w:val="0"/>
+          <w:numId w:val="1"/>
+        </w:numPr>
+        <w:tabs>
+          <w:tab w:val="clear" w:pos="360"/>
+          <w:tab w:val="num" w:pos="142"/>
+        </w:tabs>
+        <w:spacing w:after="0" w:line="240" w:lineRule="auto"/>
+        <w:ind w:left="142" w:hanging="142"/>
+        <w:rPr>
+          <w:rFonts w:eastAsia="Times New Roman" w:cstheme="minorHAnsi"/>
+          <w:sz w:val="16"/>
+          <w:szCs w:val="16"/>
+          <w:lang w:eastAsia="en-IN"/>
+        </w:rPr>
+      </w:pPr>
+      <w:r>
+        <w:rPr>
+          <w:rFonts w:eastAsia="Times New Roman" w:cstheme="minorHAnsi"/>
+          <w:b/>
+          <w:bCs/>
+          <w:sz w:val="16"/>
+          <w:szCs w:val="16"/>
+          <w:lang w:eastAsia="en-IN"/>
+        </w:rPr>
+        <w:t>Update Step</w:t>
+      </w:r>
+      <w:r>
+        <w:rPr>
+          <w:rFonts w:eastAsia="Times New Roman" w:cstheme="minorHAnsi"/>
+          <w:sz w:val="16"/>
+          <w:szCs w:val="16"/>
+          <w:lang w:eastAsia="en-IN"/>
+        </w:rPr>
+        <w:t xml:space="preserve">: Compute centroids by taking mean of points in </w:t>
+      </w:r>
+      <w:r>
+        <w:rPr>
+          <w:rFonts w:eastAsia="Times New Roman" w:cstheme="minorHAnsi"/>
+          <w:sz w:val="16"/>
+          <w:szCs w:val="16"/>
+          <w:lang w:eastAsia="en-IN"/>
+        </w:rPr>
+        <w:t>a</w:t>
+      </w:r>
+      <w:r>
+        <w:rPr>
+          <w:rFonts w:eastAsia="Times New Roman" w:cstheme="minorHAnsi"/>
+          <w:sz w:val="16"/>
+          <w:szCs w:val="16"/>
+          <w:lang w:eastAsia="en-IN"/>
+        </w:rPr>
+        <w:t xml:space="preserve"> cluster.</w:t>
+      </w:r>
+    </w:p>
+    <w:p>
+      <w:pPr>
+        <w:numPr>
+          <w:ilvl w:val="0"/>
+          <w:numId w:val="1"/>
+        </w:numPr>
+        <w:tabs>
+          <w:tab w:val="clear" w:pos="360"/>
+          <w:tab w:val="num" w:pos="142"/>
+        </w:tabs>
+        <w:spacing w:after="0" w:line="240" w:lineRule="auto"/>
+        <w:ind w:left="142" w:hanging="142"/>
+        <w:rPr>
+          <w:rFonts w:eastAsia="Times New Roman" w:cstheme="minorHAnsi"/>
+          <w:sz w:val="16"/>
+          <w:szCs w:val="16"/>
+          <w:lang w:eastAsia="en-IN"/>
+        </w:rPr>
+      </w:pPr>
+      <w:r>
+        <w:rPr>
+          <w:rFonts w:eastAsia="Times New Roman" w:cstheme="minorHAnsi"/>
+          <w:b/>
+          <w:bCs/>
+          <w:sz w:val="16"/>
+          <w:szCs w:val="16"/>
+          <w:lang w:eastAsia="en-IN"/>
+        </w:rPr>
+        <w:t>Repeat</w:t>
+      </w:r>
+      <w:r>
+        <w:rPr>
+          <w:rFonts w:eastAsia="Times New Roman" w:cstheme="minorHAnsi"/>
+          <w:sz w:val="16"/>
+          <w:szCs w:val="16"/>
+          <w:lang w:eastAsia="en-IN"/>
+        </w:rPr>
+        <w:t>: Repeat assignment and update steps until convergence.</w:t>
+      </w:r>
+    </w:p>
+    <w:p>
+      <w:pPr>
+        <w:spacing w:after="0" w:line="240" w:lineRule="auto"/>
+        <w:outlineLvl w:val="2"/>
+        <w:rPr>
+          <w:rFonts w:eastAsia="Times New Roman" w:cstheme="minorHAnsi"/>
+          <w:b/>
+          <w:bCs/>
+          <w:sz w:val="16"/>
+          <w:szCs w:val="16"/>
+          <w:lang w:eastAsia="en-IN"/>
+        </w:rPr>
+      </w:pPr>
+      <w:r>
+        <w:rPr>
+          <w:rFonts w:eastAsia="Times New Roman" w:cstheme="minorHAnsi"/>
+          <w:b/>
+          <w:bCs/>
+          <w:sz w:val="16"/>
+          <w:szCs w:val="16"/>
+          <w:lang w:eastAsia="en-IN"/>
+        </w:rPr>
+        <w:t>Advantages:</w:t>
+      </w:r>
+      <w:r>
+        <w:rPr>
+          <w:rFonts w:eastAsia="Times New Roman" w:cstheme="minorHAnsi"/>
+          <w:b/>
+          <w:bCs/>
+          <w:sz w:val="16"/>
+          <w:szCs w:val="16"/>
+          <w:lang w:eastAsia="en-IN"/>
+        </w:rPr>
+        <w:t xml:space="preserve"> </w:t>
+      </w:r>
+      <w:r>
+        <w:rPr>
+          <w:rFonts w:eastAsia="Times New Roman" w:cstheme="minorHAnsi"/>
+          <w:sz w:val="16"/>
+          <w:szCs w:val="16"/>
+          <w:lang w:eastAsia="en-IN"/>
+        </w:rPr>
+        <w:t>Simple and fast for</w:t>
+      </w:r>
+      <w:r>
+        <w:rPr>
+          <w:rFonts w:eastAsia="Times New Roman" w:cstheme="minorHAnsi"/>
+          <w:sz w:val="16"/>
+          <w:szCs w:val="16"/>
+          <w:lang w:eastAsia="en-IN"/>
+        </w:rPr>
+        <w:t xml:space="preserve"> small to medium-sized datasets, </w:t>
+      </w:r>
+      <w:r>
+        <w:rPr>
+          <w:rFonts w:eastAsia="Times New Roman" w:cstheme="minorHAnsi"/>
+          <w:sz w:val="16"/>
+          <w:szCs w:val="16"/>
+          <w:lang w:eastAsia="en-IN"/>
+        </w:rPr>
+        <w:t>e</w:t>
+      </w:r>
+      <w:r>
+        <w:rPr>
+          <w:rFonts w:eastAsia="Times New Roman" w:cstheme="minorHAnsi"/>
+          <w:sz w:val="16"/>
+          <w:szCs w:val="16"/>
+          <w:lang w:eastAsia="en-IN"/>
+        </w:rPr>
+        <w:t>fficient when clusters are spherical and of similar size.</w:t>
+      </w:r>
+    </w:p>
+    <w:p>
+      <w:pPr>
+        <w:spacing w:after="0" w:line="240" w:lineRule="auto"/>
+        <w:outlineLvl w:val="2"/>
+        <w:rPr>
+          <w:rFonts w:eastAsia="Times New Roman" w:cstheme="minorHAnsi"/>
+          <w:sz w:val="16"/>
+          <w:szCs w:val="16"/>
+          <w:lang w:eastAsia="en-IN"/>
+        </w:rPr>
+      </w:pPr>
+      <w:r>
+        <w:rPr>
+          <w:rFonts w:eastAsia="Times New Roman" w:cstheme="minorHAnsi"/>
+          <w:b/>
+          <w:bCs/>
+          <w:sz w:val="16"/>
+          <w:szCs w:val="16"/>
+          <w:lang w:eastAsia="en-IN"/>
+        </w:rPr>
+        <w:t>Disadvantages:</w:t>
+      </w:r>
+      <w:r>
+        <w:rPr>
+          <w:rFonts w:eastAsia="Times New Roman" w:cstheme="minorHAnsi"/>
+          <w:b/>
+          <w:bCs/>
+          <w:sz w:val="16"/>
+          <w:szCs w:val="16"/>
+          <w:lang w:eastAsia="en-IN"/>
+        </w:rPr>
+        <w:t xml:space="preserve"> </w:t>
+      </w:r>
+      <w:r>
+        <w:rPr>
+          <w:rFonts w:eastAsia="Times New Roman" w:cstheme="minorHAnsi"/>
+          <w:sz w:val="16"/>
+          <w:szCs w:val="16"/>
+          <w:lang w:eastAsia="en-IN"/>
+        </w:rPr>
+        <w:t>Requires prior knowledge of k</w:t>
+      </w:r>
+      <w:r>
+        <w:rPr>
+          <w:rFonts w:eastAsia="Times New Roman" w:cstheme="minorHAnsi"/>
+          <w:sz w:val="16"/>
+          <w:szCs w:val="16"/>
+          <w:lang w:eastAsia="en-IN"/>
+        </w:rPr>
+        <w:t xml:space="preserve"> (number of clusters),</w:t>
+      </w:r>
+      <w:r>
+        <w:rPr>
+          <w:rFonts w:eastAsia="Times New Roman" w:cstheme="minorHAnsi"/>
+          <w:sz w:val="16"/>
+          <w:szCs w:val="16"/>
+          <w:lang w:eastAsia="en-IN"/>
+        </w:rPr>
+        <w:t xml:space="preserve"> </w:t>
+      </w:r>
+      <w:r>
+        <w:rPr>
+          <w:rFonts w:eastAsia="Times New Roman" w:cstheme="minorHAnsi"/>
+          <w:sz w:val="16"/>
+          <w:szCs w:val="16"/>
+          <w:lang w:eastAsia="en-IN"/>
+        </w:rPr>
+        <w:t>Sensitive to the initial choice of centroids.</w:t>
+      </w:r>
+      <w:r>
+        <w:rPr>
+          <w:rFonts w:eastAsia="Times New Roman" w:cstheme="minorHAnsi"/>
+          <w:b/>
+          <w:bCs/>
+          <w:sz w:val="16"/>
+          <w:szCs w:val="16"/>
+          <w:lang w:eastAsia="en-IN"/>
+        </w:rPr>
+        <w:t xml:space="preserve"> </w:t>
+      </w:r>
+      <w:r>
+        <w:rPr>
+          <w:rFonts w:eastAsia="Times New Roman" w:cstheme="minorHAnsi"/>
+          <w:sz w:val="16"/>
+          <w:szCs w:val="16"/>
+          <w:lang w:eastAsia="en-IN"/>
+        </w:rPr>
+        <w:t>Not suitable for clusters with complex shapes or varying sizes.</w:t>
+      </w:r>
+      <w:r>
+        <w:rPr>
+          <w:rFonts w:eastAsia="Times New Roman" w:cstheme="minorHAnsi"/>
+          <w:sz w:val="16"/>
+          <w:szCs w:val="16"/>
+          <w:lang w:eastAsia="en-IN"/>
+        </w:rPr>
+        <w:pict>
+          <v:rect id="_x0000_i1027" style="width:0;height:1.5pt" o:hralign="center" o:hrstd="t" o:hr="t" fillcolor="#a0a0a0" stroked="f"/>
+        </w:pict>
+      </w:r>
+    </w:p>
+    <w:tbl>
+      <w:tblPr>
+        <w:tblStyle w:val="TableGrid"/>
+        <w:tblW w:w="0" w:type="auto"/>
+        <w:tblLook w:val="04A0" w:firstRow="1" w:lastRow="0" w:firstColumn="1" w:lastColumn="0" w:noHBand="0" w:noVBand="1"/>
+      </w:tblPr>
+      <w:tblGrid>
+        <w:gridCol w:w="1413"/>
+        <w:gridCol w:w="1817"/>
+        <w:gridCol w:w="1865"/>
       </w:tblGrid>
       <w:tr>
         <w:tc>
           <w:tcPr>
             <w:tcW w:w="0" w:type="auto"/>
+            <w:shd w:val="clear" w:color="auto" w:fill="FFFF00"/>
             <w:hideMark/>
           </w:tcPr>
           <w:p>
@@ -195,6 +1114,8 @@
                 <w:rFonts w:eastAsia="Times New Roman" w:cstheme="minorHAnsi"/>
                 <w:b/>
                 <w:bCs/>
+                <w:sz w:val="16"/>
+                <w:szCs w:val="16"/>
                 <w:lang w:eastAsia="en-IN"/>
               </w:rPr>
             </w:pPr>
@@ -203,15 +1124,18 @@
                 <w:rFonts w:eastAsia="Times New Roman" w:cstheme="minorHAnsi"/>
                 <w:b/>
                 <w:bCs/>
-                <w:lang w:eastAsia="en-IN"/>
-              </w:rPr>
-              <w:t>Feature</w:t>
+                <w:sz w:val="16"/>
+                <w:szCs w:val="16"/>
+                <w:lang w:eastAsia="en-IN"/>
+              </w:rPr>
+              <w:t>Criteria</w:t>
             </w:r>
           </w:p>
         </w:tc>
         <w:tc>
           <w:tcPr>
             <w:tcW w:w="0" w:type="auto"/>
+            <w:shd w:val="clear" w:color="auto" w:fill="FFFF00"/>
             <w:hideMark/>
           </w:tcPr>
           <w:p>
@@ -221,6 +1145,8 @@
                 <w:rFonts w:eastAsia="Times New Roman" w:cstheme="minorHAnsi"/>
                 <w:b/>
                 <w:bCs/>
+                <w:sz w:val="16"/>
+                <w:szCs w:val="16"/>
                 <w:lang w:eastAsia="en-IN"/>
               </w:rPr>
             </w:pPr>
@@ -229,9 +1155,42 @@
                 <w:rFonts w:eastAsia="Times New Roman" w:cstheme="minorHAnsi"/>
                 <w:b/>
                 <w:bCs/>
-                <w:lang w:eastAsia="en-IN"/>
-              </w:rPr>
-              <w:t>Description</w:t>
+                <w:sz w:val="16"/>
+                <w:szCs w:val="16"/>
+                <w:lang w:eastAsia="en-IN"/>
+              </w:rPr>
+              <w:t>Hierarchical Clustering</w:t>
+            </w:r>
+          </w:p>
+        </w:tc>
+        <w:tc>
+          <w:tcPr>
+            <w:tcW w:w="0" w:type="auto"/>
+            <w:shd w:val="clear" w:color="auto" w:fill="FFFF00"/>
+            <w:hideMark/>
+          </w:tcPr>
+          <w:p>
+            <w:pPr>
+              <w:jc w:val="center"/>
+              <w:rPr>
+                <w:rFonts w:eastAsia="Times New Roman" w:cstheme="minorHAnsi"/>
+                <w:b/>
+                <w:bCs/>
+                <w:sz w:val="16"/>
+                <w:szCs w:val="16"/>
+                <w:lang w:eastAsia="en-IN"/>
+              </w:rPr>
+            </w:pPr>
+            <w:r>
+              <w:rPr>
+                <w:rFonts w:eastAsia="Times New Roman" w:cstheme="minorHAnsi"/>
+                <w:b/>
+                <w:bCs/>
+                <w:sz w:val="16"/>
+                <w:szCs w:val="16"/>
+                <w:lang w:eastAsia="en-IN"/>
+              </w:rPr>
+              <w:t>K-Means Clustering</w:t>
             </w:r>
           </w:p>
         </w:tc>
@@ -246,12 +1205,18 @@
             <w:pPr>
               <w:rPr>
                 <w:rFonts w:eastAsia="Times New Roman" w:cstheme="minorHAnsi"/>
+                <w:sz w:val="16"/>
+                <w:szCs w:val="16"/>
                 <w:lang w:eastAsia="en-IN"/>
               </w:rPr>
             </w:pPr>
             <w:r>
               <w:rPr>
                 <w:rFonts w:eastAsia="Times New Roman" w:cstheme="minorHAnsi"/>
+                <w:b/>
+                <w:bCs/>
+                <w:sz w:val="16"/>
+                <w:szCs w:val="16"/>
                 <w:lang w:eastAsia="en-IN"/>
               </w:rPr>
               <w:t>Type</w:t>
@@ -267,15 +1232,44 @@
             <w:pPr>
               <w:rPr>
                 <w:rFonts w:eastAsia="Times New Roman" w:cstheme="minorHAnsi"/>
+                <w:sz w:val="16"/>
+                <w:szCs w:val="16"/>
                 <w:lang w:eastAsia="en-IN"/>
               </w:rPr>
             </w:pPr>
             <w:r>
               <w:rPr>
                 <w:rFonts w:eastAsia="Times New Roman" w:cstheme="minorHAnsi"/>
-                <w:lang w:eastAsia="en-IN"/>
-              </w:rPr>
-              <w:t>Flat clustering (non-hierarchical)</w:t>
+                <w:sz w:val="16"/>
+                <w:szCs w:val="16"/>
+                <w:lang w:eastAsia="en-IN"/>
+              </w:rPr>
+              <w:t>Hierarchical (tree-based)</w:t>
+            </w:r>
+          </w:p>
+        </w:tc>
+        <w:tc>
+          <w:tcPr>
+            <w:tcW w:w="0" w:type="auto"/>
+            <w:hideMark/>
+          </w:tcPr>
+          <w:p>
+            <w:pPr>
+              <w:rPr>
+                <w:rFonts w:eastAsia="Times New Roman" w:cstheme="minorHAnsi"/>
+                <w:sz w:val="16"/>
+                <w:szCs w:val="16"/>
+                <w:lang w:eastAsia="en-IN"/>
+              </w:rPr>
+            </w:pPr>
+            <w:r>
+              <w:rPr>
+                <w:rFonts w:eastAsia="Times New Roman" w:cstheme="minorHAnsi"/>
+                <w:sz w:val="16"/>
+                <w:szCs w:val="16"/>
+                <w:lang w:eastAsia="en-IN"/>
+              </w:rPr>
+              <w:t>Partition-based (flat clustering)</w:t>
             </w:r>
           </w:p>
         </w:tc>
@@ -290,15 +1284,21 @@
             <w:pPr>
               <w:rPr>
                 <w:rFonts w:eastAsia="Times New Roman" w:cstheme="minorHAnsi"/>
+                <w:sz w:val="16"/>
+                <w:szCs w:val="16"/>
                 <w:lang w:eastAsia="en-IN"/>
               </w:rPr>
             </w:pPr>
             <w:r>
               <w:rPr>
                 <w:rFonts w:eastAsia="Times New Roman" w:cstheme="minorHAnsi"/>
-                <w:lang w:eastAsia="en-IN"/>
-              </w:rPr>
-              <w:t>Number of clusters (k)</w:t>
+                <w:b/>
+                <w:bCs/>
+                <w:sz w:val="16"/>
+                <w:szCs w:val="16"/>
+                <w:lang w:eastAsia="en-IN"/>
+              </w:rPr>
+              <w:t>Cluster Structure</w:t>
             </w:r>
           </w:p>
         </w:tc>
@@ -311,15 +1311,55 @@
             <w:pPr>
               <w:rPr>
                 <w:rFonts w:eastAsia="Times New Roman" w:cstheme="minorHAnsi"/>
+                <w:sz w:val="16"/>
+                <w:szCs w:val="16"/>
                 <w:lang w:eastAsia="en-IN"/>
               </w:rPr>
             </w:pPr>
-            <w:r>
-              <w:rPr>
-                <w:rFonts w:eastAsia="Times New Roman" w:cstheme="minorHAnsi"/>
-                <w:lang w:eastAsia="en-IN"/>
-              </w:rPr>
-              <w:t>Must be specified before the algorithm starts</w:t>
+            <w:proofErr w:type="spellStart"/>
+            <w:r>
+              <w:rPr>
+                <w:rFonts w:eastAsia="Times New Roman" w:cstheme="minorHAnsi"/>
+                <w:sz w:val="16"/>
+                <w:szCs w:val="16"/>
+                <w:lang w:eastAsia="en-IN"/>
+              </w:rPr>
+              <w:t>Dendrogram</w:t>
+            </w:r>
+            <w:proofErr w:type="spellEnd"/>
+            <w:r>
+              <w:rPr>
+                <w:rFonts w:eastAsia="Times New Roman" w:cstheme="minorHAnsi"/>
+                <w:sz w:val="16"/>
+                <w:szCs w:val="16"/>
+                <w:lang w:eastAsia="en-IN"/>
+              </w:rPr>
+              <w:t xml:space="preserve"> representing nested clusters</w:t>
+            </w:r>
+          </w:p>
+        </w:tc>
+        <w:tc>
+          <w:tcPr>
+            <w:tcW w:w="0" w:type="auto"/>
+            <w:hideMark/>
+          </w:tcPr>
+          <w:p>
+            <w:pPr>
+              <w:rPr>
+                <w:rFonts w:eastAsia="Times New Roman" w:cstheme="minorHAnsi"/>
+                <w:sz w:val="16"/>
+                <w:szCs w:val="16"/>
+                <w:lang w:eastAsia="en-IN"/>
+              </w:rPr>
+            </w:pPr>
+            <w:r>
+              <w:rPr>
+                <w:rFonts w:eastAsia="Times New Roman" w:cstheme="minorHAnsi"/>
+                <w:sz w:val="16"/>
+                <w:szCs w:val="16"/>
+                <w:lang w:eastAsia="en-IN"/>
+              </w:rPr>
+              <w:t>Divides data into k non-overlapping flat clusters</w:t>
             </w:r>
           </w:p>
         </w:tc>
@@ -334,15 +1374,21 @@
             <w:pPr>
               <w:rPr>
                 <w:rFonts w:eastAsia="Times New Roman" w:cstheme="minorHAnsi"/>
+                <w:sz w:val="16"/>
+                <w:szCs w:val="16"/>
                 <w:lang w:eastAsia="en-IN"/>
               </w:rPr>
             </w:pPr>
             <w:r>
               <w:rPr>
                 <w:rFonts w:eastAsia="Times New Roman" w:cstheme="minorHAnsi"/>
-                <w:lang w:eastAsia="en-IN"/>
-              </w:rPr>
-              <w:t>Data point membership</w:t>
+                <w:b/>
+                <w:bCs/>
+                <w:sz w:val="16"/>
+                <w:szCs w:val="16"/>
+                <w:lang w:eastAsia="en-IN"/>
+              </w:rPr>
+              <w:t>Input Required</w:t>
             </w:r>
           </w:p>
         </w:tc>
@@ -355,15 +1401,44 @@
             <w:pPr>
               <w:rPr>
                 <w:rFonts w:eastAsia="Times New Roman" w:cstheme="minorHAnsi"/>
+                <w:sz w:val="16"/>
+                <w:szCs w:val="16"/>
                 <w:lang w:eastAsia="en-IN"/>
               </w:rPr>
             </w:pPr>
             <w:r>
               <w:rPr>
                 <w:rFonts w:eastAsia="Times New Roman" w:cstheme="minorHAnsi"/>
-                <w:lang w:eastAsia="en-IN"/>
-              </w:rPr>
-              <w:t>Each data point belongs to exactly one cluster</w:t>
+                <w:sz w:val="16"/>
+                <w:szCs w:val="16"/>
+                <w:lang w:eastAsia="en-IN"/>
+              </w:rPr>
+              <w:t>No need to specify number of clusters beforehand</w:t>
+            </w:r>
+          </w:p>
+        </w:tc>
+        <w:tc>
+          <w:tcPr>
+            <w:tcW w:w="0" w:type="auto"/>
+            <w:hideMark/>
+          </w:tcPr>
+          <w:p>
+            <w:pPr>
+              <w:rPr>
+                <w:rFonts w:eastAsia="Times New Roman" w:cstheme="minorHAnsi"/>
+                <w:sz w:val="16"/>
+                <w:szCs w:val="16"/>
+                <w:lang w:eastAsia="en-IN"/>
+              </w:rPr>
+            </w:pPr>
+            <w:r>
+              <w:rPr>
+                <w:rFonts w:eastAsia="Times New Roman" w:cstheme="minorHAnsi"/>
+                <w:sz w:val="16"/>
+                <w:szCs w:val="16"/>
+                <w:lang w:eastAsia="en-IN"/>
+              </w:rPr>
+              <w:t>Must predefine number of clusters k</w:t>
             </w:r>
           </w:p>
         </w:tc>
@@ -378,15 +1453,21 @@
             <w:pPr>
               <w:rPr>
                 <w:rFonts w:eastAsia="Times New Roman" w:cstheme="minorHAnsi"/>
+                <w:sz w:val="16"/>
+                <w:szCs w:val="16"/>
                 <w:lang w:eastAsia="en-IN"/>
               </w:rPr>
             </w:pPr>
             <w:r>
               <w:rPr>
                 <w:rFonts w:eastAsia="Times New Roman" w:cstheme="minorHAnsi"/>
-                <w:lang w:eastAsia="en-IN"/>
-              </w:rPr>
-              <w:t>Objective</w:t>
+                <w:b/>
+                <w:bCs/>
+                <w:sz w:val="16"/>
+                <w:szCs w:val="16"/>
+                <w:lang w:eastAsia="en-IN"/>
+              </w:rPr>
+              <w:t>Approach</w:t>
             </w:r>
           </w:p>
         </w:tc>
@@ -399,15 +1480,53 @@
             <w:pPr>
               <w:rPr>
                 <w:rFonts w:eastAsia="Times New Roman" w:cstheme="minorHAnsi"/>
+                <w:sz w:val="16"/>
+                <w:szCs w:val="16"/>
                 <w:lang w:eastAsia="en-IN"/>
               </w:rPr>
             </w:pPr>
             <w:r>
               <w:rPr>
                 <w:rFonts w:eastAsia="Times New Roman" w:cstheme="minorHAnsi"/>
-                <w:lang w:eastAsia="en-IN"/>
-              </w:rPr>
-              <w:t>Minimize intra-cluster distance and maximize inter-cluster distance</w:t>
+                <w:sz w:val="16"/>
+                <w:szCs w:val="16"/>
+                <w:lang w:eastAsia="en-IN"/>
+              </w:rPr>
+              <w:t>Agglomerative (bottom-up)/</w:t>
+            </w:r>
+            <w:r>
+              <w:rPr>
+                <w:rFonts w:eastAsia="Times New Roman" w:cstheme="minorHAnsi"/>
+                <w:sz w:val="16"/>
+                <w:szCs w:val="16"/>
+                <w:lang w:eastAsia="en-IN"/>
+              </w:rPr>
+              <w:t>Divisive (top-down)</w:t>
+            </w:r>
+          </w:p>
+        </w:tc>
+        <w:tc>
+          <w:tcPr>
+            <w:tcW w:w="0" w:type="auto"/>
+            <w:hideMark/>
+          </w:tcPr>
+          <w:p>
+            <w:pPr>
+              <w:rPr>
+                <w:rFonts w:eastAsia="Times New Roman" w:cstheme="minorHAnsi"/>
+                <w:sz w:val="16"/>
+                <w:szCs w:val="16"/>
+                <w:lang w:eastAsia="en-IN"/>
+              </w:rPr>
+            </w:pPr>
+            <w:r>
+              <w:rPr>
+                <w:rFonts w:eastAsia="Times New Roman" w:cstheme="minorHAnsi"/>
+                <w:sz w:val="16"/>
+                <w:szCs w:val="16"/>
+                <w:lang w:eastAsia="en-IN"/>
+              </w:rPr>
+              <w:t>Iterative refinement (assignment + update)</w:t>
             </w:r>
           </w:p>
         </w:tc>
@@ -422,15 +1541,21 @@
             <w:pPr>
               <w:rPr>
                 <w:rFonts w:eastAsia="Times New Roman" w:cstheme="minorHAnsi"/>
+                <w:sz w:val="16"/>
+                <w:szCs w:val="16"/>
                 <w:lang w:eastAsia="en-IN"/>
               </w:rPr>
             </w:pPr>
             <w:r>
               <w:rPr>
                 <w:rFonts w:eastAsia="Times New Roman" w:cstheme="minorHAnsi"/>
-                <w:lang w:eastAsia="en-IN"/>
-              </w:rPr>
-              <w:t>Common Algorithms</w:t>
+                <w:b/>
+                <w:bCs/>
+                <w:sz w:val="16"/>
+                <w:szCs w:val="16"/>
+                <w:lang w:eastAsia="en-IN"/>
+              </w:rPr>
+              <w:t>Visualization</w:t>
             </w:r>
           </w:p>
         </w:tc>
@@ -443,280 +1568,30 @@
             <w:pPr>
               <w:rPr>
                 <w:rFonts w:eastAsia="Times New Roman" w:cstheme="minorHAnsi"/>
+                <w:sz w:val="16"/>
+                <w:szCs w:val="16"/>
                 <w:lang w:eastAsia="en-IN"/>
               </w:rPr>
             </w:pPr>
-            <w:r>
-              <w:rPr>
-                <w:rFonts w:eastAsia="Times New Roman" w:cstheme="minorHAnsi"/>
-                <w:lang w:eastAsia="en-IN"/>
-              </w:rPr>
-              <w:t>K-Means, K-</w:t>
-            </w:r>
             <w:proofErr w:type="spellStart"/>
             <w:r>
               <w:rPr>
                 <w:rFonts w:eastAsia="Times New Roman" w:cstheme="minorHAnsi"/>
-                <w:lang w:eastAsia="en-IN"/>
-              </w:rPr>
-              <w:t>Medoids</w:t>
+                <w:sz w:val="16"/>
+                <w:szCs w:val="16"/>
+                <w:lang w:eastAsia="en-IN"/>
+              </w:rPr>
+              <w:t>Dendrogram</w:t>
             </w:r>
             <w:proofErr w:type="spellEnd"/>
             <w:r>
               <w:rPr>
                 <w:rFonts w:eastAsia="Times New Roman" w:cstheme="minorHAnsi"/>
-                <w:lang w:eastAsia="en-IN"/>
-              </w:rPr>
-              <w:t>, CLARANS</w:t>
-            </w:r>
-          </w:p>
-        </w:tc>
-      </w:tr>
-    </w:tbl>
-    <w:p>
-      <w:pPr>
-        <w:spacing w:before="100" w:beforeAutospacing="1" w:after="0" w:line="240" w:lineRule="auto"/>
-        <w:outlineLvl w:val="2"/>
-        <w:rPr>
-          <w:rFonts w:eastAsia="Times New Roman" w:cstheme="minorHAnsi"/>
-          <w:b/>
-          <w:bCs/>
-          <w:lang w:eastAsia="en-IN"/>
-        </w:rPr>
-      </w:pPr>
-      <w:r>
-        <w:rPr>
-          <w:rFonts w:eastAsia="Times New Roman" w:cstheme="minorHAnsi"/>
-          <w:b/>
-          <w:bCs/>
-          <w:lang w:eastAsia="en-IN"/>
-        </w:rPr>
-        <w:t>Working of Partitioning Clustering (Using K-Means as an Example):</w:t>
-      </w:r>
-    </w:p>
-    <w:p>
-      <w:pPr>
-        <w:numPr>
-          <w:ilvl w:val="0"/>
-          <w:numId w:val="1"/>
-        </w:numPr>
-        <w:spacing w:after="100" w:afterAutospacing="1" w:line="240" w:lineRule="auto"/>
-        <w:rPr>
-          <w:rFonts w:eastAsia="Times New Roman" w:cstheme="minorHAnsi"/>
-          <w:lang w:eastAsia="en-IN"/>
-        </w:rPr>
-      </w:pPr>
-      <w:r>
-        <w:rPr>
-          <w:rFonts w:eastAsia="Times New Roman" w:cstheme="minorHAnsi"/>
-          <w:b/>
-          <w:bCs/>
-          <w:lang w:eastAsia="en-IN"/>
-        </w:rPr>
-        <w:t>Initialization</w:t>
-      </w:r>
-      <w:r>
-        <w:rPr>
-          <w:rFonts w:eastAsia="Times New Roman" w:cstheme="minorHAnsi"/>
-          <w:lang w:eastAsia="en-IN"/>
-        </w:rPr>
-        <w:t>: Randomly select k data points as initial centroids.</w:t>
-      </w:r>
-    </w:p>
-    <w:p>
-      <w:pPr>
-        <w:numPr>
-          <w:ilvl w:val="0"/>
-          <w:numId w:val="1"/>
-        </w:numPr>
-        <w:spacing w:before="100" w:beforeAutospacing="1" w:after="100" w:afterAutospacing="1" w:line="240" w:lineRule="auto"/>
-        <w:rPr>
-          <w:rFonts w:eastAsia="Times New Roman" w:cstheme="minorHAnsi"/>
-          <w:lang w:eastAsia="en-IN"/>
-        </w:rPr>
-      </w:pPr>
-      <w:r>
-        <w:rPr>
-          <w:rFonts w:eastAsia="Times New Roman" w:cstheme="minorHAnsi"/>
-          <w:b/>
-          <w:bCs/>
-          <w:lang w:eastAsia="en-IN"/>
-        </w:rPr>
-        <w:t>Assignment Step</w:t>
-      </w:r>
-      <w:r>
-        <w:rPr>
-          <w:rFonts w:eastAsia="Times New Roman" w:cstheme="minorHAnsi"/>
-          <w:lang w:eastAsia="en-IN"/>
-        </w:rPr>
-        <w:t>: Assign each point to the nearest centroid, forming k clusters.</w:t>
-      </w:r>
-    </w:p>
-    <w:p>
-      <w:pPr>
-        <w:numPr>
-          <w:ilvl w:val="0"/>
-          <w:numId w:val="1"/>
-        </w:numPr>
-        <w:spacing w:before="100" w:beforeAutospacing="1" w:after="100" w:afterAutospacing="1" w:line="240" w:lineRule="auto"/>
-        <w:rPr>
-          <w:rFonts w:eastAsia="Times New Roman" w:cstheme="minorHAnsi"/>
-          <w:lang w:eastAsia="en-IN"/>
-        </w:rPr>
-      </w:pPr>
-      <w:r>
-        <w:rPr>
-          <w:rFonts w:eastAsia="Times New Roman" w:cstheme="minorHAnsi"/>
-          <w:b/>
-          <w:bCs/>
-          <w:lang w:eastAsia="en-IN"/>
-        </w:rPr>
-        <w:t>Update Step</w:t>
-      </w:r>
-      <w:r>
-        <w:rPr>
-          <w:rFonts w:eastAsia="Times New Roman" w:cstheme="minorHAnsi"/>
-          <w:lang w:eastAsia="en-IN"/>
-        </w:rPr>
-        <w:t>: Compute new centroids by taking the mean of all points in each cluster.</w:t>
-      </w:r>
-    </w:p>
-    <w:p>
-      <w:pPr>
-        <w:numPr>
-          <w:ilvl w:val="0"/>
-          <w:numId w:val="1"/>
-        </w:numPr>
-        <w:spacing w:before="100" w:beforeAutospacing="1" w:after="100" w:afterAutospacing="1" w:line="240" w:lineRule="auto"/>
-        <w:rPr>
-          <w:rFonts w:eastAsia="Times New Roman" w:cstheme="minorHAnsi"/>
-          <w:lang w:eastAsia="en-IN"/>
-        </w:rPr>
-      </w:pPr>
-      <w:r>
-        <w:rPr>
-          <w:rFonts w:eastAsia="Times New Roman" w:cstheme="minorHAnsi"/>
-          <w:b/>
-          <w:bCs/>
-          <w:lang w:eastAsia="en-IN"/>
-        </w:rPr>
-        <w:t>Repeat</w:t>
-      </w:r>
-      <w:r>
-        <w:rPr>
-          <w:rFonts w:eastAsia="Times New Roman" w:cstheme="minorHAnsi"/>
-          <w:lang w:eastAsia="en-IN"/>
-        </w:rPr>
-        <w:t>: Repeat assignment and update steps until convergence (i.e., centroids do not change).</w:t>
-      </w:r>
-    </w:p>
-    <w:p>
-      <w:pPr>
-        <w:spacing w:before="100" w:beforeAutospacing="1" w:after="100" w:afterAutospacing="1" w:line="240" w:lineRule="auto"/>
-        <w:outlineLvl w:val="2"/>
-        <w:rPr>
-          <w:rFonts w:eastAsia="Times New Roman" w:cstheme="minorHAnsi"/>
-          <w:b/>
-          <w:bCs/>
-          <w:lang w:eastAsia="en-IN"/>
-        </w:rPr>
-      </w:pPr>
-      <w:r>
-        <w:rPr>
-          <w:rFonts w:eastAsia="Times New Roman" w:cstheme="minorHAnsi"/>
-          <w:b/>
-          <w:bCs/>
-          <w:lang w:eastAsia="en-IN"/>
-        </w:rPr>
-        <w:t>Example:</w:t>
-      </w:r>
-      <w:r>
-        <w:rPr>
-          <w:rFonts w:eastAsia="Times New Roman" w:cstheme="minorHAnsi"/>
-          <w:b/>
-          <w:bCs/>
-          <w:lang w:eastAsia="en-IN"/>
-        </w:rPr>
-        <w:t xml:space="preserve"> </w:t>
-      </w:r>
-      <w:r>
-        <w:rPr>
-          <w:rFonts w:eastAsia="Times New Roman" w:cstheme="minorHAnsi"/>
-          <w:lang w:eastAsia="en-IN"/>
-        </w:rPr>
-        <w:t xml:space="preserve">Consider a dataset with customer information based on </w:t>
-      </w:r>
-      <w:r>
-        <w:rPr>
-          <w:rFonts w:eastAsia="Times New Roman" w:cstheme="minorHAnsi"/>
-          <w:b/>
-          <w:bCs/>
-          <w:lang w:eastAsia="en-IN"/>
-        </w:rPr>
-        <w:t>age</w:t>
-      </w:r>
-      <w:r>
-        <w:rPr>
-          <w:rFonts w:eastAsia="Times New Roman" w:cstheme="minorHAnsi"/>
-          <w:lang w:eastAsia="en-IN"/>
-        </w:rPr>
-        <w:t xml:space="preserve"> and </w:t>
-      </w:r>
-      <w:r>
-        <w:rPr>
-          <w:rFonts w:eastAsia="Times New Roman" w:cstheme="minorHAnsi"/>
-          <w:b/>
-          <w:bCs/>
-          <w:lang w:eastAsia="en-IN"/>
-        </w:rPr>
-        <w:t>annual income</w:t>
-      </w:r>
-      <w:r>
-        <w:rPr>
-          <w:rFonts w:eastAsia="Times New Roman" w:cstheme="minorHAnsi"/>
-          <w:lang w:eastAsia="en-IN"/>
-        </w:rPr>
-        <w:t>.</w:t>
-      </w:r>
-    </w:p>
-    <w:tbl>
-      <w:tblPr>
-        <w:tblStyle w:val="TableGrid"/>
-        <w:tblW w:w="0" w:type="auto"/>
-        <w:jc w:val="center"/>
-        <w:tblLook w:val="04A0" w:firstRow="1" w:lastRow="0" w:firstColumn="1" w:lastColumn="0" w:noHBand="0" w:noVBand="1"/>
-      </w:tblPr>
-      <w:tblGrid>
-        <w:gridCol w:w="565"/>
-        <w:gridCol w:w="893"/>
-      </w:tblGrid>
-      <w:tr>
-        <w:trPr>
-          <w:jc w:val="center"/>
-        </w:trPr>
-        <w:tc>
-          <w:tcPr>
-            <w:tcW w:w="0" w:type="auto"/>
-            <w:hideMark/>
-          </w:tcPr>
-          <w:p>
-            <w:pPr>
-              <w:jc w:val="center"/>
-              <w:rPr>
-                <w:rFonts w:eastAsia="Times New Roman" w:cstheme="minorHAnsi"/>
-                <w:b/>
-                <w:bCs/>
-                <w:lang w:eastAsia="en-IN"/>
-              </w:rPr>
-            </w:pPr>
-            <w:r>
-              <w:rPr>
-                <w:rFonts w:eastAsia="Times New Roman" w:cstheme="minorHAnsi"/>
-                <w:b/>
-                <w:bCs/>
-                <w:lang w:eastAsia="en-IN"/>
-              </w:rPr>
-              <w:t>Age</w:t>
+                <w:sz w:val="16"/>
+                <w:szCs w:val="16"/>
+                <w:lang w:eastAsia="en-IN"/>
+              </w:rPr>
+              <w:t xml:space="preserve"> (tree structure)</w:t>
             </w:r>
           </w:p>
         </w:tc>
@@ -727,583 +1602,21 @@
           </w:tcPr>
           <w:p>
             <w:pPr>
-              <w:jc w:val="center"/>
-              <w:rPr>
-                <w:rFonts w:eastAsia="Times New Roman" w:cstheme="minorHAnsi"/>
-                <w:b/>
-                <w:bCs/>
+              <w:rPr>
+                <w:rFonts w:eastAsia="Times New Roman" w:cstheme="minorHAnsi"/>
+                <w:sz w:val="16"/>
+                <w:szCs w:val="16"/>
                 <w:lang w:eastAsia="en-IN"/>
               </w:rPr>
             </w:pPr>
             <w:r>
               <w:rPr>
                 <w:rFonts w:eastAsia="Times New Roman" w:cstheme="minorHAnsi"/>
-                <w:b/>
-                <w:bCs/>
-                <w:lang w:eastAsia="en-IN"/>
-              </w:rPr>
-              <w:t>Income</w:t>
-            </w:r>
-          </w:p>
-        </w:tc>
-      </w:tr>
-      <w:tr>
-        <w:trPr>
-          <w:jc w:val="center"/>
-        </w:trPr>
-        <w:tc>
-          <w:tcPr>
-            <w:tcW w:w="0" w:type="auto"/>
-            <w:hideMark/>
-          </w:tcPr>
-          <w:p>
-            <w:pPr>
-              <w:rPr>
-                <w:rFonts w:eastAsia="Times New Roman" w:cstheme="minorHAnsi"/>
-                <w:lang w:eastAsia="en-IN"/>
-              </w:rPr>
-            </w:pPr>
-            <w:r>
-              <w:rPr>
-                <w:rFonts w:eastAsia="Times New Roman" w:cstheme="minorHAnsi"/>
-                <w:lang w:eastAsia="en-IN"/>
-              </w:rPr>
-              <w:t>22</w:t>
-            </w:r>
-          </w:p>
-        </w:tc>
-        <w:tc>
-          <w:tcPr>
-            <w:tcW w:w="0" w:type="auto"/>
-            <w:hideMark/>
-          </w:tcPr>
-          <w:p>
-            <w:pPr>
-              <w:rPr>
-                <w:rFonts w:eastAsia="Times New Roman" w:cstheme="minorHAnsi"/>
-                <w:lang w:eastAsia="en-IN"/>
-              </w:rPr>
-            </w:pPr>
-            <w:r>
-              <w:rPr>
-                <w:rFonts w:eastAsia="Times New Roman" w:cstheme="minorHAnsi"/>
-                <w:lang w:eastAsia="en-IN"/>
-              </w:rPr>
-              <w:t>25k</w:t>
-            </w:r>
-          </w:p>
-        </w:tc>
-      </w:tr>
-      <w:tr>
-        <w:trPr>
-          <w:jc w:val="center"/>
-        </w:trPr>
-        <w:tc>
-          <w:tcPr>
-            <w:tcW w:w="0" w:type="auto"/>
-            <w:hideMark/>
-          </w:tcPr>
-          <w:p>
-            <w:pPr>
-              <w:rPr>
-                <w:rFonts w:eastAsia="Times New Roman" w:cstheme="minorHAnsi"/>
-                <w:lang w:eastAsia="en-IN"/>
-              </w:rPr>
-            </w:pPr>
-            <w:r>
-              <w:rPr>
-                <w:rFonts w:eastAsia="Times New Roman" w:cstheme="minorHAnsi"/>
-                <w:lang w:eastAsia="en-IN"/>
-              </w:rPr>
-              <w:t>25</w:t>
-            </w:r>
-          </w:p>
-        </w:tc>
-        <w:tc>
-          <w:tcPr>
-            <w:tcW w:w="0" w:type="auto"/>
-            <w:hideMark/>
-          </w:tcPr>
-          <w:p>
-            <w:pPr>
-              <w:rPr>
-                <w:rFonts w:eastAsia="Times New Roman" w:cstheme="minorHAnsi"/>
-                <w:lang w:eastAsia="en-IN"/>
-              </w:rPr>
-            </w:pPr>
-            <w:r>
-              <w:rPr>
-                <w:rFonts w:eastAsia="Times New Roman" w:cstheme="minorHAnsi"/>
-                <w:lang w:eastAsia="en-IN"/>
-              </w:rPr>
-              <w:t>27k</w:t>
-            </w:r>
-          </w:p>
-        </w:tc>
-      </w:tr>
-      <w:tr>
-        <w:trPr>
-          <w:jc w:val="center"/>
-        </w:trPr>
-        <w:tc>
-          <w:tcPr>
-            <w:tcW w:w="0" w:type="auto"/>
-            <w:hideMark/>
-          </w:tcPr>
-          <w:p>
-            <w:pPr>
-              <w:rPr>
-                <w:rFonts w:eastAsia="Times New Roman" w:cstheme="minorHAnsi"/>
-                <w:lang w:eastAsia="en-IN"/>
-              </w:rPr>
-            </w:pPr>
-            <w:r>
-              <w:rPr>
-                <w:rFonts w:eastAsia="Times New Roman" w:cstheme="minorHAnsi"/>
-                <w:lang w:eastAsia="en-IN"/>
-              </w:rPr>
-              <w:t>45</w:t>
-            </w:r>
-          </w:p>
-        </w:tc>
-        <w:tc>
-          <w:tcPr>
-            <w:tcW w:w="0" w:type="auto"/>
-            <w:hideMark/>
-          </w:tcPr>
-          <w:p>
-            <w:pPr>
-              <w:rPr>
-                <w:rFonts w:eastAsia="Times New Roman" w:cstheme="minorHAnsi"/>
-                <w:lang w:eastAsia="en-IN"/>
-              </w:rPr>
-            </w:pPr>
-            <w:r>
-              <w:rPr>
-                <w:rFonts w:eastAsia="Times New Roman" w:cstheme="minorHAnsi"/>
-                <w:lang w:eastAsia="en-IN"/>
-              </w:rPr>
-              <w:t>60k</w:t>
-            </w:r>
-          </w:p>
-        </w:tc>
-      </w:tr>
-      <w:tr>
-        <w:trPr>
-          <w:jc w:val="center"/>
-        </w:trPr>
-        <w:tc>
-          <w:tcPr>
-            <w:tcW w:w="0" w:type="auto"/>
-            <w:hideMark/>
-          </w:tcPr>
-          <w:p>
-            <w:pPr>
-              <w:rPr>
-                <w:rFonts w:eastAsia="Times New Roman" w:cstheme="minorHAnsi"/>
-                <w:lang w:eastAsia="en-IN"/>
-              </w:rPr>
-            </w:pPr>
-            <w:r>
-              <w:rPr>
-                <w:rFonts w:eastAsia="Times New Roman" w:cstheme="minorHAnsi"/>
-                <w:lang w:eastAsia="en-IN"/>
-              </w:rPr>
-              <w:t>46</w:t>
-            </w:r>
-          </w:p>
-        </w:tc>
-        <w:tc>
-          <w:tcPr>
-            <w:tcW w:w="0" w:type="auto"/>
-            <w:hideMark/>
-          </w:tcPr>
-          <w:p>
-            <w:pPr>
-              <w:rPr>
-                <w:rFonts w:eastAsia="Times New Roman" w:cstheme="minorHAnsi"/>
-                <w:lang w:eastAsia="en-IN"/>
-              </w:rPr>
-            </w:pPr>
-            <w:r>
-              <w:rPr>
-                <w:rFonts w:eastAsia="Times New Roman" w:cstheme="minorHAnsi"/>
-                <w:lang w:eastAsia="en-IN"/>
-              </w:rPr>
-              <w:t>65k</w:t>
-            </w:r>
-          </w:p>
-        </w:tc>
-      </w:tr>
-      <w:tr>
-        <w:trPr>
-          <w:jc w:val="center"/>
-        </w:trPr>
-        <w:tc>
-          <w:tcPr>
-            <w:tcW w:w="0" w:type="auto"/>
-            <w:hideMark/>
-          </w:tcPr>
-          <w:p>
-            <w:pPr>
-              <w:rPr>
-                <w:rFonts w:eastAsia="Times New Roman" w:cstheme="minorHAnsi"/>
-                <w:lang w:eastAsia="en-IN"/>
-              </w:rPr>
-            </w:pPr>
-            <w:r>
-              <w:rPr>
-                <w:rFonts w:eastAsia="Times New Roman" w:cstheme="minorHAnsi"/>
-                <w:lang w:eastAsia="en-IN"/>
-              </w:rPr>
-              <w:t>30</w:t>
-            </w:r>
-          </w:p>
-        </w:tc>
-        <w:tc>
-          <w:tcPr>
-            <w:tcW w:w="0" w:type="auto"/>
-            <w:hideMark/>
-          </w:tcPr>
-          <w:p>
-            <w:pPr>
-              <w:rPr>
-                <w:rFonts w:eastAsia="Times New Roman" w:cstheme="minorHAnsi"/>
-                <w:lang w:eastAsia="en-IN"/>
-              </w:rPr>
-            </w:pPr>
-            <w:r>
-              <w:rPr>
-                <w:rFonts w:eastAsia="Times New Roman" w:cstheme="minorHAnsi"/>
-                <w:lang w:eastAsia="en-IN"/>
-              </w:rPr>
-              <w:t>30k</w:t>
-            </w:r>
-          </w:p>
-        </w:tc>
-      </w:tr>
-    </w:tbl>
-    <w:p>
-      <w:pPr>
-        <w:spacing w:before="100" w:beforeAutospacing="1" w:after="0" w:line="240" w:lineRule="auto"/>
-        <w:rPr>
-          <w:rFonts w:eastAsia="Times New Roman" w:cstheme="minorHAnsi"/>
-          <w:lang w:eastAsia="en-IN"/>
-        </w:rPr>
-      </w:pPr>
-      <w:r>
-        <w:rPr>
-          <w:rFonts w:eastAsia="Times New Roman" w:cstheme="minorHAnsi"/>
-          <w:b/>
-          <w:bCs/>
-          <w:lang w:eastAsia="en-IN"/>
-        </w:rPr>
-        <w:t>Goal</w:t>
-      </w:r>
-      <w:r>
-        <w:rPr>
-          <w:rFonts w:eastAsia="Times New Roman" w:cstheme="minorHAnsi"/>
-          <w:lang w:eastAsia="en-IN"/>
-        </w:rPr>
-        <w:t>: Group customers into 2 clusters (k=2) such as:</w:t>
-      </w:r>
-    </w:p>
-    <w:p>
-      <w:pPr>
-        <w:numPr>
-          <w:ilvl w:val="0"/>
-          <w:numId w:val="2"/>
-        </w:numPr>
-        <w:spacing w:after="100" w:afterAutospacing="1" w:line="240" w:lineRule="auto"/>
-        <w:rPr>
-          <w:rFonts w:eastAsia="Times New Roman" w:cstheme="minorHAnsi"/>
-          <w:lang w:eastAsia="en-IN"/>
-        </w:rPr>
-      </w:pPr>
-      <w:r>
-        <w:rPr>
-          <w:rFonts w:eastAsia="Times New Roman" w:cstheme="minorHAnsi"/>
-          <w:lang w:eastAsia="en-IN"/>
-        </w:rPr>
-        <w:t>Cluster 1: Younger customers with low income</w:t>
-      </w:r>
-    </w:p>
-    <w:p>
-      <w:pPr>
-        <w:numPr>
-          <w:ilvl w:val="0"/>
-          <w:numId w:val="2"/>
-        </w:numPr>
-        <w:spacing w:before="100" w:beforeAutospacing="1" w:after="100" w:afterAutospacing="1" w:line="240" w:lineRule="auto"/>
-        <w:rPr>
-          <w:rFonts w:eastAsia="Times New Roman" w:cstheme="minorHAnsi"/>
-          <w:lang w:eastAsia="en-IN"/>
-        </w:rPr>
-      </w:pPr>
-      <w:r>
-        <w:rPr>
-          <w:rFonts w:eastAsia="Times New Roman" w:cstheme="minorHAnsi"/>
-          <w:lang w:eastAsia="en-IN"/>
-        </w:rPr>
-        <w:t>Cluster 2: Older customers with high income</w:t>
-      </w:r>
-    </w:p>
-    <w:p>
-      <w:pPr>
-        <w:spacing w:before="100" w:beforeAutospacing="1" w:after="100" w:afterAutospacing="1" w:line="240" w:lineRule="auto"/>
-        <w:rPr>
-          <w:rFonts w:eastAsia="Times New Roman" w:cstheme="minorHAnsi"/>
-          <w:lang w:eastAsia="en-IN"/>
-        </w:rPr>
-      </w:pPr>
-      <w:r>
-        <w:rPr>
-          <w:rFonts w:eastAsia="Times New Roman" w:cstheme="minorHAnsi"/>
-          <w:lang w:eastAsia="en-IN"/>
-        </w:rPr>
-        <w:t>Using partitioning clustering, the data points are grouped based on proximity in the feature space.</w:t>
-      </w:r>
-    </w:p>
-    <w:p>
-      <w:pPr>
-        <w:spacing w:before="100" w:beforeAutospacing="1" w:after="100" w:afterAutospacing="1" w:line="240" w:lineRule="auto"/>
-        <w:outlineLvl w:val="2"/>
-        <w:rPr>
-          <w:rFonts w:eastAsia="Times New Roman" w:cstheme="minorHAnsi"/>
-          <w:b/>
-          <w:bCs/>
-          <w:lang w:eastAsia="en-IN"/>
-        </w:rPr>
-      </w:pPr>
-      <w:r>
-        <w:rPr>
-          <w:rFonts w:eastAsia="Times New Roman" w:cstheme="minorHAnsi"/>
-          <w:b/>
-          <w:bCs/>
-          <w:lang w:eastAsia="en-IN"/>
-        </w:rPr>
-        <w:t>Advantages:</w:t>
-      </w:r>
-      <w:r>
-        <w:rPr>
-          <w:rFonts w:eastAsia="Times New Roman" w:cstheme="minorHAnsi"/>
-          <w:b/>
-          <w:bCs/>
-          <w:lang w:eastAsia="en-IN"/>
-        </w:rPr>
-        <w:t xml:space="preserve"> </w:t>
-      </w:r>
-      <w:r>
-        <w:rPr>
-          <w:rFonts w:eastAsia="Times New Roman" w:cstheme="minorHAnsi"/>
-          <w:lang w:eastAsia="en-IN"/>
-        </w:rPr>
-        <w:t>Simple and fast for small to medium-sized datasets.</w:t>
-      </w:r>
-      <w:r>
-        <w:rPr>
-          <w:rFonts w:eastAsia="Times New Roman" w:cstheme="minorHAnsi"/>
-          <w:b/>
-          <w:bCs/>
-          <w:lang w:eastAsia="en-IN"/>
-        </w:rPr>
-        <w:t xml:space="preserve"> </w:t>
-      </w:r>
-      <w:proofErr w:type="gramStart"/>
-      <w:r>
-        <w:rPr>
-          <w:rFonts w:eastAsia="Times New Roman" w:cstheme="minorHAnsi"/>
-          <w:lang w:eastAsia="en-IN"/>
-        </w:rPr>
-        <w:t>Efficient when clusters are spherical and of similar size.</w:t>
-      </w:r>
-      <w:proofErr w:type="gramEnd"/>
-    </w:p>
-    <w:p>
-      <w:pPr>
-        <w:spacing w:before="100" w:beforeAutospacing="1" w:after="100" w:afterAutospacing="1" w:line="240" w:lineRule="auto"/>
-        <w:outlineLvl w:val="2"/>
-        <w:rPr>
-          <w:rFonts w:eastAsia="Times New Roman" w:cstheme="minorHAnsi"/>
-          <w:lang w:eastAsia="en-IN"/>
-        </w:rPr>
-      </w:pPr>
-      <w:r>
-        <w:rPr>
-          <w:rFonts w:eastAsia="Times New Roman" w:cstheme="minorHAnsi"/>
-          <w:b/>
-          <w:bCs/>
-          <w:lang w:eastAsia="en-IN"/>
-        </w:rPr>
-        <w:t>Disadvantages:</w:t>
-      </w:r>
-      <w:r>
-        <w:rPr>
-          <w:rFonts w:eastAsia="Times New Roman" w:cstheme="minorHAnsi"/>
-          <w:b/>
-          <w:bCs/>
-          <w:lang w:eastAsia="en-IN"/>
-        </w:rPr>
-        <w:t xml:space="preserve"> </w:t>
-      </w:r>
-      <w:r>
-        <w:rPr>
-          <w:rFonts w:eastAsia="Times New Roman" w:cstheme="minorHAnsi"/>
-          <w:lang w:eastAsia="en-IN"/>
-        </w:rPr>
-        <w:t>Requires prior knowledge of k</w:t>
-      </w:r>
-      <w:r>
-        <w:rPr>
-          <w:rFonts w:eastAsia="Times New Roman" w:cstheme="minorHAnsi"/>
-          <w:lang w:eastAsia="en-IN"/>
-        </w:rPr>
-        <w:t xml:space="preserve"> (number of clusters). </w:t>
-      </w:r>
-      <w:proofErr w:type="gramStart"/>
-      <w:r>
-        <w:rPr>
-          <w:rFonts w:eastAsia="Times New Roman" w:cstheme="minorHAnsi"/>
-          <w:lang w:eastAsia="en-IN"/>
-        </w:rPr>
-        <w:t>Sensitive to the initial choice of centroids.</w:t>
-      </w:r>
-      <w:proofErr w:type="gramEnd"/>
-      <w:r>
-        <w:rPr>
-          <w:rFonts w:eastAsia="Times New Roman" w:cstheme="minorHAnsi"/>
-          <w:b/>
-          <w:bCs/>
-          <w:lang w:eastAsia="en-IN"/>
-        </w:rPr>
-        <w:t xml:space="preserve"> </w:t>
-      </w:r>
-      <w:r>
-        <w:rPr>
-          <w:rFonts w:eastAsia="Times New Roman" w:cstheme="minorHAnsi"/>
-          <w:lang w:eastAsia="en-IN"/>
-        </w:rPr>
-        <w:t>Not suitable for clusters with complex shapes or varying sizes.</w:t>
-      </w:r>
-      <w:r>
-        <w:rPr>
-          <w:rFonts w:eastAsia="Times New Roman" w:cstheme="minorHAnsi"/>
-          <w:lang w:eastAsia="en-IN"/>
-        </w:rPr>
-        <w:pict>
-          <v:rect id="_x0000_i1025" style="width:0;height:1.5pt" o:hralign="center" o:hrstd="t" o:hr="t" fillcolor="#a0a0a0" stroked="f"/>
-        </w:pict>
-      </w:r>
-    </w:p>
-    <w:p>
-      <w:pPr>
-        <w:spacing w:before="100" w:beforeAutospacing="1" w:after="100" w:afterAutospacing="1" w:line="240" w:lineRule="auto"/>
-        <w:outlineLvl w:val="2"/>
-        <w:rPr>
-          <w:rFonts w:eastAsia="Times New Roman" w:cstheme="minorHAnsi"/>
-          <w:lang w:eastAsia="en-IN"/>
-        </w:rPr>
-      </w:pPr>
-      <w:r>
-        <w:rPr>
-          <w:rFonts w:eastAsia="Times New Roman" w:cstheme="minorHAnsi"/>
-          <w:b/>
-          <w:bCs/>
-          <w:sz w:val="24"/>
-          <w:highlight w:val="yellow"/>
-          <w:u w:val="single"/>
-          <w:lang w:eastAsia="en-IN"/>
-        </w:rPr>
-        <w:t>Q2. Differentiate Hierarchical Clustering and K-Means Clustering</w:t>
-      </w:r>
-    </w:p>
-    <w:tbl>
-      <w:tblPr>
-        <w:tblStyle w:val="TableGrid"/>
-        <w:tblW w:w="0" w:type="auto"/>
-        <w:tblLook w:val="04A0" w:firstRow="1" w:lastRow="0" w:firstColumn="1" w:lastColumn="0" w:noHBand="0" w:noVBand="1"/>
-      </w:tblPr>
-      <w:tblGrid>
-        <w:gridCol w:w="2293"/>
-        <w:gridCol w:w="4292"/>
-        <w:gridCol w:w="4097"/>
-      </w:tblGrid>
-      <w:tr>
-        <w:tc>
-          <w:tcPr>
-            <w:tcW w:w="0" w:type="auto"/>
-            <w:hideMark/>
-          </w:tcPr>
-          <w:p>
-            <w:pPr>
-              <w:jc w:val="center"/>
-              <w:rPr>
-                <w:rFonts w:eastAsia="Times New Roman" w:cstheme="minorHAnsi"/>
-                <w:b/>
-                <w:bCs/>
-                <w:lang w:eastAsia="en-IN"/>
-              </w:rPr>
-            </w:pPr>
-            <w:r>
-              <w:rPr>
-                <w:rFonts w:eastAsia="Times New Roman" w:cstheme="minorHAnsi"/>
-                <w:b/>
-                <w:bCs/>
-                <w:lang w:eastAsia="en-IN"/>
-              </w:rPr>
-              <w:t>Criteria</w:t>
-            </w:r>
-          </w:p>
-        </w:tc>
-        <w:tc>
-          <w:tcPr>
-            <w:tcW w:w="0" w:type="auto"/>
-            <w:hideMark/>
-          </w:tcPr>
-          <w:p>
-            <w:pPr>
-              <w:jc w:val="center"/>
-              <w:rPr>
-                <w:rFonts w:eastAsia="Times New Roman" w:cstheme="minorHAnsi"/>
-                <w:b/>
-                <w:bCs/>
-                <w:lang w:eastAsia="en-IN"/>
-              </w:rPr>
-            </w:pPr>
-            <w:r>
-              <w:rPr>
-                <w:rFonts w:eastAsia="Times New Roman" w:cstheme="minorHAnsi"/>
-                <w:b/>
-                <w:bCs/>
-                <w:lang w:eastAsia="en-IN"/>
-              </w:rPr>
-              <w:t>Hierarchical Clustering</w:t>
-            </w:r>
-          </w:p>
-        </w:tc>
-        <w:tc>
-          <w:tcPr>
-            <w:tcW w:w="0" w:type="auto"/>
-            <w:hideMark/>
-          </w:tcPr>
-          <w:p>
-            <w:pPr>
-              <w:jc w:val="center"/>
-              <w:rPr>
-                <w:rFonts w:eastAsia="Times New Roman" w:cstheme="minorHAnsi"/>
-                <w:b/>
-                <w:bCs/>
-                <w:lang w:eastAsia="en-IN"/>
-              </w:rPr>
-            </w:pPr>
-            <w:r>
-              <w:rPr>
-                <w:rFonts w:eastAsia="Times New Roman" w:cstheme="minorHAnsi"/>
-                <w:b/>
-                <w:bCs/>
-                <w:lang w:eastAsia="en-IN"/>
-              </w:rPr>
-              <w:t>K-Means Clustering</w:t>
+                <w:sz w:val="16"/>
+                <w:szCs w:val="16"/>
+                <w:lang w:eastAsia="en-IN"/>
+              </w:rPr>
+              <w:t>No hierarchical structure is formed</w:t>
             </w:r>
           </w:p>
         </w:tc>
@@ -1318,6 +1631,8 @@
             <w:pPr>
               <w:rPr>
                 <w:rFonts w:eastAsia="Times New Roman" w:cstheme="minorHAnsi"/>
+                <w:sz w:val="16"/>
+                <w:szCs w:val="16"/>
                 <w:lang w:eastAsia="en-IN"/>
               </w:rPr>
             </w:pPr>
@@ -1326,9 +1641,11 @@
                 <w:rFonts w:eastAsia="Times New Roman" w:cstheme="minorHAnsi"/>
                 <w:b/>
                 <w:bCs/>
-                <w:lang w:eastAsia="en-IN"/>
-              </w:rPr>
-              <w:t>Type</w:t>
+                <w:sz w:val="16"/>
+                <w:szCs w:val="16"/>
+                <w:lang w:eastAsia="en-IN"/>
+              </w:rPr>
+              <w:t>Computational Complexity</w:t>
             </w:r>
           </w:p>
         </w:tc>
@@ -1341,15 +1658,19 @@
             <w:pPr>
               <w:rPr>
                 <w:rFonts w:eastAsia="Times New Roman" w:cstheme="minorHAnsi"/>
+                <w:sz w:val="16"/>
+                <w:szCs w:val="16"/>
                 <w:lang w:eastAsia="en-IN"/>
               </w:rPr>
             </w:pPr>
             <w:r>
               <w:rPr>
                 <w:rFonts w:eastAsia="Times New Roman" w:cstheme="minorHAnsi"/>
-                <w:lang w:eastAsia="en-IN"/>
-              </w:rPr>
-              <w:t>Hierarchical (tree-based)</w:t>
+                <w:sz w:val="16"/>
+                <w:szCs w:val="16"/>
+                <w:lang w:eastAsia="en-IN"/>
+              </w:rPr>
+              <w:t>Higher: O(n²) or O(n³), less efficient for large datasets</w:t>
             </w:r>
           </w:p>
         </w:tc>
@@ -1362,15 +1683,59 @@
             <w:pPr>
               <w:rPr>
                 <w:rFonts w:eastAsia="Times New Roman" w:cstheme="minorHAnsi"/>
+                <w:sz w:val="16"/>
+                <w:szCs w:val="16"/>
                 <w:lang w:eastAsia="en-IN"/>
               </w:rPr>
             </w:pPr>
             <w:r>
               <w:rPr>
                 <w:rFonts w:eastAsia="Times New Roman" w:cstheme="minorHAnsi"/>
-                <w:lang w:eastAsia="en-IN"/>
-              </w:rPr>
-              <w:t>Partition-based (flat clustering)</w:t>
+                <w:sz w:val="16"/>
+                <w:szCs w:val="16"/>
+                <w:lang w:eastAsia="en-IN"/>
+              </w:rPr>
+              <w:t>Lower: O(</w:t>
+            </w:r>
+            <w:proofErr w:type="spellStart"/>
+            <w:r>
+              <w:rPr>
+                <w:rFonts w:eastAsia="Times New Roman" w:cstheme="minorHAnsi"/>
+                <w:sz w:val="16"/>
+                <w:szCs w:val="16"/>
+                <w:lang w:eastAsia="en-IN"/>
+              </w:rPr>
+              <w:t>n</w:t>
+            </w:r>
+            <w:r>
+              <w:rPr>
+                <w:rFonts w:eastAsia="Times New Roman" w:cstheme="minorHAnsi"/>
+                <w:i/>
+                <w:iCs/>
+                <w:sz w:val="16"/>
+                <w:szCs w:val="16"/>
+                <w:lang w:eastAsia="en-IN"/>
+              </w:rPr>
+              <w:t>k</w:t>
+            </w:r>
+            <w:r>
+              <w:rPr>
+                <w:rFonts w:eastAsia="Times New Roman" w:cstheme="minorHAnsi"/>
+                <w:sz w:val="16"/>
+                <w:szCs w:val="16"/>
+                <w:lang w:eastAsia="en-IN"/>
+              </w:rPr>
+              <w:t>i</w:t>
+            </w:r>
+            <w:proofErr w:type="spellEnd"/>
+            <w:r>
+              <w:rPr>
+                <w:rFonts w:eastAsia="Times New Roman" w:cstheme="minorHAnsi"/>
+                <w:sz w:val="16"/>
+                <w:szCs w:val="16"/>
+                <w:lang w:eastAsia="en-IN"/>
+              </w:rPr>
+              <w:t>), faster for large datasets</w:t>
             </w:r>
           </w:p>
         </w:tc>
@@ -1385,6 +1750,8 @@
             <w:pPr>
               <w:rPr>
                 <w:rFonts w:eastAsia="Times New Roman" w:cstheme="minorHAnsi"/>
+                <w:sz w:val="16"/>
+                <w:szCs w:val="16"/>
                 <w:lang w:eastAsia="en-IN"/>
               </w:rPr>
             </w:pPr>
@@ -1393,9 +1760,11 @@
                 <w:rFonts w:eastAsia="Times New Roman" w:cstheme="minorHAnsi"/>
                 <w:b/>
                 <w:bCs/>
-                <w:lang w:eastAsia="en-IN"/>
-              </w:rPr>
-              <w:t>Cluster Structure</w:t>
+                <w:sz w:val="16"/>
+                <w:szCs w:val="16"/>
+                <w:lang w:eastAsia="en-IN"/>
+              </w:rPr>
+              <w:t>Flexibility in Shape</w:t>
             </w:r>
           </w:p>
         </w:tc>
@@ -1408,24 +1777,19 @@
             <w:pPr>
               <w:rPr>
                 <w:rFonts w:eastAsia="Times New Roman" w:cstheme="minorHAnsi"/>
+                <w:sz w:val="16"/>
+                <w:szCs w:val="16"/>
                 <w:lang w:eastAsia="en-IN"/>
               </w:rPr>
             </w:pPr>
-            <w:proofErr w:type="spellStart"/>
-            <w:r>
-              <w:rPr>
-                <w:rFonts w:eastAsia="Times New Roman" w:cstheme="minorHAnsi"/>
-                <w:lang w:eastAsia="en-IN"/>
-              </w:rPr>
-              <w:t>Dendrogram</w:t>
-            </w:r>
-            <w:proofErr w:type="spellEnd"/>
-            <w:r>
-              <w:rPr>
-                <w:rFonts w:eastAsia="Times New Roman" w:cstheme="minorHAnsi"/>
-                <w:lang w:eastAsia="en-IN"/>
-              </w:rPr>
-              <w:t xml:space="preserve"> representing nested clusters</w:t>
+            <w:r>
+              <w:rPr>
+                <w:rFonts w:eastAsia="Times New Roman" w:cstheme="minorHAnsi"/>
+                <w:sz w:val="16"/>
+                <w:szCs w:val="16"/>
+                <w:lang w:eastAsia="en-IN"/>
+              </w:rPr>
+              <w:t>Can find arbitrarily shaped clusters</w:t>
             </w:r>
           </w:p>
         </w:tc>
@@ -1438,15 +1802,19 @@
             <w:pPr>
               <w:rPr>
                 <w:rFonts w:eastAsia="Times New Roman" w:cstheme="minorHAnsi"/>
+                <w:sz w:val="16"/>
+                <w:szCs w:val="16"/>
                 <w:lang w:eastAsia="en-IN"/>
               </w:rPr>
             </w:pPr>
             <w:r>
               <w:rPr>
                 <w:rFonts w:eastAsia="Times New Roman" w:cstheme="minorHAnsi"/>
-                <w:lang w:eastAsia="en-IN"/>
-              </w:rPr>
-              <w:t>Divides data into k non-overlapping flat clusters</w:t>
+                <w:sz w:val="16"/>
+                <w:szCs w:val="16"/>
+                <w:lang w:eastAsia="en-IN"/>
+              </w:rPr>
+              <w:t>Works best with spherical clusters</w:t>
             </w:r>
           </w:p>
         </w:tc>
@@ -1461,6 +1829,8 @@
             <w:pPr>
               <w:rPr>
                 <w:rFonts w:eastAsia="Times New Roman" w:cstheme="minorHAnsi"/>
+                <w:sz w:val="16"/>
+                <w:szCs w:val="16"/>
                 <w:lang w:eastAsia="en-IN"/>
               </w:rPr>
             </w:pPr>
@@ -1469,9 +1839,11 @@
                 <w:rFonts w:eastAsia="Times New Roman" w:cstheme="minorHAnsi"/>
                 <w:b/>
                 <w:bCs/>
-                <w:lang w:eastAsia="en-IN"/>
-              </w:rPr>
-              <w:t>Input Required</w:t>
+                <w:sz w:val="16"/>
+                <w:szCs w:val="16"/>
+                <w:lang w:eastAsia="en-IN"/>
+              </w:rPr>
+              <w:t>Scalability</w:t>
             </w:r>
           </w:p>
         </w:tc>
@@ -1484,15 +1856,19 @@
             <w:pPr>
               <w:rPr>
                 <w:rFonts w:eastAsia="Times New Roman" w:cstheme="minorHAnsi"/>
+                <w:sz w:val="16"/>
+                <w:szCs w:val="16"/>
                 <w:lang w:eastAsia="en-IN"/>
               </w:rPr>
             </w:pPr>
             <w:r>
               <w:rPr>
                 <w:rFonts w:eastAsia="Times New Roman" w:cstheme="minorHAnsi"/>
-                <w:lang w:eastAsia="en-IN"/>
-              </w:rPr>
-              <w:t>No need to specify number of clusters beforehand</w:t>
+                <w:sz w:val="16"/>
+                <w:szCs w:val="16"/>
+                <w:lang w:eastAsia="en-IN"/>
+              </w:rPr>
+              <w:t>Poor scalability; suitable for small datasets</w:t>
             </w:r>
           </w:p>
         </w:tc>
@@ -1505,15 +1881,101 @@
             <w:pPr>
               <w:rPr>
                 <w:rFonts w:eastAsia="Times New Roman" w:cstheme="minorHAnsi"/>
+                <w:sz w:val="16"/>
+                <w:szCs w:val="16"/>
                 <w:lang w:eastAsia="en-IN"/>
               </w:rPr>
             </w:pPr>
             <w:r>
               <w:rPr>
                 <w:rFonts w:eastAsia="Times New Roman" w:cstheme="minorHAnsi"/>
-                <w:lang w:eastAsia="en-IN"/>
-              </w:rPr>
-              <w:t>Must predefine number of clusters k</w:t>
+                <w:sz w:val="16"/>
+                <w:szCs w:val="16"/>
+                <w:lang w:eastAsia="en-IN"/>
+              </w:rPr>
+              <w:t>Scales well with large datasets</w:t>
+            </w:r>
+          </w:p>
+        </w:tc>
+      </w:tr>
+      <w:tr>
+        <w:trPr>
+          <w:trHeight w:val="428"/>
+        </w:trPr>
+        <w:tc>
+          <w:tcPr>
+            <w:tcW w:w="0" w:type="auto"/>
+            <w:hideMark/>
+          </w:tcPr>
+          <w:p>
+            <w:pPr>
+              <w:rPr>
+                <w:rFonts w:eastAsia="Times New Roman" w:cstheme="minorHAnsi"/>
+                <w:sz w:val="16"/>
+                <w:szCs w:val="16"/>
+                <w:lang w:eastAsia="en-IN"/>
+              </w:rPr>
+            </w:pPr>
+            <w:r>
+              <w:rPr>
+                <w:rFonts w:eastAsia="Times New Roman" w:cstheme="minorHAnsi"/>
+                <w:b/>
+                <w:bCs/>
+                <w:sz w:val="16"/>
+                <w:szCs w:val="16"/>
+                <w:lang w:eastAsia="en-IN"/>
+              </w:rPr>
+              <w:t>Stability</w:t>
+            </w:r>
+          </w:p>
+        </w:tc>
+        <w:tc>
+          <w:tcPr>
+            <w:tcW w:w="0" w:type="auto"/>
+            <w:hideMark/>
+          </w:tcPr>
+          <w:p>
+            <w:pPr>
+              <w:rPr>
+                <w:rFonts w:eastAsia="Times New Roman" w:cstheme="minorHAnsi"/>
+                <w:sz w:val="16"/>
+                <w:szCs w:val="16"/>
+                <w:lang w:eastAsia="en-IN"/>
+              </w:rPr>
+            </w:pPr>
+            <w:r>
+              <w:rPr>
+                <w:rFonts w:eastAsia="Times New Roman" w:cstheme="minorHAnsi"/>
+                <w:sz w:val="16"/>
+                <w:szCs w:val="16"/>
+                <w:lang w:eastAsia="en-IN"/>
+              </w:rPr>
+              <w:t>More stable (doesn’t require random initialization)</w:t>
+            </w:r>
+          </w:p>
+        </w:tc>
+        <w:tc>
+          <w:tcPr>
+            <w:tcW w:w="0" w:type="auto"/>
+            <w:hideMark/>
+          </w:tcPr>
+          <w:p>
+            <w:pPr>
+              <w:rPr>
+                <w:rFonts w:eastAsia="Times New Roman" w:cstheme="minorHAnsi"/>
+                <w:sz w:val="16"/>
+                <w:szCs w:val="16"/>
+                <w:lang w:eastAsia="en-IN"/>
+              </w:rPr>
+            </w:pPr>
+            <w:r>
+              <w:rPr>
+                <w:rFonts w:eastAsia="Times New Roman" w:cstheme="minorHAnsi"/>
+                <w:sz w:val="16"/>
+                <w:szCs w:val="16"/>
+                <w:lang w:eastAsia="en-IN"/>
+              </w:rPr>
+              <w:t>Sensitive to initial centroid positions</w:t>
             </w:r>
           </w:p>
         </w:tc>
@@ -1528,6 +1990,8 @@
             <w:pPr>
               <w:rPr>
                 <w:rFonts w:eastAsia="Times New Roman" w:cstheme="minorHAnsi"/>
+                <w:sz w:val="16"/>
+                <w:szCs w:val="16"/>
                 <w:lang w:eastAsia="en-IN"/>
               </w:rPr>
             </w:pPr>
@@ -1536,10 +2000,11 @@
                 <w:rFonts w:eastAsia="Times New Roman" w:cstheme="minorHAnsi"/>
                 <w:b/>
                 <w:bCs/>
-                <w:lang w:eastAsia="en-IN"/>
-              </w:rPr>
-              <w:lastRenderedPageBreak/>
-              <w:t>Approach</w:t>
+                <w:sz w:val="16"/>
+                <w:szCs w:val="16"/>
+                <w:lang w:eastAsia="en-IN"/>
+              </w:rPr>
+              <w:t>Merge/Split Possibility</w:t>
             </w:r>
           </w:p>
         </w:tc>
@@ -1552,15 +2017,19 @@
             <w:pPr>
               <w:rPr>
                 <w:rFonts w:eastAsia="Times New Roman" w:cstheme="minorHAnsi"/>
+                <w:sz w:val="16"/>
+                <w:szCs w:val="16"/>
                 <w:lang w:eastAsia="en-IN"/>
               </w:rPr>
             </w:pPr>
             <w:r>
               <w:rPr>
                 <w:rFonts w:eastAsia="Times New Roman" w:cstheme="minorHAnsi"/>
-                <w:lang w:eastAsia="en-IN"/>
-              </w:rPr>
-              <w:t>Agglomerative (bottom-up) or Divisive (top-down)</w:t>
+                <w:sz w:val="16"/>
+                <w:szCs w:val="16"/>
+                <w:lang w:eastAsia="en-IN"/>
+              </w:rPr>
+              <w:t>Once merged or split, decisions cannot be undone</w:t>
             </w:r>
           </w:p>
         </w:tc>
@@ -1573,15 +2042,167 @@
             <w:pPr>
               <w:rPr>
                 <w:rFonts w:eastAsia="Times New Roman" w:cstheme="minorHAnsi"/>
+                <w:sz w:val="16"/>
+                <w:szCs w:val="16"/>
                 <w:lang w:eastAsia="en-IN"/>
               </w:rPr>
             </w:pPr>
             <w:r>
               <w:rPr>
                 <w:rFonts w:eastAsia="Times New Roman" w:cstheme="minorHAnsi"/>
-                <w:lang w:eastAsia="en-IN"/>
-              </w:rPr>
-              <w:t>Iterative refinement (assignment + update steps)</w:t>
+                <w:sz w:val="16"/>
+                <w:szCs w:val="16"/>
+                <w:lang w:eastAsia="en-IN"/>
+              </w:rPr>
+              <w:t>Centroids and cluster memberships are updated iteratively</w:t>
+            </w:r>
+          </w:p>
+        </w:tc>
+      </w:tr>
+    </w:tbl>
+    <w:p>
+      <w:pPr>
+        <w:spacing w:after="0" w:line="240" w:lineRule="auto"/>
+        <w:rPr>
+          <w:rFonts w:eastAsia="Times New Roman" w:cstheme="minorHAnsi"/>
+          <w:sz w:val="16"/>
+          <w:szCs w:val="16"/>
+          <w:lang w:eastAsia="en-IN"/>
+        </w:rPr>
+      </w:pPr>
+      <w:r>
+        <w:rPr>
+          <w:rFonts w:eastAsia="Times New Roman" w:cstheme="minorHAnsi"/>
+          <w:sz w:val="16"/>
+          <w:szCs w:val="16"/>
+          <w:lang w:eastAsia="en-IN"/>
+        </w:rPr>
+        <w:pict>
+          <v:rect id="_x0000_i1028" style="width:0;height:1.5pt" o:hralign="center" o:hrstd="t" o:hr="t" fillcolor="#a0a0a0" stroked="f"/>
+        </w:pict>
+      </w:r>
+    </w:p>
+    <w:p>
+      <w:pPr>
+        <w:spacing w:after="0" w:line="240" w:lineRule="auto"/>
+        <w:rPr>
+          <w:rFonts w:eastAsia="Times New Roman" w:cstheme="minorHAnsi"/>
+          <w:sz w:val="16"/>
+          <w:szCs w:val="16"/>
+          <w:lang w:eastAsia="en-IN"/>
+        </w:rPr>
+      </w:pPr>
+      <w:r>
+        <w:rPr>
+          <w:rFonts w:eastAsia="Times New Roman" w:cstheme="minorHAnsi"/>
+          <w:b/>
+          <w:bCs/>
+          <w:sz w:val="16"/>
+          <w:szCs w:val="16"/>
+          <w:highlight w:val="yellow"/>
+          <w:u w:val="single"/>
+          <w:lang w:eastAsia="en-IN"/>
+        </w:rPr>
+        <w:t>DBSCAN (Density-Based Spatial Clustering of Applications with Noise)</w:t>
+      </w:r>
+      <w:r>
+        <w:rPr>
+          <w:rFonts w:eastAsia="Times New Roman" w:cstheme="minorHAnsi"/>
+          <w:sz w:val="16"/>
+          <w:szCs w:val="16"/>
+          <w:lang w:eastAsia="en-IN"/>
+        </w:rPr>
+        <w:t xml:space="preserve"> is a popular </w:t>
+      </w:r>
+      <w:r>
+        <w:rPr>
+          <w:rFonts w:eastAsia="Times New Roman" w:cstheme="minorHAnsi"/>
+          <w:b/>
+          <w:bCs/>
+          <w:sz w:val="16"/>
+          <w:szCs w:val="16"/>
+          <w:lang w:eastAsia="en-IN"/>
+        </w:rPr>
+        <w:t>density-based clustering algorithm</w:t>
+      </w:r>
+      <w:r>
+        <w:rPr>
+          <w:rFonts w:eastAsia="Times New Roman" w:cstheme="minorHAnsi"/>
+          <w:sz w:val="16"/>
+          <w:szCs w:val="16"/>
+          <w:lang w:eastAsia="en-IN"/>
+        </w:rPr>
+        <w:t>. It groups together points that are closely packed (high-density regions) and marks points that lie alone in low-density regions as noise or outliers.</w:t>
+      </w:r>
+    </w:p>
+    <w:tbl>
+      <w:tblPr>
+        <w:tblStyle w:val="TableGrid"/>
+        <w:tblW w:w="0" w:type="auto"/>
+        <w:tblLook w:val="04A0" w:firstRow="1" w:lastRow="0" w:firstColumn="1" w:lastColumn="0" w:noHBand="0" w:noVBand="1"/>
+      </w:tblPr>
+      <w:tblGrid>
+        <w:gridCol w:w="978"/>
+        <w:gridCol w:w="4117"/>
+      </w:tblGrid>
+      <w:tr>
+        <w:tc>
+          <w:tcPr>
+            <w:tcW w:w="0" w:type="auto"/>
+            <w:hideMark/>
+          </w:tcPr>
+          <w:p>
+            <w:pPr>
+              <w:jc w:val="center"/>
+              <w:rPr>
+                <w:rFonts w:eastAsia="Times New Roman" w:cstheme="minorHAnsi"/>
+                <w:b/>
+                <w:bCs/>
+                <w:sz w:val="16"/>
+                <w:szCs w:val="16"/>
+                <w:lang w:eastAsia="en-IN"/>
+              </w:rPr>
+            </w:pPr>
+            <w:r>
+              <w:rPr>
+                <w:rFonts w:eastAsia="Times New Roman" w:cstheme="minorHAnsi"/>
+                <w:b/>
+                <w:bCs/>
+                <w:sz w:val="16"/>
+                <w:szCs w:val="16"/>
+                <w:lang w:eastAsia="en-IN"/>
+              </w:rPr>
+              <w:t>Term</w:t>
+            </w:r>
+          </w:p>
+        </w:tc>
+        <w:tc>
+          <w:tcPr>
+            <w:tcW w:w="0" w:type="auto"/>
+            <w:hideMark/>
+          </w:tcPr>
+          <w:p>
+            <w:pPr>
+              <w:jc w:val="center"/>
+              <w:rPr>
+                <w:rFonts w:eastAsia="Times New Roman" w:cstheme="minorHAnsi"/>
+                <w:b/>
+                <w:bCs/>
+                <w:sz w:val="16"/>
+                <w:szCs w:val="16"/>
+                <w:lang w:eastAsia="en-IN"/>
+              </w:rPr>
+            </w:pPr>
+            <w:r>
+              <w:rPr>
+                <w:rFonts w:eastAsia="Times New Roman" w:cstheme="minorHAnsi"/>
+                <w:b/>
+                <w:bCs/>
+                <w:sz w:val="16"/>
+                <w:szCs w:val="16"/>
+                <w:lang w:eastAsia="en-IN"/>
+              </w:rPr>
+              <w:t>Description</w:t>
             </w:r>
           </w:p>
         </w:tc>
@@ -1596,6 +2217,8 @@
             <w:pPr>
               <w:rPr>
                 <w:rFonts w:eastAsia="Times New Roman" w:cstheme="minorHAnsi"/>
+                <w:sz w:val="16"/>
+                <w:szCs w:val="16"/>
                 <w:lang w:eastAsia="en-IN"/>
               </w:rPr>
             </w:pPr>
@@ -1604,9 +2227,11 @@
                 <w:rFonts w:eastAsia="Times New Roman" w:cstheme="minorHAnsi"/>
                 <w:b/>
                 <w:bCs/>
-                <w:lang w:eastAsia="en-IN"/>
-              </w:rPr>
-              <w:t>Visualization</w:t>
+                <w:sz w:val="16"/>
+                <w:szCs w:val="16"/>
+                <w:lang w:eastAsia="en-IN"/>
+              </w:rPr>
+              <w:t>Epsilon (ε)</w:t>
             </w:r>
           </w:p>
         </w:tc>
@@ -1619,45 +2244,39 @@
             <w:pPr>
               <w:rPr>
                 <w:rFonts w:eastAsia="Times New Roman" w:cstheme="minorHAnsi"/>
+                <w:sz w:val="16"/>
+                <w:szCs w:val="16"/>
                 <w:lang w:eastAsia="en-IN"/>
               </w:rPr>
             </w:pPr>
+            <w:r>
+              <w:rPr>
+                <w:rFonts w:eastAsia="Times New Roman" w:cstheme="minorHAnsi"/>
+                <w:sz w:val="16"/>
+                <w:szCs w:val="16"/>
+                <w:lang w:eastAsia="en-IN"/>
+              </w:rPr>
+              <w:t xml:space="preserve">Radius defining </w:t>
+            </w:r>
             <w:proofErr w:type="spellStart"/>
             <w:r>
               <w:rPr>
                 <w:rFonts w:eastAsia="Times New Roman" w:cstheme="minorHAnsi"/>
-                <w:lang w:eastAsia="en-IN"/>
-              </w:rPr>
-              <w:t>Dendrogram</w:t>
+                <w:sz w:val="16"/>
+                <w:szCs w:val="16"/>
+                <w:lang w:eastAsia="en-IN"/>
+              </w:rPr>
+              <w:t>neighborhood</w:t>
             </w:r>
             <w:proofErr w:type="spellEnd"/>
             <w:r>
               <w:rPr>
                 <w:rFonts w:eastAsia="Times New Roman" w:cstheme="minorHAnsi"/>
-                <w:lang w:eastAsia="en-IN"/>
-              </w:rPr>
-              <w:t xml:space="preserve"> (tree structure) can be plotted for visual analysis</w:t>
-            </w:r>
-          </w:p>
-        </w:tc>
-        <w:tc>
-          <w:tcPr>
-            <w:tcW w:w="0" w:type="auto"/>
-            <w:hideMark/>
-          </w:tcPr>
-          <w:p>
-            <w:pPr>
-              <w:rPr>
-                <w:rFonts w:eastAsia="Times New Roman" w:cstheme="minorHAnsi"/>
-                <w:lang w:eastAsia="en-IN"/>
-              </w:rPr>
-            </w:pPr>
-            <w:r>
-              <w:rPr>
-                <w:rFonts w:eastAsia="Times New Roman" w:cstheme="minorHAnsi"/>
-                <w:lang w:eastAsia="en-IN"/>
-              </w:rPr>
-              <w:t>No hierarchical structure is formed</w:t>
+                <w:sz w:val="16"/>
+                <w:szCs w:val="16"/>
+                <w:lang w:eastAsia="en-IN"/>
+              </w:rPr>
+              <w:t xml:space="preserve"> around a point</w:t>
             </w:r>
           </w:p>
         </w:tc>
@@ -1672,18 +2291,24 @@
             <w:pPr>
               <w:rPr>
                 <w:rFonts w:eastAsia="Times New Roman" w:cstheme="minorHAnsi"/>
+                <w:sz w:val="16"/>
+                <w:szCs w:val="16"/>
                 <w:lang w:eastAsia="en-IN"/>
               </w:rPr>
             </w:pPr>
+            <w:proofErr w:type="spellStart"/>
             <w:r>
               <w:rPr>
                 <w:rFonts w:eastAsia="Times New Roman" w:cstheme="minorHAnsi"/>
                 <w:b/>
                 <w:bCs/>
-                <w:lang w:eastAsia="en-IN"/>
-              </w:rPr>
-              <w:t>Computational Complexity</w:t>
-            </w:r>
+                <w:sz w:val="16"/>
+                <w:szCs w:val="16"/>
+                <w:lang w:eastAsia="en-IN"/>
+              </w:rPr>
+              <w:t>MinPts</w:t>
+            </w:r>
+            <w:proofErr w:type="spellEnd"/>
           </w:p>
         </w:tc>
         <w:tc>
@@ -1695,68 +2320,19 @@
             <w:pPr>
               <w:rPr>
                 <w:rFonts w:eastAsia="Times New Roman" w:cstheme="minorHAnsi"/>
+                <w:sz w:val="16"/>
+                <w:szCs w:val="16"/>
                 <w:lang w:eastAsia="en-IN"/>
               </w:rPr>
             </w:pPr>
             <w:r>
               <w:rPr>
                 <w:rFonts w:eastAsia="Times New Roman" w:cstheme="minorHAnsi"/>
-                <w:lang w:eastAsia="en-IN"/>
-              </w:rPr>
-              <w:t>Higher: O(n²) or O(n³), less efficient for large datasets</w:t>
-            </w:r>
-          </w:p>
-        </w:tc>
-        <w:tc>
-          <w:tcPr>
-            <w:tcW w:w="0" w:type="auto"/>
-            <w:hideMark/>
-          </w:tcPr>
-          <w:p>
-            <w:pPr>
-              <w:rPr>
-                <w:rFonts w:eastAsia="Times New Roman" w:cstheme="minorHAnsi"/>
-                <w:lang w:eastAsia="en-IN"/>
-              </w:rPr>
-            </w:pPr>
-            <w:r>
-              <w:rPr>
-                <w:rFonts w:eastAsia="Times New Roman" w:cstheme="minorHAnsi"/>
-                <w:lang w:eastAsia="en-IN"/>
-              </w:rPr>
-              <w:t>Lower: O(</w:t>
-            </w:r>
-            <w:proofErr w:type="spellStart"/>
-            <w:r>
-              <w:rPr>
-                <w:rFonts w:eastAsia="Times New Roman" w:cstheme="minorHAnsi"/>
-                <w:lang w:eastAsia="en-IN"/>
-              </w:rPr>
-              <w:t>n</w:t>
-            </w:r>
-            <w:r>
-              <w:rPr>
-                <w:rFonts w:eastAsia="Times New Roman" w:cstheme="minorHAnsi"/>
-                <w:i/>
-                <w:iCs/>
-                <w:lang w:eastAsia="en-IN"/>
-              </w:rPr>
-              <w:t>k</w:t>
-            </w:r>
-            <w:r>
-              <w:rPr>
-                <w:rFonts w:eastAsia="Times New Roman" w:cstheme="minorHAnsi"/>
-                <w:lang w:eastAsia="en-IN"/>
-              </w:rPr>
-              <w:t>i</w:t>
-            </w:r>
-            <w:proofErr w:type="spellEnd"/>
-            <w:r>
-              <w:rPr>
-                <w:rFonts w:eastAsia="Times New Roman" w:cstheme="minorHAnsi"/>
-                <w:lang w:eastAsia="en-IN"/>
-              </w:rPr>
-              <w:t>), faster for large datasets</w:t>
+                <w:sz w:val="16"/>
+                <w:szCs w:val="16"/>
+                <w:lang w:eastAsia="en-IN"/>
+              </w:rPr>
+              <w:t>Minimum number of points required to form a dense region</w:t>
             </w:r>
           </w:p>
         </w:tc>
@@ -1771,6 +2347,8 @@
             <w:pPr>
               <w:rPr>
                 <w:rFonts w:eastAsia="Times New Roman" w:cstheme="minorHAnsi"/>
+                <w:sz w:val="16"/>
+                <w:szCs w:val="16"/>
                 <w:lang w:eastAsia="en-IN"/>
               </w:rPr>
             </w:pPr>
@@ -1779,9 +2357,11 @@
                 <w:rFonts w:eastAsia="Times New Roman" w:cstheme="minorHAnsi"/>
                 <w:b/>
                 <w:bCs/>
-                <w:lang w:eastAsia="en-IN"/>
-              </w:rPr>
-              <w:t>Flexibility in Shape</w:t>
+                <w:sz w:val="16"/>
+                <w:szCs w:val="16"/>
+                <w:lang w:eastAsia="en-IN"/>
+              </w:rPr>
+              <w:t>Core Point</w:t>
             </w:r>
           </w:p>
         </w:tc>
@@ -1794,564 +2374,46 @@
             <w:pPr>
               <w:rPr>
                 <w:rFonts w:eastAsia="Times New Roman" w:cstheme="minorHAnsi"/>
+                <w:sz w:val="16"/>
+                <w:szCs w:val="16"/>
                 <w:lang w:eastAsia="en-IN"/>
               </w:rPr>
             </w:pPr>
             <w:r>
               <w:rPr>
                 <w:rFonts w:eastAsia="Times New Roman" w:cstheme="minorHAnsi"/>
-                <w:lang w:eastAsia="en-IN"/>
-              </w:rPr>
-              <w:t>Can find arbitrarily shaped clusters</w:t>
-            </w:r>
-          </w:p>
-        </w:tc>
-        <w:tc>
-          <w:tcPr>
-            <w:tcW w:w="0" w:type="auto"/>
-            <w:hideMark/>
-          </w:tcPr>
-          <w:p>
-            <w:pPr>
-              <w:rPr>
-                <w:rFonts w:eastAsia="Times New Roman" w:cstheme="minorHAnsi"/>
-                <w:lang w:eastAsia="en-IN"/>
-              </w:rPr>
-            </w:pPr>
-            <w:r>
-              <w:rPr>
-                <w:rFonts w:eastAsia="Times New Roman" w:cstheme="minorHAnsi"/>
-                <w:lang w:eastAsia="en-IN"/>
-              </w:rPr>
-              <w:t>Works best with spherical clusters</w:t>
-            </w:r>
-          </w:p>
-        </w:tc>
-      </w:tr>
-      <w:tr>
-        <w:tc>
-          <w:tcPr>
-            <w:tcW w:w="0" w:type="auto"/>
-            <w:hideMark/>
-          </w:tcPr>
-          <w:p>
-            <w:pPr>
-              <w:rPr>
-                <w:rFonts w:eastAsia="Times New Roman" w:cstheme="minorHAnsi"/>
-                <w:lang w:eastAsia="en-IN"/>
-              </w:rPr>
-            </w:pPr>
-            <w:r>
-              <w:rPr>
-                <w:rFonts w:eastAsia="Times New Roman" w:cstheme="minorHAnsi"/>
-                <w:b/>
-                <w:bCs/>
-                <w:lang w:eastAsia="en-IN"/>
-              </w:rPr>
-              <w:t>Scalability</w:t>
-            </w:r>
-          </w:p>
-        </w:tc>
-        <w:tc>
-          <w:tcPr>
-            <w:tcW w:w="0" w:type="auto"/>
-            <w:hideMark/>
-          </w:tcPr>
-          <w:p>
-            <w:pPr>
-              <w:rPr>
-                <w:rFonts w:eastAsia="Times New Roman" w:cstheme="minorHAnsi"/>
-                <w:lang w:eastAsia="en-IN"/>
-              </w:rPr>
-            </w:pPr>
-            <w:r>
-              <w:rPr>
-                <w:rFonts w:eastAsia="Times New Roman" w:cstheme="minorHAnsi"/>
-                <w:lang w:eastAsia="en-IN"/>
-              </w:rPr>
-              <w:t>Poor scalability; suitable for small datasets</w:t>
-            </w:r>
-          </w:p>
-        </w:tc>
-        <w:tc>
-          <w:tcPr>
-            <w:tcW w:w="0" w:type="auto"/>
-            <w:hideMark/>
-          </w:tcPr>
-          <w:p>
-            <w:pPr>
-              <w:rPr>
-                <w:rFonts w:eastAsia="Times New Roman" w:cstheme="minorHAnsi"/>
-                <w:lang w:eastAsia="en-IN"/>
-              </w:rPr>
-            </w:pPr>
-            <w:r>
-              <w:rPr>
-                <w:rFonts w:eastAsia="Times New Roman" w:cstheme="minorHAnsi"/>
-                <w:lang w:eastAsia="en-IN"/>
-              </w:rPr>
-              <w:t>Scales well with large datasets</w:t>
-            </w:r>
-          </w:p>
-        </w:tc>
-      </w:tr>
-      <w:tr>
-        <w:tc>
-          <w:tcPr>
-            <w:tcW w:w="0" w:type="auto"/>
-            <w:hideMark/>
-          </w:tcPr>
-          <w:p>
-            <w:pPr>
-              <w:rPr>
-                <w:rFonts w:eastAsia="Times New Roman" w:cstheme="minorHAnsi"/>
-                <w:lang w:eastAsia="en-IN"/>
-              </w:rPr>
-            </w:pPr>
-            <w:r>
-              <w:rPr>
-                <w:rFonts w:eastAsia="Times New Roman" w:cstheme="minorHAnsi"/>
-                <w:b/>
-                <w:bCs/>
-                <w:lang w:eastAsia="en-IN"/>
-              </w:rPr>
-              <w:t>Stability</w:t>
-            </w:r>
-          </w:p>
-        </w:tc>
-        <w:tc>
-          <w:tcPr>
-            <w:tcW w:w="0" w:type="auto"/>
-            <w:hideMark/>
-          </w:tcPr>
-          <w:p>
-            <w:pPr>
-              <w:rPr>
-                <w:rFonts w:eastAsia="Times New Roman" w:cstheme="minorHAnsi"/>
-                <w:lang w:eastAsia="en-IN"/>
-              </w:rPr>
-            </w:pPr>
-            <w:r>
-              <w:rPr>
-                <w:rFonts w:eastAsia="Times New Roman" w:cstheme="minorHAnsi"/>
-                <w:lang w:eastAsia="en-IN"/>
-              </w:rPr>
-              <w:t>More stable (doesn’t require random initialization)</w:t>
-            </w:r>
-          </w:p>
-        </w:tc>
-        <w:tc>
-          <w:tcPr>
-            <w:tcW w:w="0" w:type="auto"/>
-            <w:hideMark/>
-          </w:tcPr>
-          <w:p>
-            <w:pPr>
-              <w:rPr>
-                <w:rFonts w:eastAsia="Times New Roman" w:cstheme="minorHAnsi"/>
-                <w:lang w:eastAsia="en-IN"/>
-              </w:rPr>
-            </w:pPr>
-            <w:r>
-              <w:rPr>
-                <w:rFonts w:eastAsia="Times New Roman" w:cstheme="minorHAnsi"/>
-                <w:lang w:eastAsia="en-IN"/>
-              </w:rPr>
-              <w:t>Sensitive to initial centroid positions</w:t>
-            </w:r>
-          </w:p>
-        </w:tc>
-      </w:tr>
-      <w:tr>
-        <w:tc>
-          <w:tcPr>
-            <w:tcW w:w="0" w:type="auto"/>
-            <w:hideMark/>
-          </w:tcPr>
-          <w:p>
-            <w:pPr>
-              <w:rPr>
-                <w:rFonts w:eastAsia="Times New Roman" w:cstheme="minorHAnsi"/>
-                <w:lang w:eastAsia="en-IN"/>
-              </w:rPr>
-            </w:pPr>
-            <w:r>
-              <w:rPr>
-                <w:rFonts w:eastAsia="Times New Roman" w:cstheme="minorHAnsi"/>
-                <w:b/>
-                <w:bCs/>
-                <w:lang w:eastAsia="en-IN"/>
-              </w:rPr>
-              <w:t>Merge/Split Possibility</w:t>
-            </w:r>
-          </w:p>
-        </w:tc>
-        <w:tc>
-          <w:tcPr>
-            <w:tcW w:w="0" w:type="auto"/>
-            <w:hideMark/>
-          </w:tcPr>
-          <w:p>
-            <w:pPr>
-              <w:rPr>
-                <w:rFonts w:eastAsia="Times New Roman" w:cstheme="minorHAnsi"/>
-                <w:lang w:eastAsia="en-IN"/>
-              </w:rPr>
-            </w:pPr>
-            <w:r>
-              <w:rPr>
-                <w:rFonts w:eastAsia="Times New Roman" w:cstheme="minorHAnsi"/>
-                <w:lang w:eastAsia="en-IN"/>
-              </w:rPr>
-              <w:t>Once merged or split, decisions cannot be undone</w:t>
-            </w:r>
-          </w:p>
-        </w:tc>
-        <w:tc>
-          <w:tcPr>
-            <w:tcW w:w="0" w:type="auto"/>
-            <w:hideMark/>
-          </w:tcPr>
-          <w:p>
-            <w:pPr>
-              <w:rPr>
-                <w:rFonts w:eastAsia="Times New Roman" w:cstheme="minorHAnsi"/>
-                <w:lang w:eastAsia="en-IN"/>
-              </w:rPr>
-            </w:pPr>
-            <w:r>
-              <w:rPr>
-                <w:rFonts w:eastAsia="Times New Roman" w:cstheme="minorHAnsi"/>
-                <w:lang w:eastAsia="en-IN"/>
-              </w:rPr>
-              <w:t>Centroids and cluster memberships are updated iteratively</w:t>
-            </w:r>
-          </w:p>
-        </w:tc>
-      </w:tr>
-    </w:tbl>
-    <w:p>
-      <w:pPr>
-        <w:spacing w:after="0" w:line="240" w:lineRule="auto"/>
-        <w:rPr>
-          <w:rFonts w:eastAsia="Times New Roman" w:cstheme="minorHAnsi"/>
-          <w:lang w:eastAsia="en-IN"/>
-        </w:rPr>
-      </w:pPr>
-      <w:r>
-        <w:rPr>
-          <w:rFonts w:eastAsia="Times New Roman" w:cstheme="minorHAnsi"/>
-          <w:lang w:eastAsia="en-IN"/>
-        </w:rPr>
-        <w:pict>
-          <v:rect id="_x0000_i1026" style="width:0;height:1.5pt" o:hralign="center" o:hrstd="t" o:hr="t" fillcolor="#a0a0a0" stroked="f"/>
-        </w:pict>
-      </w:r>
-    </w:p>
-    <w:p>
-      <w:pPr>
-        <w:spacing w:before="100" w:beforeAutospacing="1" w:after="100" w:afterAutospacing="1" w:line="240" w:lineRule="auto"/>
-        <w:outlineLvl w:val="2"/>
-        <w:rPr>
-          <w:rFonts w:eastAsia="Times New Roman" w:cstheme="minorHAnsi"/>
-          <w:b/>
-          <w:bCs/>
-          <w:sz w:val="24"/>
-          <w:u w:val="single"/>
-          <w:lang w:eastAsia="en-IN"/>
-        </w:rPr>
-      </w:pPr>
-      <w:r>
-        <w:rPr>
-          <w:rFonts w:eastAsia="Times New Roman" w:cstheme="minorHAnsi"/>
-          <w:b/>
-          <w:bCs/>
-          <w:sz w:val="24"/>
-          <w:highlight w:val="yellow"/>
-          <w:u w:val="single"/>
-          <w:lang w:eastAsia="en-IN"/>
-        </w:rPr>
-        <w:t>Q3. Explain DBSCAN Algorithm for Density-Based Clustering</w:t>
-      </w:r>
-    </w:p>
-    <w:p>
-      <w:pPr>
-        <w:spacing w:before="100" w:beforeAutospacing="1" w:after="100" w:afterAutospacing="1" w:line="240" w:lineRule="auto"/>
-        <w:rPr>
-          <w:rFonts w:eastAsia="Times New Roman" w:cstheme="minorHAnsi"/>
-          <w:lang w:eastAsia="en-IN"/>
-        </w:rPr>
-      </w:pPr>
-      <w:r>
-        <w:rPr>
-          <w:rFonts w:eastAsia="Times New Roman" w:cstheme="minorHAnsi"/>
-          <w:b/>
-          <w:bCs/>
-          <w:lang w:eastAsia="en-IN"/>
-        </w:rPr>
-        <w:t>DBSCAN (Density-Based Spatial Clustering of Applications with Noise)</w:t>
-      </w:r>
-      <w:r>
-        <w:rPr>
-          <w:rFonts w:eastAsia="Times New Roman" w:cstheme="minorHAnsi"/>
-          <w:lang w:eastAsia="en-IN"/>
-        </w:rPr>
-        <w:t xml:space="preserve"> is a popular </w:t>
-      </w:r>
-      <w:r>
-        <w:rPr>
-          <w:rFonts w:eastAsia="Times New Roman" w:cstheme="minorHAnsi"/>
-          <w:b/>
-          <w:bCs/>
-          <w:lang w:eastAsia="en-IN"/>
-        </w:rPr>
-        <w:t>density-based clustering algorithm</w:t>
-      </w:r>
-      <w:r>
-        <w:rPr>
-          <w:rFonts w:eastAsia="Times New Roman" w:cstheme="minorHAnsi"/>
-          <w:lang w:eastAsia="en-IN"/>
-        </w:rPr>
-        <w:t>. It groups together points that are closely packed (high-density regions) and marks points that lie alone in low-density regions as noise or outliers.</w:t>
-      </w:r>
-    </w:p>
-    <w:tbl>
-      <w:tblPr>
-        <w:tblStyle w:val="TableGrid"/>
-        <w:tblW w:w="0" w:type="auto"/>
-        <w:tblLook w:val="04A0" w:firstRow="1" w:lastRow="0" w:firstColumn="1" w:lastColumn="0" w:noHBand="0" w:noVBand="1"/>
-      </w:tblPr>
-      <w:tblGrid>
-        <w:gridCol w:w="1377"/>
-        <w:gridCol w:w="6764"/>
-      </w:tblGrid>
-      <w:tr>
-        <w:tc>
-          <w:tcPr>
-            <w:tcW w:w="0" w:type="auto"/>
-            <w:hideMark/>
-          </w:tcPr>
-          <w:p>
-            <w:pPr>
-              <w:jc w:val="center"/>
-              <w:rPr>
-                <w:rFonts w:eastAsia="Times New Roman" w:cstheme="minorHAnsi"/>
-                <w:b/>
-                <w:bCs/>
-                <w:lang w:eastAsia="en-IN"/>
-              </w:rPr>
-            </w:pPr>
-            <w:r>
-              <w:rPr>
-                <w:rFonts w:eastAsia="Times New Roman" w:cstheme="minorHAnsi"/>
-                <w:b/>
-                <w:bCs/>
-                <w:lang w:eastAsia="en-IN"/>
-              </w:rPr>
-              <w:t>Term</w:t>
-            </w:r>
-          </w:p>
-        </w:tc>
-        <w:tc>
-          <w:tcPr>
-            <w:tcW w:w="0" w:type="auto"/>
-            <w:hideMark/>
-          </w:tcPr>
-          <w:p>
-            <w:pPr>
-              <w:jc w:val="center"/>
-              <w:rPr>
-                <w:rFonts w:eastAsia="Times New Roman" w:cstheme="minorHAnsi"/>
-                <w:b/>
-                <w:bCs/>
-                <w:lang w:eastAsia="en-IN"/>
-              </w:rPr>
-            </w:pPr>
-            <w:r>
-              <w:rPr>
-                <w:rFonts w:eastAsia="Times New Roman" w:cstheme="minorHAnsi"/>
-                <w:b/>
-                <w:bCs/>
-                <w:lang w:eastAsia="en-IN"/>
-              </w:rPr>
-              <w:t>Description</w:t>
-            </w:r>
-          </w:p>
-        </w:tc>
-      </w:tr>
-      <w:tr>
-        <w:tc>
-          <w:tcPr>
-            <w:tcW w:w="0" w:type="auto"/>
-            <w:hideMark/>
-          </w:tcPr>
-          <w:p>
-            <w:pPr>
-              <w:rPr>
-                <w:rFonts w:eastAsia="Times New Roman" w:cstheme="minorHAnsi"/>
-                <w:lang w:eastAsia="en-IN"/>
-              </w:rPr>
-            </w:pPr>
-            <w:r>
-              <w:rPr>
-                <w:rFonts w:eastAsia="Times New Roman" w:cstheme="minorHAnsi"/>
-                <w:b/>
-                <w:bCs/>
-                <w:lang w:eastAsia="en-IN"/>
-              </w:rPr>
-              <w:t>Epsilon (ε)</w:t>
-            </w:r>
-          </w:p>
-        </w:tc>
-        <w:tc>
-          <w:tcPr>
-            <w:tcW w:w="0" w:type="auto"/>
-            <w:hideMark/>
-          </w:tcPr>
-          <w:p>
-            <w:pPr>
-              <w:rPr>
-                <w:rFonts w:eastAsia="Times New Roman" w:cstheme="minorHAnsi"/>
-                <w:lang w:eastAsia="en-IN"/>
-              </w:rPr>
-            </w:pPr>
-            <w:r>
-              <w:rPr>
-                <w:rFonts w:eastAsia="Times New Roman" w:cstheme="minorHAnsi"/>
-                <w:lang w:eastAsia="en-IN"/>
-              </w:rPr>
-              <w:t xml:space="preserve">Radius defining </w:t>
+                <w:sz w:val="16"/>
+                <w:szCs w:val="16"/>
+                <w:lang w:eastAsia="en-IN"/>
+              </w:rPr>
+              <w:t xml:space="preserve">Point with at least </w:t>
             </w:r>
             <w:proofErr w:type="spellStart"/>
             <w:r>
               <w:rPr>
                 <w:rFonts w:eastAsia="Times New Roman" w:cstheme="minorHAnsi"/>
-                <w:lang w:eastAsia="en-IN"/>
-              </w:rPr>
-              <w:t>neighborhood</w:t>
+                <w:sz w:val="16"/>
+                <w:szCs w:val="16"/>
+                <w:lang w:eastAsia="en-IN"/>
+              </w:rPr>
+              <w:t>MinPts</w:t>
             </w:r>
             <w:proofErr w:type="spellEnd"/>
             <w:r>
               <w:rPr>
                 <w:rFonts w:eastAsia="Times New Roman" w:cstheme="minorHAnsi"/>
-                <w:lang w:eastAsia="en-IN"/>
-              </w:rPr>
-              <w:t xml:space="preserve"> around a point</w:t>
-            </w:r>
-          </w:p>
-        </w:tc>
-      </w:tr>
-      <w:tr>
-        <w:tc>
-          <w:tcPr>
-            <w:tcW w:w="0" w:type="auto"/>
-            <w:hideMark/>
-          </w:tcPr>
-          <w:p>
-            <w:pPr>
-              <w:rPr>
-                <w:rFonts w:eastAsia="Times New Roman" w:cstheme="minorHAnsi"/>
-                <w:lang w:eastAsia="en-IN"/>
-              </w:rPr>
-            </w:pPr>
+                <w:sz w:val="16"/>
+                <w:szCs w:val="16"/>
+                <w:lang w:eastAsia="en-IN"/>
+              </w:rPr>
+              <w:t xml:space="preserve"> points in its ε-</w:t>
+            </w:r>
             <w:proofErr w:type="spellStart"/>
             <w:r>
               <w:rPr>
                 <w:rFonts w:eastAsia="Times New Roman" w:cstheme="minorHAnsi"/>
-                <w:b/>
-                <w:bCs/>
-                <w:lang w:eastAsia="en-IN"/>
-              </w:rPr>
-              <w:t>MinPts</w:t>
-            </w:r>
-            <w:proofErr w:type="spellEnd"/>
-          </w:p>
-        </w:tc>
-        <w:tc>
-          <w:tcPr>
-            <w:tcW w:w="0" w:type="auto"/>
-            <w:hideMark/>
-          </w:tcPr>
-          <w:p>
-            <w:pPr>
-              <w:rPr>
-                <w:rFonts w:eastAsia="Times New Roman" w:cstheme="minorHAnsi"/>
-                <w:lang w:eastAsia="en-IN"/>
-              </w:rPr>
-            </w:pPr>
-            <w:r>
-              <w:rPr>
-                <w:rFonts w:eastAsia="Times New Roman" w:cstheme="minorHAnsi"/>
-                <w:lang w:eastAsia="en-IN"/>
-              </w:rPr>
-              <w:t>Minimum number of points required to form a dense region</w:t>
-            </w:r>
-          </w:p>
-        </w:tc>
-      </w:tr>
-      <w:tr>
-        <w:tc>
-          <w:tcPr>
-            <w:tcW w:w="0" w:type="auto"/>
-            <w:hideMark/>
-          </w:tcPr>
-          <w:p>
-            <w:pPr>
-              <w:rPr>
-                <w:rFonts w:eastAsia="Times New Roman" w:cstheme="minorHAnsi"/>
-                <w:lang w:eastAsia="en-IN"/>
-              </w:rPr>
-            </w:pPr>
-            <w:r>
-              <w:rPr>
-                <w:rFonts w:eastAsia="Times New Roman" w:cstheme="minorHAnsi"/>
-                <w:b/>
-                <w:bCs/>
-                <w:lang w:eastAsia="en-IN"/>
-              </w:rPr>
-              <w:t>Core Point</w:t>
-            </w:r>
-          </w:p>
-        </w:tc>
-        <w:tc>
-          <w:tcPr>
-            <w:tcW w:w="0" w:type="auto"/>
-            <w:hideMark/>
-          </w:tcPr>
-          <w:p>
-            <w:pPr>
-              <w:rPr>
-                <w:rFonts w:eastAsia="Times New Roman" w:cstheme="minorHAnsi"/>
-                <w:lang w:eastAsia="en-IN"/>
-              </w:rPr>
-            </w:pPr>
-            <w:r>
-              <w:rPr>
-                <w:rFonts w:eastAsia="Times New Roman" w:cstheme="minorHAnsi"/>
-                <w:lang w:eastAsia="en-IN"/>
-              </w:rPr>
-              <w:t xml:space="preserve">Point with at least </w:t>
-            </w:r>
-            <w:proofErr w:type="spellStart"/>
-            <w:r>
-              <w:rPr>
-                <w:rFonts w:eastAsia="Times New Roman" w:cstheme="minorHAnsi"/>
-                <w:lang w:eastAsia="en-IN"/>
-              </w:rPr>
-              <w:t>MinPts</w:t>
-            </w:r>
-            <w:proofErr w:type="spellEnd"/>
-            <w:r>
-              <w:rPr>
-                <w:rFonts w:eastAsia="Times New Roman" w:cstheme="minorHAnsi"/>
-                <w:lang w:eastAsia="en-IN"/>
-              </w:rPr>
-              <w:t xml:space="preserve"> points in its ε-</w:t>
-            </w:r>
-            <w:proofErr w:type="spellStart"/>
-            <w:r>
-              <w:rPr>
-                <w:rFonts w:eastAsia="Times New Roman" w:cstheme="minorHAnsi"/>
+                <w:sz w:val="16"/>
+                <w:szCs w:val="16"/>
                 <w:lang w:eastAsia="en-IN"/>
               </w:rPr>
               <w:t>neighborhood</w:t>
@@ -2370,6 +2432,8 @@
             <w:pPr>
               <w:rPr>
                 <w:rFonts w:eastAsia="Times New Roman" w:cstheme="minorHAnsi"/>
+                <w:sz w:val="16"/>
+                <w:szCs w:val="16"/>
                 <w:lang w:eastAsia="en-IN"/>
               </w:rPr>
             </w:pPr>
@@ -2378,6 +2442,8 @@
                 <w:rFonts w:eastAsia="Times New Roman" w:cstheme="minorHAnsi"/>
                 <w:b/>
                 <w:bCs/>
+                <w:sz w:val="16"/>
+                <w:szCs w:val="16"/>
                 <w:lang w:eastAsia="en-IN"/>
               </w:rPr>
               <w:t>Border Point</w:t>
@@ -2393,12 +2459,16 @@
             <w:pPr>
               <w:rPr>
                 <w:rFonts w:eastAsia="Times New Roman" w:cstheme="minorHAnsi"/>
+                <w:sz w:val="16"/>
+                <w:szCs w:val="16"/>
                 <w:lang w:eastAsia="en-IN"/>
               </w:rPr>
             </w:pPr>
             <w:r>
               <w:rPr>
                 <w:rFonts w:eastAsia="Times New Roman" w:cstheme="minorHAnsi"/>
+                <w:sz w:val="16"/>
+                <w:szCs w:val="16"/>
                 <w:lang w:eastAsia="en-IN"/>
               </w:rPr>
               <w:t xml:space="preserve">Point that is within ε of a core point but has fewer than </w:t>
@@ -2407,6 +2477,8 @@
             <w:r>
               <w:rPr>
                 <w:rFonts w:eastAsia="Times New Roman" w:cstheme="minorHAnsi"/>
+                <w:sz w:val="16"/>
+                <w:szCs w:val="16"/>
                 <w:lang w:eastAsia="en-IN"/>
               </w:rPr>
               <w:t>MinPts</w:t>
@@ -2415,6 +2487,8 @@
             <w:r>
               <w:rPr>
                 <w:rFonts w:eastAsia="Times New Roman" w:cstheme="minorHAnsi"/>
+                <w:sz w:val="16"/>
+                <w:szCs w:val="16"/>
                 <w:lang w:eastAsia="en-IN"/>
               </w:rPr>
               <w:t xml:space="preserve"> </w:t>
@@ -2423,6 +2497,8 @@
             <w:r>
               <w:rPr>
                 <w:rFonts w:eastAsia="Times New Roman" w:cstheme="minorHAnsi"/>
+                <w:sz w:val="16"/>
+                <w:szCs w:val="16"/>
                 <w:lang w:eastAsia="en-IN"/>
               </w:rPr>
               <w:t>neighbors</w:t>
@@ -2441,6 +2517,8 @@
             <w:pPr>
               <w:rPr>
                 <w:rFonts w:eastAsia="Times New Roman" w:cstheme="minorHAnsi"/>
+                <w:sz w:val="16"/>
+                <w:szCs w:val="16"/>
                 <w:lang w:eastAsia="en-IN"/>
               </w:rPr>
             </w:pPr>
@@ -2449,6 +2527,8 @@
                 <w:rFonts w:eastAsia="Times New Roman" w:cstheme="minorHAnsi"/>
                 <w:b/>
                 <w:bCs/>
+                <w:sz w:val="16"/>
+                <w:szCs w:val="16"/>
                 <w:lang w:eastAsia="en-IN"/>
               </w:rPr>
               <w:t>Noise Point</w:t>
@@ -2464,12 +2544,16 @@
             <w:pPr>
               <w:rPr>
                 <w:rFonts w:eastAsia="Times New Roman" w:cstheme="minorHAnsi"/>
+                <w:sz w:val="16"/>
+                <w:szCs w:val="16"/>
                 <w:lang w:eastAsia="en-IN"/>
               </w:rPr>
             </w:pPr>
             <w:r>
               <w:rPr>
                 <w:rFonts w:eastAsia="Times New Roman" w:cstheme="minorHAnsi"/>
+                <w:sz w:val="16"/>
+                <w:szCs w:val="16"/>
                 <w:lang w:eastAsia="en-IN"/>
               </w:rPr>
               <w:t>Point that is not a core point and not reachable from any core point</w:t>
@@ -2480,12 +2564,14 @@
     </w:tbl>
     <w:p>
       <w:pPr>
-        <w:spacing w:before="100" w:beforeAutospacing="1" w:after="0" w:line="240" w:lineRule="auto"/>
+        <w:spacing w:after="0" w:line="240" w:lineRule="auto"/>
         <w:outlineLvl w:val="2"/>
         <w:rPr>
           <w:rFonts w:eastAsia="Times New Roman" w:cstheme="minorHAnsi"/>
           <w:b/>
           <w:bCs/>
+          <w:sz w:val="16"/>
+          <w:szCs w:val="16"/>
           <w:lang w:eastAsia="en-IN"/>
         </w:rPr>
       </w:pPr>
@@ -2494,6 +2580,8 @@
           <w:rFonts w:eastAsia="Times New Roman" w:cstheme="minorHAnsi"/>
           <w:b/>
           <w:bCs/>
+          <w:sz w:val="16"/>
+          <w:szCs w:val="16"/>
           <w:lang w:eastAsia="en-IN"/>
         </w:rPr>
         <w:t>Algorithm Steps:</w:t>
@@ -2505,9 +2593,16 @@
           <w:ilvl w:val="0"/>
           <w:numId w:val="6"/>
         </w:numPr>
-        <w:spacing w:after="100" w:afterAutospacing="1" w:line="240" w:lineRule="auto"/>
-        <w:rPr>
-          <w:rFonts w:eastAsia="Times New Roman" w:cstheme="minorHAnsi"/>
+        <w:tabs>
+          <w:tab w:val="clear" w:pos="360"/>
+          <w:tab w:val="num" w:pos="142"/>
+        </w:tabs>
+        <w:spacing w:after="0" w:line="240" w:lineRule="auto"/>
+        <w:ind w:left="142" w:hanging="142"/>
+        <w:rPr>
+          <w:rFonts w:eastAsia="Times New Roman" w:cstheme="minorHAnsi"/>
+          <w:sz w:val="16"/>
+          <w:szCs w:val="16"/>
           <w:lang w:eastAsia="en-IN"/>
         </w:rPr>
       </w:pPr>
@@ -2516,6 +2611,8 @@
           <w:rFonts w:eastAsia="Times New Roman" w:cstheme="minorHAnsi"/>
           <w:b/>
           <w:bCs/>
+          <w:sz w:val="16"/>
+          <w:szCs w:val="16"/>
           <w:lang w:eastAsia="en-IN"/>
         </w:rPr>
         <w:t>Select an unvisited point</w:t>
@@ -2523,9 +2620,20 @@
       <w:r>
         <w:rPr>
           <w:rFonts w:eastAsia="Times New Roman" w:cstheme="minorHAnsi"/>
-          <w:lang w:eastAsia="en-IN"/>
-        </w:rPr>
-        <w:t xml:space="preserve"> PP.</w:t>
+          <w:sz w:val="16"/>
+          <w:szCs w:val="16"/>
+          <w:lang w:eastAsia="en-IN"/>
+        </w:rPr>
+        <w:t xml:space="preserve"> </w:t>
+      </w:r>
+      <w:r>
+        <w:rPr>
+          <w:rFonts w:eastAsia="Times New Roman" w:cstheme="minorHAnsi"/>
+          <w:sz w:val="16"/>
+          <w:szCs w:val="16"/>
+          <w:lang w:eastAsia="en-IN"/>
+        </w:rPr>
+        <w:t>P.</w:t>
       </w:r>
     </w:p>
     <w:p>
@@ -2534,9 +2642,16 @@
           <w:ilvl w:val="0"/>
           <w:numId w:val="6"/>
         </w:numPr>
-        <w:spacing w:before="100" w:beforeAutospacing="1" w:after="100" w:afterAutospacing="1" w:line="240" w:lineRule="auto"/>
-        <w:rPr>
-          <w:rFonts w:eastAsia="Times New Roman" w:cstheme="minorHAnsi"/>
+        <w:tabs>
+          <w:tab w:val="clear" w:pos="360"/>
+          <w:tab w:val="num" w:pos="142"/>
+        </w:tabs>
+        <w:spacing w:after="0" w:line="240" w:lineRule="auto"/>
+        <w:ind w:left="142" w:hanging="142"/>
+        <w:rPr>
+          <w:rFonts w:eastAsia="Times New Roman" w:cstheme="minorHAnsi"/>
+          <w:sz w:val="16"/>
+          <w:szCs w:val="16"/>
           <w:lang w:eastAsia="en-IN"/>
         </w:rPr>
       </w:pPr>
@@ -2545,21 +2660,37 @@
           <w:rFonts w:eastAsia="Times New Roman" w:cstheme="minorHAnsi"/>
           <w:b/>
           <w:bCs/>
-          <w:lang w:eastAsia="en-IN"/>
-        </w:rPr>
+          <w:sz w:val="16"/>
+          <w:szCs w:val="16"/>
+          <w:lang w:eastAsia="en-IN"/>
+        </w:rPr>
+        <w:lastRenderedPageBreak/>
         <w:t>Find all points</w:t>
       </w:r>
       <w:r>
         <w:rPr>
           <w:rFonts w:eastAsia="Times New Roman" w:cstheme="minorHAnsi"/>
-          <w:lang w:eastAsia="en-IN"/>
-        </w:rPr>
-        <w:t xml:space="preserve"> within distance ε of PP (its ε-</w:t>
+          <w:sz w:val="16"/>
+          <w:szCs w:val="16"/>
+          <w:lang w:eastAsia="en-IN"/>
+        </w:rPr>
+        <w:t xml:space="preserve"> within distance ε of </w:t>
+      </w:r>
+      <w:r>
+        <w:rPr>
+          <w:rFonts w:eastAsia="Times New Roman" w:cstheme="minorHAnsi"/>
+          <w:sz w:val="16"/>
+          <w:szCs w:val="16"/>
+          <w:lang w:eastAsia="en-IN"/>
+        </w:rPr>
+        <w:t>P (its ε-</w:t>
       </w:r>
       <w:proofErr w:type="spellStart"/>
       <w:r>
         <w:rPr>
           <w:rFonts w:eastAsia="Times New Roman" w:cstheme="minorHAnsi"/>
+          <w:sz w:val="16"/>
+          <w:szCs w:val="16"/>
           <w:lang w:eastAsia="en-IN"/>
         </w:rPr>
         <w:t>neighborhood</w:t>
@@ -2568,6 +2699,8 @@
       <w:r>
         <w:rPr>
           <w:rFonts w:eastAsia="Times New Roman" w:cstheme="minorHAnsi"/>
+          <w:sz w:val="16"/>
+          <w:szCs w:val="16"/>
           <w:lang w:eastAsia="en-IN"/>
         </w:rPr>
         <w:t>).</w:t>
@@ -2579,9 +2712,16 @@
           <w:ilvl w:val="0"/>
           <w:numId w:val="6"/>
         </w:numPr>
-        <w:spacing w:before="100" w:beforeAutospacing="1" w:after="100" w:afterAutospacing="1" w:line="240" w:lineRule="auto"/>
-        <w:rPr>
-          <w:rFonts w:eastAsia="Times New Roman" w:cstheme="minorHAnsi"/>
+        <w:tabs>
+          <w:tab w:val="clear" w:pos="360"/>
+          <w:tab w:val="num" w:pos="142"/>
+        </w:tabs>
+        <w:spacing w:after="0" w:line="240" w:lineRule="auto"/>
+        <w:ind w:left="142" w:hanging="142"/>
+        <w:rPr>
+          <w:rFonts w:eastAsia="Times New Roman" w:cstheme="minorHAnsi"/>
+          <w:sz w:val="16"/>
+          <w:szCs w:val="16"/>
           <w:lang w:eastAsia="en-IN"/>
         </w:rPr>
       </w:pPr>
@@ -2590,6 +2730,8 @@
           <w:rFonts w:eastAsia="Times New Roman" w:cstheme="minorHAnsi"/>
           <w:b/>
           <w:bCs/>
+          <w:sz w:val="16"/>
+          <w:szCs w:val="16"/>
           <w:lang w:eastAsia="en-IN"/>
         </w:rPr>
         <w:t>If</w:t>
@@ -2597,6 +2739,8 @@
       <w:r>
         <w:rPr>
           <w:rFonts w:eastAsia="Times New Roman" w:cstheme="minorHAnsi"/>
+          <w:sz w:val="16"/>
+          <w:szCs w:val="16"/>
           <w:lang w:eastAsia="en-IN"/>
         </w:rPr>
         <w:t xml:space="preserve"> the ε-</w:t>
@@ -2605,6 +2749,8 @@
       <w:r>
         <w:rPr>
           <w:rFonts w:eastAsia="Times New Roman" w:cstheme="minorHAnsi"/>
+          <w:sz w:val="16"/>
+          <w:szCs w:val="16"/>
           <w:lang w:eastAsia="en-IN"/>
         </w:rPr>
         <w:t>neighborhood</w:t>
@@ -2613,6 +2759,8 @@
       <w:r>
         <w:rPr>
           <w:rFonts w:eastAsia="Times New Roman" w:cstheme="minorHAnsi"/>
+          <w:sz w:val="16"/>
+          <w:szCs w:val="16"/>
           <w:lang w:eastAsia="en-IN"/>
         </w:rPr>
         <w:t xml:space="preserve"> contains at least </w:t>
@@ -2621,6 +2769,8 @@
       <w:r>
         <w:rPr>
           <w:rFonts w:eastAsia="Times New Roman" w:cstheme="minorHAnsi"/>
+          <w:sz w:val="16"/>
+          <w:szCs w:val="16"/>
           <w:lang w:eastAsia="en-IN"/>
         </w:rPr>
         <w:t>MinPts</w:t>
@@ -2629,6 +2779,8 @@
       <w:r>
         <w:rPr>
           <w:rFonts w:eastAsia="Times New Roman" w:cstheme="minorHAnsi"/>
+          <w:sz w:val="16"/>
+          <w:szCs w:val="16"/>
           <w:lang w:eastAsia="en-IN"/>
         </w:rPr>
         <w:t xml:space="preserve"> points, </w:t>
@@ -2638,6 +2790,8 @@
           <w:rFonts w:eastAsia="Times New Roman" w:cstheme="minorHAnsi"/>
           <w:b/>
           <w:bCs/>
+          <w:sz w:val="16"/>
+          <w:szCs w:val="16"/>
           <w:lang w:eastAsia="en-IN"/>
         </w:rPr>
         <w:t>form a cluster</w:t>
@@ -2645,9 +2799,11 @@
       <w:r>
         <w:rPr>
           <w:rFonts w:eastAsia="Times New Roman" w:cstheme="minorHAnsi"/>
-          <w:lang w:eastAsia="en-IN"/>
-        </w:rPr>
-        <w:t xml:space="preserve"> and mark PP as a core point.</w:t>
+          <w:sz w:val="16"/>
+          <w:szCs w:val="16"/>
+          <w:lang w:eastAsia="en-IN"/>
+        </w:rPr>
+        <w:t xml:space="preserve"> and mark P as a core point.</w:t>
       </w:r>
     </w:p>
     <w:p>
@@ -2656,9 +2812,16 @@
           <w:ilvl w:val="0"/>
           <w:numId w:val="6"/>
         </w:numPr>
-        <w:spacing w:before="100" w:beforeAutospacing="1" w:after="100" w:afterAutospacing="1" w:line="240" w:lineRule="auto"/>
-        <w:rPr>
-          <w:rFonts w:eastAsia="Times New Roman" w:cstheme="minorHAnsi"/>
+        <w:tabs>
+          <w:tab w:val="clear" w:pos="360"/>
+          <w:tab w:val="num" w:pos="142"/>
+        </w:tabs>
+        <w:spacing w:after="0" w:line="240" w:lineRule="auto"/>
+        <w:ind w:left="142" w:hanging="142"/>
+        <w:rPr>
+          <w:rFonts w:eastAsia="Times New Roman" w:cstheme="minorHAnsi"/>
+          <w:sz w:val="16"/>
+          <w:szCs w:val="16"/>
           <w:lang w:eastAsia="en-IN"/>
         </w:rPr>
       </w:pPr>
@@ -2667,6 +2830,8 @@
           <w:rFonts w:eastAsia="Times New Roman" w:cstheme="minorHAnsi"/>
           <w:b/>
           <w:bCs/>
+          <w:sz w:val="16"/>
+          <w:szCs w:val="16"/>
           <w:lang w:eastAsia="en-IN"/>
         </w:rPr>
         <w:t>Expand the cluster</w:t>
@@ -2674,6 +2839,8 @@
       <w:r>
         <w:rPr>
           <w:rFonts w:eastAsia="Times New Roman" w:cstheme="minorHAnsi"/>
+          <w:sz w:val="16"/>
+          <w:szCs w:val="16"/>
           <w:lang w:eastAsia="en-IN"/>
         </w:rPr>
         <w:t xml:space="preserve"> by recursively adding all density-reachable points (</w:t>
@@ -2682,6 +2849,8 @@
       <w:r>
         <w:rPr>
           <w:rFonts w:eastAsia="Times New Roman" w:cstheme="minorHAnsi"/>
+          <w:sz w:val="16"/>
+          <w:szCs w:val="16"/>
           <w:lang w:eastAsia="en-IN"/>
         </w:rPr>
         <w:t>neighbors</w:t>
@@ -2690,6 +2859,8 @@
       <w:r>
         <w:rPr>
           <w:rFonts w:eastAsia="Times New Roman" w:cstheme="minorHAnsi"/>
+          <w:sz w:val="16"/>
+          <w:szCs w:val="16"/>
           <w:lang w:eastAsia="en-IN"/>
         </w:rPr>
         <w:t xml:space="preserve"> of </w:t>
@@ -2698,6 +2869,8 @@
       <w:r>
         <w:rPr>
           <w:rFonts w:eastAsia="Times New Roman" w:cstheme="minorHAnsi"/>
+          <w:sz w:val="16"/>
+          <w:szCs w:val="16"/>
           <w:lang w:eastAsia="en-IN"/>
         </w:rPr>
         <w:t>neighbors</w:t>
@@ -2706,6 +2879,8 @@
       <w:r>
         <w:rPr>
           <w:rFonts w:eastAsia="Times New Roman" w:cstheme="minorHAnsi"/>
+          <w:sz w:val="16"/>
+          <w:szCs w:val="16"/>
           <w:lang w:eastAsia="en-IN"/>
         </w:rPr>
         <w:t>).</w:t>
@@ -2717,9 +2892,16 @@
           <w:ilvl w:val="0"/>
           <w:numId w:val="6"/>
         </w:numPr>
-        <w:spacing w:before="100" w:beforeAutospacing="1" w:after="100" w:afterAutospacing="1" w:line="240" w:lineRule="auto"/>
-        <w:rPr>
-          <w:rFonts w:eastAsia="Times New Roman" w:cstheme="minorHAnsi"/>
+        <w:tabs>
+          <w:tab w:val="clear" w:pos="360"/>
+          <w:tab w:val="num" w:pos="142"/>
+        </w:tabs>
+        <w:spacing w:after="0" w:line="240" w:lineRule="auto"/>
+        <w:ind w:left="142" w:hanging="142"/>
+        <w:rPr>
+          <w:rFonts w:eastAsia="Times New Roman" w:cstheme="minorHAnsi"/>
+          <w:sz w:val="16"/>
+          <w:szCs w:val="16"/>
           <w:lang w:eastAsia="en-IN"/>
         </w:rPr>
       </w:pPr>
@@ -2728,6 +2910,8 @@
           <w:rFonts w:eastAsia="Times New Roman" w:cstheme="minorHAnsi"/>
           <w:b/>
           <w:bCs/>
+          <w:sz w:val="16"/>
+          <w:szCs w:val="16"/>
           <w:lang w:eastAsia="en-IN"/>
         </w:rPr>
         <w:t>If</w:t>
@@ -2735,6 +2919,8 @@
       <w:r>
         <w:rPr>
           <w:rFonts w:eastAsia="Times New Roman" w:cstheme="minorHAnsi"/>
+          <w:sz w:val="16"/>
+          <w:szCs w:val="16"/>
           <w:lang w:eastAsia="en-IN"/>
         </w:rPr>
         <w:t xml:space="preserve"> the ε-</w:t>
@@ -2743,6 +2929,8 @@
       <w:r>
         <w:rPr>
           <w:rFonts w:eastAsia="Times New Roman" w:cstheme="minorHAnsi"/>
+          <w:sz w:val="16"/>
+          <w:szCs w:val="16"/>
           <w:lang w:eastAsia="en-IN"/>
         </w:rPr>
         <w:t>neighborhood</w:t>
@@ -2751,6 +2939,8 @@
       <w:r>
         <w:rPr>
           <w:rFonts w:eastAsia="Times New Roman" w:cstheme="minorHAnsi"/>
+          <w:sz w:val="16"/>
+          <w:szCs w:val="16"/>
           <w:lang w:eastAsia="en-IN"/>
         </w:rPr>
         <w:t xml:space="preserve"> has fewer than </w:t>
@@ -2759,6 +2949,8 @@
       <w:r>
         <w:rPr>
           <w:rFonts w:eastAsia="Times New Roman" w:cstheme="minorHAnsi"/>
+          <w:sz w:val="16"/>
+          <w:szCs w:val="16"/>
           <w:lang w:eastAsia="en-IN"/>
         </w:rPr>
         <w:t>MinPts</w:t>
@@ -2767,9 +2959,11 @@
       <w:r>
         <w:rPr>
           <w:rFonts w:eastAsia="Times New Roman" w:cstheme="minorHAnsi"/>
-          <w:lang w:eastAsia="en-IN"/>
-        </w:rPr>
-        <w:t xml:space="preserve"> points, mark PP as noise (later it may become a border point).</w:t>
+          <w:sz w:val="16"/>
+          <w:szCs w:val="16"/>
+          <w:lang w:eastAsia="en-IN"/>
+        </w:rPr>
+        <w:t xml:space="preserve"> points, mark P as noise (later it may become a border point).</w:t>
       </w:r>
     </w:p>
     <w:p>
@@ -2778,9 +2972,16 @@
           <w:ilvl w:val="0"/>
           <w:numId w:val="6"/>
         </w:numPr>
-        <w:spacing w:before="100" w:beforeAutospacing="1" w:after="100" w:afterAutospacing="1" w:line="240" w:lineRule="auto"/>
-        <w:rPr>
-          <w:rFonts w:eastAsia="Times New Roman" w:cstheme="minorHAnsi"/>
+        <w:tabs>
+          <w:tab w:val="clear" w:pos="360"/>
+          <w:tab w:val="num" w:pos="142"/>
+        </w:tabs>
+        <w:spacing w:after="0" w:line="240" w:lineRule="auto"/>
+        <w:ind w:left="142" w:hanging="142"/>
+        <w:rPr>
+          <w:rFonts w:eastAsia="Times New Roman" w:cstheme="minorHAnsi"/>
+          <w:sz w:val="16"/>
+          <w:szCs w:val="16"/>
           <w:lang w:eastAsia="en-IN"/>
         </w:rPr>
       </w:pPr>
@@ -2789,6 +2990,8 @@
           <w:rFonts w:eastAsia="Times New Roman" w:cstheme="minorHAnsi"/>
           <w:b/>
           <w:bCs/>
+          <w:sz w:val="16"/>
+          <w:szCs w:val="16"/>
           <w:lang w:eastAsia="en-IN"/>
         </w:rPr>
         <w:t>Repeat</w:t>
@@ -2796,6 +2999,8 @@
       <w:r>
         <w:rPr>
           <w:rFonts w:eastAsia="Times New Roman" w:cstheme="minorHAnsi"/>
+          <w:sz w:val="16"/>
+          <w:szCs w:val="16"/>
           <w:lang w:eastAsia="en-IN"/>
         </w:rPr>
         <w:t xml:space="preserve"> until all points have been visited.</w:t>
@@ -2803,12 +3008,100 @@
     </w:p>
     <w:p>
       <w:pPr>
-        <w:spacing w:before="100" w:beforeAutospacing="1" w:after="0" w:line="240" w:lineRule="auto"/>
+        <w:spacing w:after="0" w:line="240" w:lineRule="auto"/>
         <w:outlineLvl w:val="2"/>
+        <w:rPr>
+          <w:rFonts w:eastAsia="Times New Roman" w:cstheme="minorHAnsi"/>
+          <w:sz w:val="16"/>
+          <w:szCs w:val="16"/>
+          <w:lang w:eastAsia="en-IN"/>
+        </w:rPr>
+      </w:pPr>
+      <w:r>
         <w:rPr>
           <w:rFonts w:eastAsia="Times New Roman" w:cstheme="minorHAnsi"/>
           <w:b/>
           <w:bCs/>
+          <w:sz w:val="16"/>
+          <w:szCs w:val="16"/>
+          <w:lang w:eastAsia="en-IN"/>
+        </w:rPr>
+        <w:t>Advantages:</w:t>
+      </w:r>
+      <w:r>
+        <w:rPr>
+          <w:rFonts w:eastAsia="Times New Roman" w:cstheme="minorHAnsi"/>
+          <w:sz w:val="16"/>
+          <w:szCs w:val="16"/>
+          <w:lang w:eastAsia="en-IN"/>
+        </w:rPr>
+        <w:t xml:space="preserve"> </w:t>
+      </w:r>
+      <w:r>
+        <w:rPr>
+          <w:rFonts w:eastAsia="Times New Roman" w:cstheme="minorHAnsi"/>
+          <w:sz w:val="16"/>
+          <w:szCs w:val="16"/>
+          <w:lang w:eastAsia="en-IN"/>
+        </w:rPr>
+        <w:t>Can find clust</w:t>
+      </w:r>
+      <w:r>
+        <w:rPr>
+          <w:rFonts w:eastAsia="Times New Roman" w:cstheme="minorHAnsi"/>
+          <w:sz w:val="16"/>
+          <w:szCs w:val="16"/>
+          <w:lang w:eastAsia="en-IN"/>
+        </w:rPr>
+        <w:t xml:space="preserve">ers of arbitrary shape and size, </w:t>
+      </w:r>
+      <w:proofErr w:type="gramStart"/>
+      <w:r>
+        <w:rPr>
+          <w:rFonts w:eastAsia="Times New Roman" w:cstheme="minorHAnsi"/>
+          <w:sz w:val="16"/>
+          <w:szCs w:val="16"/>
+          <w:lang w:eastAsia="en-IN"/>
+        </w:rPr>
+        <w:t>Automatic</w:t>
+      </w:r>
+      <w:r>
+        <w:rPr>
+          <w:rFonts w:eastAsia="Times New Roman" w:cstheme="minorHAnsi"/>
+          <w:sz w:val="16"/>
+          <w:szCs w:val="16"/>
+          <w:lang w:eastAsia="en-IN"/>
+        </w:rPr>
+        <w:t>ally</w:t>
+      </w:r>
+      <w:proofErr w:type="gramEnd"/>
+      <w:r>
+        <w:rPr>
+          <w:rFonts w:eastAsia="Times New Roman" w:cstheme="minorHAnsi"/>
+          <w:sz w:val="16"/>
+          <w:szCs w:val="16"/>
+          <w:lang w:eastAsia="en-IN"/>
+        </w:rPr>
+        <w:t xml:space="preserve"> detects noise and outliers, </w:t>
+      </w:r>
+      <w:r>
+        <w:rPr>
+          <w:rFonts w:eastAsia="Times New Roman" w:cstheme="minorHAnsi"/>
+          <w:sz w:val="16"/>
+          <w:szCs w:val="16"/>
+          <w:lang w:eastAsia="en-IN"/>
+        </w:rPr>
+        <w:t>No need to specify the number of clusters beforehand.</w:t>
+      </w:r>
+    </w:p>
+    <w:p>
+      <w:pPr>
+        <w:spacing w:after="0" w:line="240" w:lineRule="auto"/>
+        <w:outlineLvl w:val="2"/>
+        <w:rPr>
+          <w:rFonts w:eastAsia="Times New Roman" w:cstheme="minorHAnsi"/>
+          <w:sz w:val="16"/>
+          <w:szCs w:val="16"/>
           <w:lang w:eastAsia="en-IN"/>
         </w:rPr>
       </w:pPr>
@@ -2817,852 +3110,202 @@
           <w:rFonts w:eastAsia="Times New Roman" w:cstheme="minorHAnsi"/>
           <w:b/>
           <w:bCs/>
-          <w:lang w:eastAsia="en-IN"/>
-        </w:rPr>
-        <w:t>Advantages:</w:t>
+          <w:sz w:val="16"/>
+          <w:szCs w:val="16"/>
+          <w:lang w:eastAsia="en-IN"/>
+        </w:rPr>
+        <w:t>Disadvantages:</w:t>
+      </w:r>
+      <w:r>
+        <w:rPr>
+          <w:rFonts w:eastAsia="Times New Roman" w:cstheme="minorHAnsi"/>
+          <w:sz w:val="16"/>
+          <w:szCs w:val="16"/>
+          <w:lang w:eastAsia="en-IN"/>
+        </w:rPr>
+        <w:t xml:space="preserve"> </w:t>
+      </w:r>
+      <w:r>
+        <w:rPr>
+          <w:rFonts w:eastAsia="Times New Roman" w:cstheme="minorHAnsi"/>
+          <w:sz w:val="16"/>
+          <w:szCs w:val="16"/>
+          <w:lang w:eastAsia="en-IN"/>
+        </w:rPr>
+        <w:t>Sensi</w:t>
+      </w:r>
+      <w:r>
+        <w:rPr>
+          <w:rFonts w:eastAsia="Times New Roman" w:cstheme="minorHAnsi"/>
+          <w:sz w:val="16"/>
+          <w:szCs w:val="16"/>
+          <w:lang w:eastAsia="en-IN"/>
+        </w:rPr>
+        <w:t xml:space="preserve">tive to parameters ε and </w:t>
+      </w:r>
+      <w:proofErr w:type="spellStart"/>
+      <w:r>
+        <w:rPr>
+          <w:rFonts w:eastAsia="Times New Roman" w:cstheme="minorHAnsi"/>
+          <w:sz w:val="16"/>
+          <w:szCs w:val="16"/>
+          <w:lang w:eastAsia="en-IN"/>
+        </w:rPr>
+        <w:t>MinPts</w:t>
+      </w:r>
+      <w:proofErr w:type="spellEnd"/>
+      <w:r>
+        <w:rPr>
+          <w:rFonts w:eastAsia="Times New Roman" w:cstheme="minorHAnsi"/>
+          <w:sz w:val="16"/>
+          <w:szCs w:val="16"/>
+          <w:lang w:eastAsia="en-IN"/>
+        </w:rPr>
+        <w:t xml:space="preserve">, </w:t>
+      </w:r>
+      <w:r>
+        <w:rPr>
+          <w:rFonts w:eastAsia="Times New Roman" w:cstheme="minorHAnsi"/>
+          <w:sz w:val="16"/>
+          <w:szCs w:val="16"/>
+          <w:lang w:eastAsia="en-IN"/>
+        </w:rPr>
+        <w:t xml:space="preserve">Difficult to estimate ε for </w:t>
+      </w:r>
+      <w:r>
+        <w:rPr>
+          <w:rFonts w:eastAsia="Times New Roman" w:cstheme="minorHAnsi"/>
+          <w:sz w:val="16"/>
+          <w:szCs w:val="16"/>
+          <w:lang w:eastAsia="en-IN"/>
+        </w:rPr>
+        <w:t xml:space="preserve">datasets with varying densities, </w:t>
+      </w:r>
+      <w:r>
+        <w:rPr>
+          <w:rFonts w:eastAsia="Times New Roman" w:cstheme="minorHAnsi"/>
+          <w:sz w:val="16"/>
+          <w:szCs w:val="16"/>
+          <w:lang w:eastAsia="en-IN"/>
+        </w:rPr>
+        <w:t>Performance degrades on high-dimensional data.</w:t>
       </w:r>
     </w:p>
     <w:p>
       <w:pPr>
-        <w:numPr>
-          <w:ilvl w:val="0"/>
-          <w:numId w:val="7"/>
-        </w:numPr>
-        <w:spacing w:after="100" w:afterAutospacing="1" w:line="240" w:lineRule="auto"/>
-        <w:rPr>
-          <w:rFonts w:eastAsia="Times New Roman" w:cstheme="minorHAnsi"/>
-          <w:lang w:eastAsia="en-IN"/>
-        </w:rPr>
-      </w:pPr>
-      <w:r>
-        <w:rPr>
-          <w:rFonts w:eastAsia="Times New Roman" w:cstheme="minorHAnsi"/>
-          <w:lang w:eastAsia="en-IN"/>
-        </w:rPr>
-        <w:t>Can find clusters of arbitrary shape and size.</w:t>
+        <w:spacing w:after="0" w:line="240" w:lineRule="auto"/>
+        <w:outlineLvl w:val="2"/>
+        <w:rPr>
+          <w:rFonts w:eastAsia="Times New Roman" w:cstheme="minorHAnsi"/>
+          <w:b/>
+          <w:bCs/>
+          <w:sz w:val="16"/>
+          <w:szCs w:val="16"/>
+          <w:lang w:eastAsia="en-IN"/>
+        </w:rPr>
+      </w:pPr>
+      <w:r>
+        <w:rPr>
+          <w:rFonts w:eastAsia="Times New Roman" w:cstheme="minorHAnsi"/>
+          <w:sz w:val="16"/>
+          <w:szCs w:val="16"/>
+          <w:lang w:eastAsia="en-IN"/>
+        </w:rPr>
+        <w:pict>
+          <v:rect id="_x0000_i1029" style="width:0;height:1.5pt" o:hralign="center" o:hrstd="t" o:hr="t" fillcolor="#a0a0a0" stroked="f"/>
+        </w:pict>
       </w:r>
     </w:p>
     <w:p>
       <w:pPr>
-        <w:numPr>
-          <w:ilvl w:val="0"/>
-          <w:numId w:val="7"/>
-        </w:numPr>
-        <w:spacing w:before="100" w:beforeAutospacing="1" w:after="100" w:afterAutospacing="1" w:line="240" w:lineRule="auto"/>
-        <w:rPr>
-          <w:rFonts w:eastAsia="Times New Roman" w:cstheme="minorHAnsi"/>
-          <w:lang w:eastAsia="en-IN"/>
-        </w:rPr>
-      </w:pPr>
-      <w:r>
-        <w:rPr>
-          <w:rFonts w:eastAsia="Times New Roman" w:cstheme="minorHAnsi"/>
-          <w:lang w:eastAsia="en-IN"/>
-        </w:rPr>
-        <w:t>Automatically detects noise and outliers.</w:t>
+        <w:spacing w:after="0" w:line="240" w:lineRule="auto"/>
+        <w:rPr>
+          <w:rFonts w:eastAsia="Times New Roman" w:cstheme="minorHAnsi"/>
+          <w:b/>
+          <w:bCs/>
+          <w:sz w:val="16"/>
+          <w:szCs w:val="16"/>
+          <w:lang w:eastAsia="en-IN"/>
+        </w:rPr>
+      </w:pPr>
+      <w:r>
+        <w:rPr>
+          <w:rFonts w:eastAsia="Times New Roman" w:cstheme="minorHAnsi"/>
+          <w:b/>
+          <w:bCs/>
+          <w:noProof/>
+          <w:sz w:val="16"/>
+          <w:szCs w:val="16"/>
+          <w:lang w:eastAsia="en-IN"/>
+        </w:rPr>
+        <w:drawing>
+          <wp:inline distT="0" distB="0" distL="0" distR="0">
+            <wp:extent cx="3098165" cy="1689735"/>
+            <wp:effectExtent l="19050" t="19050" r="26035" b="24765"/>
+            <wp:docPr id="3" name="Picture 3"/>
+            <wp:cNvGraphicFramePr>
+              <a:graphicFrameLocks xmlns:a="http://schemas.openxmlformats.org/drawingml/2006/main" noChangeAspect="1"/>
+            </wp:cNvGraphicFramePr>
+            <a:graphic xmlns:a="http://schemas.openxmlformats.org/drawingml/2006/main">
+              <a:graphicData uri="http://schemas.openxmlformats.org/drawingml/2006/picture">
+                <pic:pic xmlns:pic="http://schemas.openxmlformats.org/drawingml/2006/picture">
+                  <pic:nvPicPr>
+                    <pic:cNvPr id="0" name="Gemini_Generated_Image_vmfmyvvmfmyvvmfm.png"/>
+                    <pic:cNvPicPr/>
+                  </pic:nvPicPr>
+                  <pic:blipFill>
+                    <a:blip r:embed="rId6" cstate="print">
+                      <a:extLst>
+                        <a:ext uri="{28A0092B-C50C-407E-A947-70E740481C1C}">
+                          <a14:useLocalDpi xmlns:a14="http://schemas.microsoft.com/office/drawing/2010/main" val="0"/>
+                        </a:ext>
+                      </a:extLst>
+                    </a:blip>
+                    <a:stretch>
+                      <a:fillRect/>
+                    </a:stretch>
+                  </pic:blipFill>
+                  <pic:spPr>
+                    <a:xfrm>
+                      <a:off x="0" y="0"/>
+                      <a:ext cx="3098165" cy="1689735"/>
+                    </a:xfrm>
+                    <a:prstGeom prst="rect">
+                      <a:avLst/>
+                    </a:prstGeom>
+                    <a:ln>
+                      <a:solidFill>
+                        <a:schemeClr val="tx1"/>
+                      </a:solidFill>
+                    </a:ln>
+                  </pic:spPr>
+                </pic:pic>
+              </a:graphicData>
+            </a:graphic>
+          </wp:inline>
+        </w:drawing>
       </w:r>
     </w:p>
     <w:p>
       <w:pPr>
-        <w:numPr>
-          <w:ilvl w:val="0"/>
-          <w:numId w:val="7"/>
-        </w:numPr>
-        <w:spacing w:before="100" w:beforeAutospacing="1" w:after="100" w:afterAutospacing="1" w:line="240" w:lineRule="auto"/>
-        <w:rPr>
-          <w:rFonts w:eastAsia="Times New Roman" w:cstheme="minorHAnsi"/>
-          <w:lang w:eastAsia="en-IN"/>
-        </w:rPr>
-      </w:pPr>
-      <w:r>
-        <w:rPr>
-          <w:rFonts w:eastAsia="Times New Roman" w:cstheme="minorHAnsi"/>
-          <w:lang w:eastAsia="en-IN"/>
-        </w:rPr>
-        <w:t>No need to specify the number of clusters beforehand.</w:t>
-      </w:r>
-    </w:p>
-    <w:p>
-      <w:pPr>
-        <w:spacing w:before="100" w:beforeAutospacing="1" w:after="0" w:line="240" w:lineRule="auto"/>
-        <w:outlineLvl w:val="2"/>
-        <w:rPr>
-          <w:rFonts w:eastAsia="Times New Roman" w:cstheme="minorHAnsi"/>
-          <w:b/>
-          <w:bCs/>
-          <w:lang w:eastAsia="en-IN"/>
-        </w:rPr>
-      </w:pPr>
-      <w:r>
-        <w:rPr>
-          <w:rFonts w:eastAsia="Times New Roman" w:cstheme="minorHAnsi"/>
-          <w:b/>
-          <w:bCs/>
-          <w:lang w:eastAsia="en-IN"/>
-        </w:rPr>
-        <w:t>Disadvantages:</w:t>
-      </w:r>
-    </w:p>
-    <w:p>
-      <w:pPr>
-        <w:numPr>
-          <w:ilvl w:val="0"/>
-          <w:numId w:val="8"/>
-        </w:numPr>
-        <w:spacing w:after="100" w:afterAutospacing="1" w:line="240" w:lineRule="auto"/>
-        <w:rPr>
-          <w:rFonts w:eastAsia="Times New Roman" w:cstheme="minorHAnsi"/>
-          <w:lang w:eastAsia="en-IN"/>
-        </w:rPr>
-      </w:pPr>
-      <w:r>
-        <w:rPr>
-          <w:rFonts w:eastAsia="Times New Roman" w:cstheme="minorHAnsi"/>
-          <w:lang w:eastAsia="en-IN"/>
-        </w:rPr>
-        <w:t xml:space="preserve">Sensitive to parameters ε and </w:t>
-      </w:r>
-      <w:proofErr w:type="spellStart"/>
-      <w:r>
-        <w:rPr>
-          <w:rFonts w:eastAsia="Times New Roman" w:cstheme="minorHAnsi"/>
-          <w:lang w:eastAsia="en-IN"/>
-        </w:rPr>
-        <w:t>MinPts</w:t>
-      </w:r>
-      <w:proofErr w:type="spellEnd"/>
-      <w:r>
-        <w:rPr>
-          <w:rFonts w:eastAsia="Times New Roman" w:cstheme="minorHAnsi"/>
-          <w:lang w:eastAsia="en-IN"/>
-        </w:rPr>
-        <w:t>.</w:t>
-      </w:r>
-    </w:p>
-    <w:p>
-      <w:pPr>
-        <w:numPr>
-          <w:ilvl w:val="0"/>
-          <w:numId w:val="8"/>
-        </w:numPr>
-        <w:spacing w:before="100" w:beforeAutospacing="1" w:after="100" w:afterAutospacing="1" w:line="240" w:lineRule="auto"/>
-        <w:rPr>
-          <w:rFonts w:eastAsia="Times New Roman" w:cstheme="minorHAnsi"/>
-          <w:lang w:eastAsia="en-IN"/>
-        </w:rPr>
-      </w:pPr>
-      <w:r>
-        <w:rPr>
-          <w:rFonts w:eastAsia="Times New Roman" w:cstheme="minorHAnsi"/>
-          <w:lang w:eastAsia="en-IN"/>
-        </w:rPr>
-        <w:t>Difficult to estimate ε for datasets with varying densities.</w:t>
-      </w:r>
-    </w:p>
-    <w:p>
-      <w:pPr>
-        <w:numPr>
-          <w:ilvl w:val="0"/>
-          <w:numId w:val="8"/>
-        </w:numPr>
-        <w:spacing w:before="100" w:beforeAutospacing="1" w:after="100" w:afterAutospacing="1" w:line="240" w:lineRule="auto"/>
-        <w:rPr>
-          <w:rFonts w:eastAsia="Times New Roman" w:cstheme="minorHAnsi"/>
-          <w:lang w:eastAsia="en-IN"/>
-        </w:rPr>
-      </w:pPr>
-      <w:r>
-        <w:rPr>
-          <w:rFonts w:eastAsia="Times New Roman" w:cstheme="minorHAnsi"/>
-          <w:lang w:eastAsia="en-IN"/>
-        </w:rPr>
-        <w:t>Performance degrades on high-dimensional data.</w:t>
-      </w:r>
-    </w:p>
-    <w:p>
-      <w:pPr>
-        <w:spacing w:before="100" w:beforeAutospacing="1" w:after="100" w:afterAutospacing="1" w:line="240" w:lineRule="auto"/>
-        <w:outlineLvl w:val="2"/>
-        <w:rPr>
-          <w:rFonts w:eastAsia="Times New Roman" w:cstheme="minorHAnsi"/>
-          <w:b/>
-          <w:bCs/>
-          <w:lang w:eastAsia="en-IN"/>
-        </w:rPr>
-      </w:pPr>
-      <w:r>
-        <w:rPr>
-          <w:rFonts w:eastAsia="Times New Roman" w:cstheme="minorHAnsi"/>
-          <w:b/>
-          <w:bCs/>
-          <w:lang w:eastAsia="en-IN"/>
-        </w:rPr>
-        <w:t>Example:</w:t>
-      </w:r>
-      <w:r>
-        <w:rPr>
-          <w:rFonts w:eastAsia="Times New Roman" w:cstheme="minorHAnsi"/>
-          <w:b/>
-          <w:bCs/>
-          <w:lang w:eastAsia="en-IN"/>
-        </w:rPr>
-        <w:t xml:space="preserve"> </w:t>
-      </w:r>
-      <w:r>
-        <w:rPr>
-          <w:rFonts w:eastAsia="Times New Roman" w:cstheme="minorHAnsi"/>
-          <w:lang w:eastAsia="en-IN"/>
-        </w:rPr>
-        <w:t xml:space="preserve">Consider a set of points scattered on a plane with dense regions and sparse points. DBSCAN identifies dense clusters by grouping points that have many </w:t>
-      </w:r>
-      <w:proofErr w:type="spellStart"/>
-      <w:r>
-        <w:rPr>
-          <w:rFonts w:eastAsia="Times New Roman" w:cstheme="minorHAnsi"/>
-          <w:lang w:eastAsia="en-IN"/>
-        </w:rPr>
-        <w:t>neighbors</w:t>
-      </w:r>
-      <w:proofErr w:type="spellEnd"/>
-      <w:r>
-        <w:rPr>
-          <w:rFonts w:eastAsia="Times New Roman" w:cstheme="minorHAnsi"/>
-          <w:lang w:eastAsia="en-IN"/>
-        </w:rPr>
-        <w:t xml:space="preserve"> within ε radius and labels sparse points as noise.</w:t>
-      </w:r>
-      <w:r>
-        <w:rPr>
-          <w:rFonts w:eastAsia="Times New Roman" w:cstheme="minorHAnsi"/>
+        <w:spacing w:after="0" w:line="240" w:lineRule="auto"/>
+        <w:rPr>
+          <w:rFonts w:eastAsia="Times New Roman" w:cstheme="minorHAnsi"/>
+          <w:sz w:val="16"/>
+          <w:szCs w:val="16"/>
+          <w:lang w:eastAsia="en-IN"/>
+        </w:rPr>
+      </w:pPr>
+      <w:r>
+        <w:rPr>
+          <w:rFonts w:eastAsia="Times New Roman" w:cstheme="minorHAnsi"/>
+          <w:sz w:val="16"/>
+          <w:szCs w:val="16"/>
           <w:lang w:eastAsia="en-IN"/>
         </w:rPr>
         <w:pict>
-          <v:rect id="_x0000_i1027" style="width:0;height:1.5pt" o:hralign="center" o:hrstd="t" o:hr="t" fillcolor="#a0a0a0" stroked="f"/>
+          <v:rect id="_x0000_i1030" style="width:0;height:1.5pt" o:hralign="center" o:hrstd="t" o:hr="t" fillcolor="#a0a0a0" stroked="f"/>
         </w:pict>
-      </w:r>
-    </w:p>
-    <w:p>
-      <w:pPr>
-        <w:spacing w:before="100" w:beforeAutospacing="1" w:after="100" w:afterAutospacing="1" w:line="240" w:lineRule="auto"/>
-        <w:outlineLvl w:val="2"/>
-        <w:rPr>
-          <w:rFonts w:eastAsia="Times New Roman" w:cstheme="minorHAnsi"/>
-          <w:b/>
-          <w:bCs/>
-          <w:lang w:eastAsia="en-IN"/>
-        </w:rPr>
-      </w:pPr>
-      <w:r>
-        <w:rPr>
-          <w:rFonts w:eastAsia="Times New Roman" w:cstheme="minorHAnsi"/>
-          <w:b/>
-          <w:bCs/>
-          <w:sz w:val="24"/>
-          <w:highlight w:val="yellow"/>
-          <w:lang w:eastAsia="en-IN"/>
-        </w:rPr>
-        <w:t>Q4. With Reference to Hierarchical Clustering, Explain the Issue of Connectivity Constraints</w:t>
-      </w:r>
-    </w:p>
-    <w:p>
-      <w:pPr>
-        <w:spacing w:before="100" w:beforeAutospacing="1" w:after="100" w:afterAutospacing="1" w:line="240" w:lineRule="auto"/>
-        <w:rPr>
-          <w:rFonts w:eastAsia="Times New Roman" w:cstheme="minorHAnsi"/>
-          <w:lang w:eastAsia="en-IN"/>
-        </w:rPr>
-      </w:pPr>
-      <w:r>
-        <w:rPr>
-          <w:rFonts w:eastAsia="Times New Roman" w:cstheme="minorHAnsi"/>
-          <w:lang w:eastAsia="en-IN"/>
-        </w:rPr>
-        <w:t xml:space="preserve">In </w:t>
-      </w:r>
-      <w:r>
-        <w:rPr>
-          <w:rFonts w:eastAsia="Times New Roman" w:cstheme="minorHAnsi"/>
-          <w:b/>
-          <w:bCs/>
-          <w:lang w:eastAsia="en-IN"/>
-        </w:rPr>
-        <w:t>Hierarchical Clustering</w:t>
-      </w:r>
-      <w:r>
-        <w:rPr>
-          <w:rFonts w:eastAsia="Times New Roman" w:cstheme="minorHAnsi"/>
-          <w:lang w:eastAsia="en-IN"/>
-        </w:rPr>
-        <w:t xml:space="preserve">, data points are grouped based on their </w:t>
-      </w:r>
-      <w:r>
-        <w:rPr>
-          <w:rFonts w:eastAsia="Times New Roman" w:cstheme="minorHAnsi"/>
-          <w:b/>
-          <w:bCs/>
-          <w:lang w:eastAsia="en-IN"/>
-        </w:rPr>
-        <w:t>similarity</w:t>
-      </w:r>
-      <w:r>
-        <w:rPr>
-          <w:rFonts w:eastAsia="Times New Roman" w:cstheme="minorHAnsi"/>
-          <w:lang w:eastAsia="en-IN"/>
-        </w:rPr>
-        <w:t xml:space="preserve"> or </w:t>
-      </w:r>
-      <w:r>
-        <w:rPr>
-          <w:rFonts w:eastAsia="Times New Roman" w:cstheme="minorHAnsi"/>
-          <w:b/>
-          <w:bCs/>
-          <w:lang w:eastAsia="en-IN"/>
-        </w:rPr>
-        <w:t>distance</w:t>
-      </w:r>
-      <w:r>
-        <w:rPr>
-          <w:rFonts w:eastAsia="Times New Roman" w:cstheme="minorHAnsi"/>
-          <w:lang w:eastAsia="en-IN"/>
-        </w:rPr>
-        <w:t xml:space="preserve">, forming a </w:t>
-      </w:r>
-      <w:proofErr w:type="spellStart"/>
-      <w:r>
-        <w:rPr>
-          <w:rFonts w:eastAsia="Times New Roman" w:cstheme="minorHAnsi"/>
-          <w:lang w:eastAsia="en-IN"/>
-        </w:rPr>
-        <w:t>dendrogram</w:t>
-      </w:r>
-      <w:proofErr w:type="spellEnd"/>
-      <w:r>
-        <w:rPr>
-          <w:rFonts w:eastAsia="Times New Roman" w:cstheme="minorHAnsi"/>
-          <w:lang w:eastAsia="en-IN"/>
-        </w:rPr>
-        <w:t xml:space="preserve"> (tree-like structure) representing nested clusters.</w:t>
-      </w:r>
-    </w:p>
-    <w:p>
-      <w:pPr>
-        <w:spacing w:before="100" w:beforeAutospacing="1" w:after="0" w:line="240" w:lineRule="auto"/>
-        <w:outlineLvl w:val="2"/>
-        <w:rPr>
-          <w:rFonts w:eastAsia="Times New Roman" w:cstheme="minorHAnsi"/>
-          <w:b/>
-          <w:bCs/>
-          <w:lang w:eastAsia="en-IN"/>
-        </w:rPr>
-      </w:pPr>
-      <w:r>
-        <w:rPr>
-          <w:rFonts w:eastAsia="Times New Roman" w:cstheme="minorHAnsi"/>
-          <w:b/>
-          <w:bCs/>
-          <w:lang w:eastAsia="en-IN"/>
-        </w:rPr>
-        <w:t>Connectivity Constraints Issue:</w:t>
-      </w:r>
-    </w:p>
-    <w:p>
-      <w:pPr>
-        <w:numPr>
-          <w:ilvl w:val="0"/>
-          <w:numId w:val="9"/>
-        </w:numPr>
-        <w:spacing w:after="100" w:afterAutospacing="1" w:line="240" w:lineRule="auto"/>
-        <w:rPr>
-          <w:rFonts w:eastAsia="Times New Roman" w:cstheme="minorHAnsi"/>
-          <w:lang w:eastAsia="en-IN"/>
-        </w:rPr>
-      </w:pPr>
-      <w:r>
-        <w:rPr>
-          <w:rFonts w:eastAsia="Times New Roman" w:cstheme="minorHAnsi"/>
-          <w:b/>
-          <w:bCs/>
-          <w:lang w:eastAsia="en-IN"/>
-        </w:rPr>
-        <w:lastRenderedPageBreak/>
-        <w:t>Connectivity constraints</w:t>
-      </w:r>
-      <w:r>
-        <w:rPr>
-          <w:rFonts w:eastAsia="Times New Roman" w:cstheme="minorHAnsi"/>
-          <w:lang w:eastAsia="en-IN"/>
-        </w:rPr>
-        <w:t xml:space="preserve"> refer to the requirement that clusters must be formed from </w:t>
-      </w:r>
-      <w:r>
-        <w:rPr>
-          <w:rFonts w:eastAsia="Times New Roman" w:cstheme="minorHAnsi"/>
-          <w:b/>
-          <w:bCs/>
-          <w:lang w:eastAsia="en-IN"/>
-        </w:rPr>
-        <w:t>connected points</w:t>
-      </w:r>
-      <w:r>
-        <w:rPr>
-          <w:rFonts w:eastAsia="Times New Roman" w:cstheme="minorHAnsi"/>
-          <w:lang w:eastAsia="en-IN"/>
-        </w:rPr>
-        <w:t xml:space="preserve"> based on some </w:t>
-      </w:r>
-      <w:proofErr w:type="spellStart"/>
-      <w:r>
-        <w:rPr>
-          <w:rFonts w:eastAsia="Times New Roman" w:cstheme="minorHAnsi"/>
-          <w:lang w:eastAsia="en-IN"/>
-        </w:rPr>
-        <w:t>neighborhood</w:t>
-      </w:r>
-      <w:proofErr w:type="spellEnd"/>
-      <w:r>
-        <w:rPr>
-          <w:rFonts w:eastAsia="Times New Roman" w:cstheme="minorHAnsi"/>
-          <w:lang w:eastAsia="en-IN"/>
-        </w:rPr>
-        <w:t xml:space="preserve"> or similarity criteria.</w:t>
-      </w:r>
-    </w:p>
-    <w:p>
-      <w:pPr>
-        <w:numPr>
-          <w:ilvl w:val="0"/>
-          <w:numId w:val="9"/>
-        </w:numPr>
-        <w:spacing w:before="100" w:beforeAutospacing="1" w:after="100" w:afterAutospacing="1" w:line="240" w:lineRule="auto"/>
-        <w:rPr>
-          <w:rFonts w:eastAsia="Times New Roman" w:cstheme="minorHAnsi"/>
-          <w:lang w:eastAsia="en-IN"/>
-        </w:rPr>
-      </w:pPr>
-      <w:r>
-        <w:rPr>
-          <w:rFonts w:eastAsia="Times New Roman" w:cstheme="minorHAnsi"/>
-          <w:lang w:eastAsia="en-IN"/>
-        </w:rPr>
-        <w:t xml:space="preserve">In hierarchical clustering, the method often </w:t>
-      </w:r>
-      <w:r>
-        <w:rPr>
-          <w:rFonts w:eastAsia="Times New Roman" w:cstheme="minorHAnsi"/>
-          <w:b/>
-          <w:bCs/>
-          <w:lang w:eastAsia="en-IN"/>
-        </w:rPr>
-        <w:t>assumes that clusters are formed by connecting nearby points</w:t>
-      </w:r>
-      <w:r>
-        <w:rPr>
-          <w:rFonts w:eastAsia="Times New Roman" w:cstheme="minorHAnsi"/>
-          <w:lang w:eastAsia="en-IN"/>
-        </w:rPr>
-        <w:t>, but this assumption can cause problems when:</w:t>
-      </w:r>
-    </w:p>
-    <w:p>
-      <w:pPr>
-        <w:numPr>
-          <w:ilvl w:val="1"/>
-          <w:numId w:val="9"/>
-        </w:numPr>
-        <w:spacing w:before="100" w:beforeAutospacing="1" w:after="100" w:afterAutospacing="1" w:line="240" w:lineRule="auto"/>
-        <w:rPr>
-          <w:rFonts w:eastAsia="Times New Roman" w:cstheme="minorHAnsi"/>
-          <w:lang w:eastAsia="en-IN"/>
-        </w:rPr>
-      </w:pPr>
-      <w:r>
-        <w:rPr>
-          <w:rFonts w:eastAsia="Times New Roman" w:cstheme="minorHAnsi"/>
-          <w:b/>
-          <w:bCs/>
-          <w:lang w:eastAsia="en-IN"/>
-        </w:rPr>
-        <w:t>Clusters are not well separated</w:t>
-      </w:r>
-      <w:proofErr w:type="gramStart"/>
-      <w:r>
-        <w:rPr>
-          <w:rFonts w:eastAsia="Times New Roman" w:cstheme="minorHAnsi"/>
-          <w:b/>
-          <w:bCs/>
-          <w:lang w:eastAsia="en-IN"/>
-        </w:rPr>
-        <w:t>:</w:t>
-      </w:r>
-      <w:proofErr w:type="gramEnd"/>
-      <w:r>
-        <w:rPr>
-          <w:rFonts w:eastAsia="Times New Roman" w:cstheme="minorHAnsi"/>
-          <w:lang w:eastAsia="en-IN"/>
-        </w:rPr>
-        <w:br/>
-        <w:t xml:space="preserve">Points from different true clusters may be connected by a chain of intermediate points, causing </w:t>
-      </w:r>
-      <w:r>
-        <w:rPr>
-          <w:rFonts w:eastAsia="Times New Roman" w:cstheme="minorHAnsi"/>
-          <w:b/>
-          <w:bCs/>
-          <w:lang w:eastAsia="en-IN"/>
-        </w:rPr>
-        <w:t>incorrect merging</w:t>
-      </w:r>
-      <w:r>
-        <w:rPr>
-          <w:rFonts w:eastAsia="Times New Roman" w:cstheme="minorHAnsi"/>
-          <w:lang w:eastAsia="en-IN"/>
-        </w:rPr>
-        <w:t>.</w:t>
-      </w:r>
-    </w:p>
-    <w:p>
-      <w:pPr>
-        <w:numPr>
-          <w:ilvl w:val="1"/>
-          <w:numId w:val="9"/>
-        </w:numPr>
-        <w:spacing w:before="100" w:beforeAutospacing="1" w:after="100" w:afterAutospacing="1" w:line="240" w:lineRule="auto"/>
-        <w:rPr>
-          <w:rFonts w:eastAsia="Times New Roman" w:cstheme="minorHAnsi"/>
-          <w:lang w:eastAsia="en-IN"/>
-        </w:rPr>
-      </w:pPr>
-      <w:r>
-        <w:rPr>
-          <w:rFonts w:eastAsia="Times New Roman" w:cstheme="minorHAnsi"/>
-          <w:b/>
-          <w:bCs/>
-          <w:lang w:eastAsia="en-IN"/>
-        </w:rPr>
-        <w:t>Chaining effect</w:t>
-      </w:r>
-      <w:proofErr w:type="gramStart"/>
-      <w:r>
-        <w:rPr>
-          <w:rFonts w:eastAsia="Times New Roman" w:cstheme="minorHAnsi"/>
-          <w:b/>
-          <w:bCs/>
-          <w:lang w:eastAsia="en-IN"/>
-        </w:rPr>
-        <w:t>:</w:t>
-      </w:r>
-      <w:proofErr w:type="gramEnd"/>
-      <w:r>
-        <w:rPr>
-          <w:rFonts w:eastAsia="Times New Roman" w:cstheme="minorHAnsi"/>
-          <w:lang w:eastAsia="en-IN"/>
-        </w:rPr>
-        <w:br/>
-        <w:t xml:space="preserve">Especially in </w:t>
-      </w:r>
-      <w:r>
-        <w:rPr>
-          <w:rFonts w:eastAsia="Times New Roman" w:cstheme="minorHAnsi"/>
-          <w:b/>
-          <w:bCs/>
-          <w:lang w:eastAsia="en-IN"/>
-        </w:rPr>
-        <w:t>single linkage</w:t>
-      </w:r>
-      <w:r>
-        <w:rPr>
-          <w:rFonts w:eastAsia="Times New Roman" w:cstheme="minorHAnsi"/>
-          <w:lang w:eastAsia="en-IN"/>
-        </w:rPr>
-        <w:t xml:space="preserve"> hierarchical clustering, distant clusters may get merged due to a series of points that link them together.</w:t>
-      </w:r>
-    </w:p>
-    <w:p>
-      <w:pPr>
-        <w:numPr>
-          <w:ilvl w:val="1"/>
-          <w:numId w:val="9"/>
-        </w:numPr>
-        <w:spacing w:before="100" w:beforeAutospacing="1" w:after="100" w:afterAutospacing="1" w:line="240" w:lineRule="auto"/>
-        <w:rPr>
-          <w:rFonts w:eastAsia="Times New Roman" w:cstheme="minorHAnsi"/>
-          <w:lang w:eastAsia="en-IN"/>
-        </w:rPr>
-      </w:pPr>
-      <w:r>
-        <w:rPr>
-          <w:rFonts w:eastAsia="Times New Roman" w:cstheme="minorHAnsi"/>
-          <w:b/>
-          <w:bCs/>
-          <w:lang w:eastAsia="en-IN"/>
-        </w:rPr>
-        <w:t>Ignoring global cluster structure</w:t>
-      </w:r>
-      <w:proofErr w:type="gramStart"/>
-      <w:r>
-        <w:rPr>
-          <w:rFonts w:eastAsia="Times New Roman" w:cstheme="minorHAnsi"/>
-          <w:b/>
-          <w:bCs/>
-          <w:lang w:eastAsia="en-IN"/>
-        </w:rPr>
-        <w:t>:</w:t>
-      </w:r>
-      <w:proofErr w:type="gramEnd"/>
-      <w:r>
-        <w:rPr>
-          <w:rFonts w:eastAsia="Times New Roman" w:cstheme="minorHAnsi"/>
-          <w:lang w:eastAsia="en-IN"/>
-        </w:rPr>
-        <w:br/>
-        <w:t>Connectivity-based methods make local decisions without considering the overall cluster shape or density, leading to poor clustering results.</w:t>
-      </w:r>
-    </w:p>
-    <w:p>
-      <w:pPr>
-        <w:spacing w:after="0" w:line="240" w:lineRule="auto"/>
-        <w:outlineLvl w:val="2"/>
-        <w:rPr>
-          <w:rFonts w:eastAsia="Times New Roman" w:cstheme="minorHAnsi"/>
-          <w:b/>
-          <w:bCs/>
-          <w:lang w:eastAsia="en-IN"/>
-        </w:rPr>
-      </w:pPr>
-      <w:r>
-        <w:rPr>
-          <w:rFonts w:eastAsia="Times New Roman" w:cstheme="minorHAnsi"/>
-          <w:b/>
-          <w:bCs/>
-          <w:lang w:eastAsia="en-IN"/>
-        </w:rPr>
-        <w:t>Example:</w:t>
-      </w:r>
-      <w:r>
-        <w:rPr>
-          <w:rFonts w:eastAsia="Times New Roman" w:cstheme="minorHAnsi"/>
-          <w:b/>
-          <w:bCs/>
-          <w:lang w:eastAsia="en-IN"/>
-        </w:rPr>
-        <w:t xml:space="preserve"> </w:t>
-      </w:r>
-      <w:r>
-        <w:rPr>
-          <w:rFonts w:eastAsia="Times New Roman" w:cstheme="minorHAnsi"/>
-          <w:lang w:eastAsia="en-IN"/>
-        </w:rPr>
-        <w:t>Imagine two dense groups of points separated by a few points in between:</w:t>
-      </w:r>
-    </w:p>
-    <w:p>
-      <w:pPr>
-        <w:numPr>
-          <w:ilvl w:val="0"/>
-          <w:numId w:val="10"/>
-        </w:numPr>
-        <w:spacing w:after="0" w:line="240" w:lineRule="auto"/>
-        <w:rPr>
-          <w:rFonts w:eastAsia="Times New Roman" w:cstheme="minorHAnsi"/>
-          <w:lang w:eastAsia="en-IN"/>
-        </w:rPr>
-      </w:pPr>
-      <w:r>
-        <w:rPr>
-          <w:rFonts w:eastAsia="Times New Roman" w:cstheme="minorHAnsi"/>
-          <w:lang w:eastAsia="en-IN"/>
-        </w:rPr>
-        <w:t>Single linkage may merge these two groups because the intermediate points create a "bridge."</w:t>
-      </w:r>
-    </w:p>
-    <w:p>
-      <w:pPr>
-        <w:numPr>
-          <w:ilvl w:val="0"/>
-          <w:numId w:val="10"/>
-        </w:numPr>
-        <w:spacing w:before="100" w:beforeAutospacing="1" w:after="100" w:afterAutospacing="1" w:line="240" w:lineRule="auto"/>
-        <w:rPr>
-          <w:rFonts w:eastAsia="Times New Roman" w:cstheme="minorHAnsi"/>
-          <w:lang w:eastAsia="en-IN"/>
-        </w:rPr>
-      </w:pPr>
-      <w:r>
-        <w:rPr>
-          <w:rFonts w:eastAsia="Times New Roman" w:cstheme="minorHAnsi"/>
-          <w:lang w:eastAsia="en-IN"/>
-        </w:rPr>
-        <w:t>This violates the intuitive notion that these are separate clusters.</w:t>
-      </w:r>
-    </w:p>
-    <w:p>
-      <w:pPr>
-        <w:spacing w:before="100" w:beforeAutospacing="1" w:after="0" w:line="240" w:lineRule="auto"/>
-        <w:outlineLvl w:val="2"/>
-        <w:rPr>
-          <w:rFonts w:eastAsia="Times New Roman" w:cstheme="minorHAnsi"/>
-          <w:b/>
-          <w:bCs/>
-          <w:lang w:eastAsia="en-IN"/>
-        </w:rPr>
-      </w:pPr>
-      <w:r>
-        <w:rPr>
-          <w:rFonts w:eastAsia="Times New Roman" w:cstheme="minorHAnsi"/>
-          <w:b/>
-          <w:bCs/>
-          <w:lang w:eastAsia="en-IN"/>
-        </w:rPr>
-        <w:t>Summary:</w:t>
-      </w:r>
-    </w:p>
-    <w:p>
-      <w:pPr>
-        <w:numPr>
-          <w:ilvl w:val="0"/>
-          <w:numId w:val="11"/>
-        </w:numPr>
-        <w:spacing w:after="100" w:afterAutospacing="1" w:line="240" w:lineRule="auto"/>
-        <w:rPr>
-          <w:rFonts w:eastAsia="Times New Roman" w:cstheme="minorHAnsi"/>
-          <w:lang w:eastAsia="en-IN"/>
-        </w:rPr>
-      </w:pPr>
-      <w:r>
-        <w:rPr>
-          <w:rFonts w:eastAsia="Times New Roman" w:cstheme="minorHAnsi"/>
-          <w:lang w:eastAsia="en-IN"/>
-        </w:rPr>
-        <w:t xml:space="preserve">Connectivity constraints can lead to </w:t>
-      </w:r>
-      <w:r>
-        <w:rPr>
-          <w:rFonts w:eastAsia="Times New Roman" w:cstheme="minorHAnsi"/>
-          <w:b/>
-          <w:bCs/>
-          <w:lang w:eastAsia="en-IN"/>
-        </w:rPr>
-        <w:t>incorrect cluster merges</w:t>
-      </w:r>
-      <w:r>
-        <w:rPr>
-          <w:rFonts w:eastAsia="Times New Roman" w:cstheme="minorHAnsi"/>
-          <w:lang w:eastAsia="en-IN"/>
-        </w:rPr>
-        <w:t xml:space="preserve"> due to local proximity without considering cluster compactness.</w:t>
-      </w:r>
-    </w:p>
-    <w:p>
-      <w:pPr>
-        <w:numPr>
-          <w:ilvl w:val="0"/>
-          <w:numId w:val="11"/>
-        </w:numPr>
-        <w:spacing w:before="100" w:beforeAutospacing="1" w:after="100" w:afterAutospacing="1" w:line="240" w:lineRule="auto"/>
-        <w:rPr>
-          <w:rFonts w:eastAsia="Times New Roman" w:cstheme="minorHAnsi"/>
-          <w:lang w:eastAsia="en-IN"/>
-        </w:rPr>
-      </w:pPr>
-      <w:r>
-        <w:rPr>
-          <w:rFonts w:eastAsia="Times New Roman" w:cstheme="minorHAnsi"/>
-          <w:lang w:eastAsia="en-IN"/>
-        </w:rPr>
-        <w:t xml:space="preserve">This is a known limitation of hierarchical clustering methods, particularly </w:t>
-      </w:r>
-      <w:r>
-        <w:rPr>
-          <w:rFonts w:eastAsia="Times New Roman" w:cstheme="minorHAnsi"/>
-          <w:b/>
-          <w:bCs/>
-          <w:lang w:eastAsia="en-IN"/>
-        </w:rPr>
-        <w:t>single linkage</w:t>
-      </w:r>
-      <w:r>
-        <w:rPr>
-          <w:rFonts w:eastAsia="Times New Roman" w:cstheme="minorHAnsi"/>
-          <w:lang w:eastAsia="en-IN"/>
-        </w:rPr>
-        <w:t>.</w:t>
-      </w:r>
-    </w:p>
-    <w:p>
-      <w:pPr>
-        <w:numPr>
-          <w:ilvl w:val="0"/>
-          <w:numId w:val="11"/>
-        </w:numPr>
-        <w:spacing w:before="100" w:beforeAutospacing="1" w:after="100" w:afterAutospacing="1" w:line="240" w:lineRule="auto"/>
-        <w:rPr>
-          <w:rFonts w:eastAsia="Times New Roman" w:cstheme="minorHAnsi"/>
-          <w:lang w:eastAsia="en-IN"/>
-        </w:rPr>
-      </w:pPr>
-      <w:r>
-        <w:rPr>
-          <w:rFonts w:eastAsia="Times New Roman" w:cstheme="minorHAnsi"/>
-          <w:lang w:eastAsia="en-IN"/>
-        </w:rPr>
-        <w:t>Alternative linkage methods (complete, average) or density-based clustering (e.g., DBSCAN) address this issue better.</w:t>
-      </w:r>
-    </w:p>
-    <w:p>
-      <w:pPr>
-        <w:spacing w:after="0" w:line="240" w:lineRule="auto"/>
-        <w:rPr>
-          <w:rFonts w:eastAsia="Times New Roman" w:cstheme="minorHAnsi"/>
-          <w:lang w:eastAsia="en-IN"/>
-        </w:rPr>
-      </w:pPr>
-      <w:r>
-        <w:rPr>
-          <w:rFonts w:eastAsia="Times New Roman" w:cstheme="minorHAnsi"/>
-          <w:lang w:eastAsia="en-IN"/>
-        </w:rPr>
-        <w:pict>
-          <v:rect id="_x0000_i1032" style="width:0;height:1.5pt" o:hralign="center" o:hrstd="t" o:hr="t" fillcolor="#a0a0a0" stroked="f"/>
-        </w:pict>
-      </w:r>
-    </w:p>
-    <w:p>
-      <w:pPr>
-        <w:pStyle w:val="Heading3"/>
-        <w:rPr>
-          <w:rFonts w:asciiTheme="minorHAnsi" w:hAnsiTheme="minorHAnsi" w:cstheme="minorHAnsi"/>
-          <w:sz w:val="24"/>
-          <w:szCs w:val="22"/>
-          <w:u w:val="single"/>
-        </w:rPr>
-      </w:pPr>
-      <w:r>
-        <w:rPr>
-          <w:rFonts w:asciiTheme="minorHAnsi" w:hAnsiTheme="minorHAnsi" w:cstheme="minorHAnsi"/>
-          <w:sz w:val="24"/>
-          <w:szCs w:val="22"/>
-          <w:highlight w:val="yellow"/>
-          <w:u w:val="single"/>
-        </w:rPr>
-        <w:t>Q5. Explain Applications of Clustering</w:t>
-      </w:r>
-    </w:p>
-    <w:p>
-      <w:pPr>
-        <w:pStyle w:val="NormalWeb"/>
-        <w:rPr>
-          <w:rFonts w:asciiTheme="minorHAnsi" w:hAnsiTheme="minorHAnsi" w:cstheme="minorHAnsi"/>
-          <w:sz w:val="22"/>
-          <w:szCs w:val="22"/>
-        </w:rPr>
-      </w:pPr>
-      <w:r>
-        <w:rPr>
-          <w:rFonts w:asciiTheme="minorHAnsi" w:hAnsiTheme="minorHAnsi" w:cstheme="minorHAnsi"/>
-          <w:sz w:val="22"/>
-          <w:szCs w:val="22"/>
-        </w:rPr>
-        <w:t>Clustering is an unsupervised learning technique widely used in various fields to discover natural groupings or patterns within data. Below are key applications:</w:t>
       </w:r>
     </w:p>
     <w:tbl>
@@ -3672,51 +3315,59 @@
         <w:tblLook w:val="04A0" w:firstRow="1" w:lastRow="0" w:firstColumn="1" w:lastColumn="0" w:noHBand="0" w:noVBand="1"/>
       </w:tblPr>
       <w:tblGrid>
-        <w:gridCol w:w="2598"/>
-        <w:gridCol w:w="8084"/>
+        <w:gridCol w:w="1809"/>
+        <w:gridCol w:w="3286"/>
       </w:tblGrid>
       <w:tr>
         <w:tc>
           <w:tcPr>
-            <w:tcW w:w="2598" w:type="dxa"/>
+            <w:tcW w:w="1809" w:type="dxa"/>
+            <w:shd w:val="clear" w:color="auto" w:fill="FFFF00"/>
             <w:hideMark/>
           </w:tcPr>
           <w:p>
             <w:pPr>
-              <w:jc w:val="center"/>
               <w:rPr>
                 <w:rFonts w:cstheme="minorHAnsi"/>
                 <w:b/>
                 <w:bCs/>
+                <w:sz w:val="16"/>
+                <w:szCs w:val="16"/>
               </w:rPr>
             </w:pPr>
             <w:r>
               <w:rPr>
                 <w:rStyle w:val="Strong"/>
                 <w:rFonts w:cstheme="minorHAnsi"/>
-              </w:rPr>
-              <w:t>Application Area</w:t>
+                <w:sz w:val="16"/>
+                <w:szCs w:val="16"/>
+              </w:rPr>
+              <w:t>Clustering Application</w:t>
             </w:r>
           </w:p>
         </w:tc>
         <w:tc>
           <w:tcPr>
-            <w:tcW w:w="8084" w:type="dxa"/>
+            <w:tcW w:w="3286" w:type="dxa"/>
+            <w:shd w:val="clear" w:color="auto" w:fill="FFFF00"/>
             <w:hideMark/>
           </w:tcPr>
           <w:p>
             <w:pPr>
-              <w:jc w:val="center"/>
               <w:rPr>
                 <w:rFonts w:cstheme="minorHAnsi"/>
                 <w:b/>
                 <w:bCs/>
+                <w:sz w:val="16"/>
+                <w:szCs w:val="16"/>
               </w:rPr>
             </w:pPr>
             <w:r>
               <w:rPr>
                 <w:rStyle w:val="Strong"/>
                 <w:rFonts w:cstheme="minorHAnsi"/>
+                <w:sz w:val="16"/>
+                <w:szCs w:val="16"/>
               </w:rPr>
               <w:t>Description and Examples</w:t>
             </w:r>
@@ -3726,19 +3377,23 @@
       <w:tr>
         <w:tc>
           <w:tcPr>
-            <w:tcW w:w="2598" w:type="dxa"/>
+            <w:tcW w:w="1809" w:type="dxa"/>
             <w:hideMark/>
           </w:tcPr>
           <w:p>
             <w:pPr>
               <w:rPr>
                 <w:rFonts w:cstheme="minorHAnsi"/>
+                <w:sz w:val="16"/>
+                <w:szCs w:val="16"/>
               </w:rPr>
             </w:pPr>
             <w:r>
               <w:rPr>
                 <w:rStyle w:val="Strong"/>
                 <w:rFonts w:cstheme="minorHAnsi"/>
+                <w:sz w:val="16"/>
+                <w:szCs w:val="16"/>
               </w:rPr>
               <w:t>Customer Segmentation</w:t>
             </w:r>
@@ -3746,18 +3401,22 @@
         </w:tc>
         <w:tc>
           <w:tcPr>
-            <w:tcW w:w="8084" w:type="dxa"/>
+            <w:tcW w:w="3286" w:type="dxa"/>
             <w:hideMark/>
           </w:tcPr>
           <w:p>
             <w:pPr>
               <w:rPr>
                 <w:rFonts w:cstheme="minorHAnsi"/>
+                <w:sz w:val="16"/>
+                <w:szCs w:val="16"/>
               </w:rPr>
             </w:pPr>
             <w:r>
               <w:rPr>
                 <w:rFonts w:cstheme="minorHAnsi"/>
+                <w:sz w:val="16"/>
+                <w:szCs w:val="16"/>
               </w:rPr>
               <w:t xml:space="preserve">Grouping customers based on buying </w:t>
             </w:r>
@@ -3765,6 +3424,8 @@
             <w:r>
               <w:rPr>
                 <w:rFonts w:cstheme="minorHAnsi"/>
+                <w:sz w:val="16"/>
+                <w:szCs w:val="16"/>
               </w:rPr>
               <w:t>behavior</w:t>
             </w:r>
@@ -3772,6 +3433,8 @@
             <w:r>
               <w:rPr>
                 <w:rFonts w:cstheme="minorHAnsi"/>
+                <w:sz w:val="16"/>
+                <w:szCs w:val="16"/>
               </w:rPr>
               <w:t>, demographics, or preferences to tailor marketing strategies.</w:t>
             </w:r>
@@ -3781,19 +3444,23 @@
       <w:tr>
         <w:tc>
           <w:tcPr>
-            <w:tcW w:w="2598" w:type="dxa"/>
+            <w:tcW w:w="1809" w:type="dxa"/>
             <w:hideMark/>
           </w:tcPr>
           <w:p>
             <w:pPr>
               <w:rPr>
                 <w:rFonts w:cstheme="minorHAnsi"/>
+                <w:sz w:val="16"/>
+                <w:szCs w:val="16"/>
               </w:rPr>
             </w:pPr>
             <w:r>
               <w:rPr>
                 <w:rStyle w:val="Strong"/>
                 <w:rFonts w:cstheme="minorHAnsi"/>
+                <w:sz w:val="16"/>
+                <w:szCs w:val="16"/>
               </w:rPr>
               <w:t>Image Segmentation</w:t>
             </w:r>
@@ -3801,18 +3468,22 @@
         </w:tc>
         <w:tc>
           <w:tcPr>
-            <w:tcW w:w="8084" w:type="dxa"/>
+            <w:tcW w:w="3286" w:type="dxa"/>
             <w:hideMark/>
           </w:tcPr>
           <w:p>
             <w:pPr>
               <w:rPr>
                 <w:rFonts w:cstheme="minorHAnsi"/>
+                <w:sz w:val="16"/>
+                <w:szCs w:val="16"/>
               </w:rPr>
             </w:pPr>
             <w:r>
               <w:rPr>
                 <w:rFonts w:cstheme="minorHAnsi"/>
+                <w:sz w:val="16"/>
+                <w:szCs w:val="16"/>
               </w:rPr>
               <w:t>Dividing images into meaningful regions for object detection or recognition (e.g., medical imaging).</w:t>
             </w:r>
@@ -3822,19 +3493,23 @@
       <w:tr>
         <w:tc>
           <w:tcPr>
-            <w:tcW w:w="2598" w:type="dxa"/>
+            <w:tcW w:w="1809" w:type="dxa"/>
             <w:hideMark/>
           </w:tcPr>
           <w:p>
             <w:pPr>
               <w:rPr>
                 <w:rFonts w:cstheme="minorHAnsi"/>
+                <w:sz w:val="16"/>
+                <w:szCs w:val="16"/>
               </w:rPr>
             </w:pPr>
             <w:r>
               <w:rPr>
                 <w:rStyle w:val="Strong"/>
                 <w:rFonts w:cstheme="minorHAnsi"/>
+                <w:sz w:val="16"/>
+                <w:szCs w:val="16"/>
               </w:rPr>
               <w:t>Document Clustering</w:t>
             </w:r>
@@ -3842,18 +3517,22 @@
         </w:tc>
         <w:tc>
           <w:tcPr>
-            <w:tcW w:w="8084" w:type="dxa"/>
+            <w:tcW w:w="3286" w:type="dxa"/>
             <w:hideMark/>
           </w:tcPr>
           <w:p>
             <w:pPr>
               <w:rPr>
                 <w:rFonts w:cstheme="minorHAnsi"/>
+                <w:sz w:val="16"/>
+                <w:szCs w:val="16"/>
               </w:rPr>
             </w:pPr>
             <w:r>
               <w:rPr>
                 <w:rFonts w:cstheme="minorHAnsi"/>
+                <w:sz w:val="16"/>
+                <w:szCs w:val="16"/>
               </w:rPr>
               <w:t>Organizing large text collections into topics or themes, aiding in information retrieval and summarization.</w:t>
             </w:r>
@@ -3863,19 +3542,23 @@
       <w:tr>
         <w:tc>
           <w:tcPr>
-            <w:tcW w:w="2598" w:type="dxa"/>
+            <w:tcW w:w="1809" w:type="dxa"/>
             <w:hideMark/>
           </w:tcPr>
           <w:p>
             <w:pPr>
               <w:rPr>
                 <w:rFonts w:cstheme="minorHAnsi"/>
+                <w:sz w:val="16"/>
+                <w:szCs w:val="16"/>
               </w:rPr>
             </w:pPr>
             <w:r>
               <w:rPr>
                 <w:rStyle w:val="Strong"/>
                 <w:rFonts w:cstheme="minorHAnsi"/>
+                <w:sz w:val="16"/>
+                <w:szCs w:val="16"/>
               </w:rPr>
               <w:t>Anomaly Detection</w:t>
             </w:r>
@@ -3883,18 +3566,22 @@
         </w:tc>
         <w:tc>
           <w:tcPr>
-            <w:tcW w:w="8084" w:type="dxa"/>
+            <w:tcW w:w="3286" w:type="dxa"/>
             <w:hideMark/>
           </w:tcPr>
           <w:p>
             <w:pPr>
               <w:rPr>
                 <w:rFonts w:cstheme="minorHAnsi"/>
+                <w:sz w:val="16"/>
+                <w:szCs w:val="16"/>
               </w:rPr>
             </w:pPr>
             <w:r>
               <w:rPr>
                 <w:rFonts w:cstheme="minorHAnsi"/>
+                <w:sz w:val="16"/>
+                <w:szCs w:val="16"/>
               </w:rPr>
               <w:t>Identifying outliers or fraud in data such as credit card transactions or network security.</w:t>
             </w:r>
@@ -3904,19 +3591,23 @@
       <w:tr>
         <w:tc>
           <w:tcPr>
-            <w:tcW w:w="2598" w:type="dxa"/>
+            <w:tcW w:w="1809" w:type="dxa"/>
             <w:hideMark/>
           </w:tcPr>
           <w:p>
             <w:pPr>
               <w:rPr>
                 <w:rFonts w:cstheme="minorHAnsi"/>
+                <w:sz w:val="16"/>
+                <w:szCs w:val="16"/>
               </w:rPr>
             </w:pPr>
             <w:r>
               <w:rPr>
                 <w:rStyle w:val="Strong"/>
                 <w:rFonts w:cstheme="minorHAnsi"/>
+                <w:sz w:val="16"/>
+                <w:szCs w:val="16"/>
               </w:rPr>
               <w:t>Genomics and Bioinformatics</w:t>
             </w:r>
@@ -3924,20 +3615,103 @@
         </w:tc>
         <w:tc>
           <w:tcPr>
-            <w:tcW w:w="8084" w:type="dxa"/>
+            <w:tcW w:w="3286" w:type="dxa"/>
             <w:hideMark/>
           </w:tcPr>
           <w:p>
             <w:pPr>
               <w:rPr>
                 <w:rFonts w:cstheme="minorHAnsi"/>
+                <w:sz w:val="16"/>
+                <w:szCs w:val="16"/>
               </w:rPr>
             </w:pPr>
             <w:r>
               <w:rPr>
                 <w:rFonts w:cstheme="minorHAnsi"/>
+                <w:sz w:val="16"/>
+                <w:szCs w:val="16"/>
               </w:rPr>
               <w:t>Clustering genes or proteins with similar functions or expressions to understand biological processes.</w:t>
+            </w:r>
+          </w:p>
+        </w:tc>
+        <w:bookmarkStart w:id="0" w:name="_GoBack"/>
+        <w:bookmarkEnd w:id="0"/>
+      </w:tr>
+      <w:tr>
+        <w:tc>
+          <w:tcPr>
+            <w:tcW w:w="1809" w:type="dxa"/>
+            <w:hideMark/>
+          </w:tcPr>
+          <w:p>
+            <w:pPr>
+              <w:rPr>
+                <w:rFonts w:cstheme="minorHAnsi"/>
+                <w:sz w:val="16"/>
+                <w:szCs w:val="16"/>
+              </w:rPr>
+            </w:pPr>
+            <w:r>
+              <w:rPr>
+                <w:rStyle w:val="Strong"/>
+                <w:rFonts w:cstheme="minorHAnsi"/>
+                <w:sz w:val="16"/>
+                <w:szCs w:val="16"/>
+              </w:rPr>
+              <w:t>Market Research</w:t>
+            </w:r>
+          </w:p>
+        </w:tc>
+        <w:tc>
+          <w:tcPr>
+            <w:tcW w:w="3286" w:type="dxa"/>
+            <w:hideMark/>
+          </w:tcPr>
+          <w:p>
+            <w:pPr>
+              <w:rPr>
+                <w:rFonts w:cstheme="minorHAnsi"/>
+                <w:sz w:val="16"/>
+                <w:szCs w:val="16"/>
+              </w:rPr>
+            </w:pPr>
+            <w:proofErr w:type="spellStart"/>
+            <w:r>
+              <w:rPr>
+                <w:rFonts w:cstheme="minorHAnsi"/>
+                <w:sz w:val="16"/>
+                <w:szCs w:val="16"/>
+              </w:rPr>
+              <w:t>Analyzing</w:t>
+            </w:r>
+            <w:proofErr w:type="spellEnd"/>
+            <w:r>
+              <w:rPr>
+                <w:rFonts w:cstheme="minorHAnsi"/>
+                <w:sz w:val="16"/>
+                <w:szCs w:val="16"/>
+              </w:rPr>
+              <w:t xml:space="preserve"> survey data to identify groups with similar opinions or </w:t>
+            </w:r>
+            <w:proofErr w:type="spellStart"/>
+            <w:r>
+              <w:rPr>
+                <w:rFonts w:cstheme="minorHAnsi"/>
+                <w:sz w:val="16"/>
+                <w:szCs w:val="16"/>
+              </w:rPr>
+              <w:t>behaviors</w:t>
+            </w:r>
+            <w:proofErr w:type="spellEnd"/>
+            <w:r>
+              <w:rPr>
+                <w:rFonts w:cstheme="minorHAnsi"/>
+                <w:sz w:val="16"/>
+                <w:szCs w:val="16"/>
+              </w:rPr>
+              <w:t>.</w:t>
             </w:r>
           </w:p>
         </w:tc>
@@ -3945,62 +3719,48 @@
       <w:tr>
         <w:tc>
           <w:tcPr>
-            <w:tcW w:w="2598" w:type="dxa"/>
+            <w:tcW w:w="1809" w:type="dxa"/>
             <w:hideMark/>
           </w:tcPr>
           <w:p>
             <w:pPr>
               <w:rPr>
                 <w:rFonts w:cstheme="minorHAnsi"/>
+                <w:sz w:val="16"/>
+                <w:szCs w:val="16"/>
               </w:rPr>
             </w:pPr>
             <w:r>
               <w:rPr>
                 <w:rStyle w:val="Strong"/>
                 <w:rFonts w:cstheme="minorHAnsi"/>
-              </w:rPr>
-              <w:t>Market Research</w:t>
+                <w:sz w:val="16"/>
+                <w:szCs w:val="16"/>
+              </w:rPr>
+              <w:t>Social Network Analysis</w:t>
             </w:r>
           </w:p>
         </w:tc>
         <w:tc>
           <w:tcPr>
-            <w:tcW w:w="8084" w:type="dxa"/>
+            <w:tcW w:w="3286" w:type="dxa"/>
             <w:hideMark/>
           </w:tcPr>
           <w:p>
             <w:pPr>
               <w:rPr>
                 <w:rFonts w:cstheme="minorHAnsi"/>
+                <w:sz w:val="16"/>
+                <w:szCs w:val="16"/>
               </w:rPr>
             </w:pPr>
-            <w:proofErr w:type="spellStart"/>
             <w:r>
               <w:rPr>
                 <w:rFonts w:cstheme="minorHAnsi"/>
-              </w:rPr>
-              <w:t>Analyzing</w:t>
-            </w:r>
-            <w:proofErr w:type="spellEnd"/>
-            <w:r>
-              <w:rPr>
-                <w:rFonts w:cstheme="minorHAnsi"/>
-              </w:rPr>
-              <w:t xml:space="preserve"> survey data to identify groups with similar opinions or </w:t>
-            </w:r>
-            <w:proofErr w:type="spellStart"/>
-            <w:r>
-              <w:rPr>
-                <w:rFonts w:cstheme="minorHAnsi"/>
-              </w:rPr>
-              <w:t>behaviors</w:t>
-            </w:r>
-            <w:proofErr w:type="spellEnd"/>
-            <w:r>
-              <w:rPr>
-                <w:rFonts w:cstheme="minorHAnsi"/>
-              </w:rPr>
-              <w:t>.</w:t>
+                <w:sz w:val="16"/>
+                <w:szCs w:val="16"/>
+              </w:rPr>
+              <w:t>Detecting communities or clusters of users based on interaction patterns.</w:t>
             </w:r>
           </w:p>
         </w:tc>
@@ -4008,40 +3768,48 @@
       <w:tr>
         <w:tc>
           <w:tcPr>
-            <w:tcW w:w="2598" w:type="dxa"/>
+            <w:tcW w:w="1809" w:type="dxa"/>
             <w:hideMark/>
           </w:tcPr>
           <w:p>
             <w:pPr>
               <w:rPr>
                 <w:rFonts w:cstheme="minorHAnsi"/>
+                <w:sz w:val="16"/>
+                <w:szCs w:val="16"/>
               </w:rPr>
             </w:pPr>
             <w:r>
               <w:rPr>
                 <w:rStyle w:val="Strong"/>
                 <w:rFonts w:cstheme="minorHAnsi"/>
-              </w:rPr>
-              <w:t>Social Network Analysis</w:t>
+                <w:sz w:val="16"/>
+                <w:szCs w:val="16"/>
+              </w:rPr>
+              <w:t>Recommender Systems</w:t>
             </w:r>
           </w:p>
         </w:tc>
         <w:tc>
           <w:tcPr>
-            <w:tcW w:w="8084" w:type="dxa"/>
+            <w:tcW w:w="3286" w:type="dxa"/>
             <w:hideMark/>
           </w:tcPr>
           <w:p>
             <w:pPr>
               <w:rPr>
                 <w:rFonts w:cstheme="minorHAnsi"/>
+                <w:sz w:val="16"/>
+                <w:szCs w:val="16"/>
               </w:rPr>
             </w:pPr>
             <w:r>
               <w:rPr>
                 <w:rFonts w:cstheme="minorHAnsi"/>
-              </w:rPr>
-              <w:t>Detecting communities or clusters of users based on interaction patterns.</w:t>
+                <w:sz w:val="16"/>
+                <w:szCs w:val="16"/>
+              </w:rPr>
+              <w:t>Grouping users or items to improve recommendation quality by finding similar preferences.</w:t>
             </w:r>
           </w:p>
         </w:tc>
@@ -4049,40 +3817,48 @@
       <w:tr>
         <w:tc>
           <w:tcPr>
-            <w:tcW w:w="2598" w:type="dxa"/>
+            <w:tcW w:w="1809" w:type="dxa"/>
             <w:hideMark/>
           </w:tcPr>
           <w:p>
             <w:pPr>
               <w:rPr>
                 <w:rFonts w:cstheme="minorHAnsi"/>
+                <w:sz w:val="16"/>
+                <w:szCs w:val="16"/>
               </w:rPr>
             </w:pPr>
             <w:r>
               <w:rPr>
                 <w:rStyle w:val="Strong"/>
                 <w:rFonts w:cstheme="minorHAnsi"/>
-              </w:rPr>
-              <w:t>Recommender Systems</w:t>
+                <w:sz w:val="16"/>
+                <w:szCs w:val="16"/>
+              </w:rPr>
+              <w:t>Earth Sciences</w:t>
             </w:r>
           </w:p>
         </w:tc>
         <w:tc>
           <w:tcPr>
-            <w:tcW w:w="8084" w:type="dxa"/>
+            <w:tcW w:w="3286" w:type="dxa"/>
             <w:hideMark/>
           </w:tcPr>
           <w:p>
             <w:pPr>
               <w:rPr>
                 <w:rFonts w:cstheme="minorHAnsi"/>
+                <w:sz w:val="16"/>
+                <w:szCs w:val="16"/>
               </w:rPr>
             </w:pPr>
             <w:r>
               <w:rPr>
                 <w:rFonts w:cstheme="minorHAnsi"/>
-              </w:rPr>
-              <w:t>Grouping users or items to improve recommendation quality by finding similar preferences.</w:t>
+                <w:sz w:val="16"/>
+                <w:szCs w:val="16"/>
+              </w:rPr>
+              <w:t>Classifying regions based on soil types, climate, or vegetation for environmental studies.</w:t>
             </w:r>
           </w:p>
         </w:tc>
@@ -4090,79 +3866,46 @@
       <w:tr>
         <w:tc>
           <w:tcPr>
-            <w:tcW w:w="2598" w:type="dxa"/>
+            <w:tcW w:w="1809" w:type="dxa"/>
             <w:hideMark/>
           </w:tcPr>
           <w:p>
             <w:pPr>
               <w:rPr>
                 <w:rFonts w:cstheme="minorHAnsi"/>
+                <w:sz w:val="16"/>
+                <w:szCs w:val="16"/>
               </w:rPr>
             </w:pPr>
             <w:r>
               <w:rPr>
                 <w:rStyle w:val="Strong"/>
                 <w:rFonts w:cstheme="minorHAnsi"/>
-              </w:rPr>
-              <w:t>Earth Sciences</w:t>
+                <w:sz w:val="16"/>
+                <w:szCs w:val="16"/>
+              </w:rPr>
+              <w:t>Health Care</w:t>
             </w:r>
           </w:p>
         </w:tc>
         <w:tc>
           <w:tcPr>
-            <w:tcW w:w="8084" w:type="dxa"/>
+            <w:tcW w:w="3286" w:type="dxa"/>
             <w:hideMark/>
           </w:tcPr>
           <w:p>
             <w:pPr>
               <w:rPr>
                 <w:rFonts w:cstheme="minorHAnsi"/>
+                <w:sz w:val="16"/>
+                <w:szCs w:val="16"/>
               </w:rPr>
             </w:pPr>
             <w:r>
               <w:rPr>
                 <w:rFonts w:cstheme="minorHAnsi"/>
-              </w:rPr>
-              <w:t>Classifying regions based on soil types, climate, or vegetation for environmental studies.</w:t>
-            </w:r>
-          </w:p>
-        </w:tc>
-      </w:tr>
-      <w:tr>
-        <w:tc>
-          <w:tcPr>
-            <w:tcW w:w="2598" w:type="dxa"/>
-            <w:hideMark/>
-          </w:tcPr>
-          <w:p>
-            <w:pPr>
-              <w:rPr>
-                <w:rFonts w:cstheme="minorHAnsi"/>
-              </w:rPr>
-            </w:pPr>
-            <w:r>
-              <w:rPr>
-                <w:rStyle w:val="Strong"/>
-                <w:rFonts w:cstheme="minorHAnsi"/>
-              </w:rPr>
-              <w:t>Health Care</w:t>
-            </w:r>
-          </w:p>
-        </w:tc>
-        <w:tc>
-          <w:tcPr>
-            <w:tcW w:w="8084" w:type="dxa"/>
-            <w:hideMark/>
-          </w:tcPr>
-          <w:p>
-            <w:pPr>
-              <w:rPr>
-                <w:rFonts w:cstheme="minorHAnsi"/>
-              </w:rPr>
-            </w:pPr>
-            <w:r>
-              <w:rPr>
-                <w:rFonts w:cstheme="minorHAnsi"/>
+                <w:sz w:val="16"/>
+                <w:szCs w:val="16"/>
               </w:rPr>
               <w:t>Grouping patients with similar symptoms or diseases for personalized treatment plans.</w:t>
             </w:r>
@@ -4172,1425 +3915,122 @@
     </w:tbl>
     <w:p>
       <w:pPr>
+        <w:spacing w:after="0"/>
         <w:rPr>
           <w:rFonts w:cstheme="minorHAnsi"/>
+          <w:sz w:val="16"/>
+          <w:szCs w:val="16"/>
         </w:rPr>
       </w:pPr>
       <w:r>
         <w:rPr>
           <w:rFonts w:cstheme="minorHAnsi"/>
+          <w:sz w:val="16"/>
+          <w:szCs w:val="16"/>
         </w:rPr>
         <w:pict>
-          <v:rect id="_x0000_i1028" style="width:0;height:1.5pt" o:hralign="center" o:hrstd="t" o:hr="t" fillcolor="#a0a0a0" stroked="f"/>
+          <v:rect id="_x0000_i1031" style="width:0;height:1.5pt" o:hralign="center" o:hrstd="t" o:hr="t" fillcolor="#a0a0a0" stroked="f"/>
         </w:pict>
       </w:r>
     </w:p>
     <w:p>
       <w:pPr>
-        <w:pStyle w:val="Heading3"/>
-        <w:rPr>
-          <w:rFonts w:asciiTheme="minorHAnsi" w:hAnsiTheme="minorHAnsi" w:cstheme="minorHAnsi"/>
-          <w:sz w:val="24"/>
-          <w:szCs w:val="22"/>
-          <w:u w:val="single"/>
-        </w:rPr>
-      </w:pPr>
-      <w:r>
-        <w:rPr>
-          <w:rFonts w:asciiTheme="minorHAnsi" w:hAnsiTheme="minorHAnsi" w:cstheme="minorHAnsi"/>
-          <w:sz w:val="24"/>
-          <w:szCs w:val="22"/>
-          <w:highlight w:val="yellow"/>
-          <w:u w:val="single"/>
-        </w:rPr>
-        <w:t>Q6. What is Clustering? Clarify the Various Applications of Clustering</w:t>
+        <w:spacing w:after="0" w:line="240" w:lineRule="auto"/>
+        <w:rPr>
+          <w:rFonts w:eastAsia="Times New Roman" w:cstheme="minorHAnsi"/>
+          <w:sz w:val="16"/>
+          <w:szCs w:val="16"/>
+          <w:lang w:eastAsia="en-IN"/>
+        </w:rPr>
+      </w:pPr>
+      <w:r>
+        <w:rPr>
+          <w:rFonts w:eastAsia="Times New Roman" w:cstheme="minorHAnsi"/>
+          <w:noProof/>
+          <w:sz w:val="16"/>
+          <w:szCs w:val="16"/>
+          <w:lang w:eastAsia="en-IN"/>
+        </w:rPr>
+        <w:drawing>
+          <wp:inline distT="0" distB="0" distL="0" distR="0" wp14:anchorId="28B6C484" wp14:editId="069DC637">
+            <wp:extent cx="3098165" cy="1689735"/>
+            <wp:effectExtent l="19050" t="19050" r="26035" b="24765"/>
+            <wp:docPr id="1" name="Picture 1"/>
+            <wp:cNvGraphicFramePr>
+              <a:graphicFrameLocks xmlns:a="http://schemas.openxmlformats.org/drawingml/2006/main" noChangeAspect="1"/>
+            </wp:cNvGraphicFramePr>
+            <a:graphic xmlns:a="http://schemas.openxmlformats.org/drawingml/2006/main">
+              <a:graphicData uri="http://schemas.openxmlformats.org/drawingml/2006/picture">
+                <pic:pic xmlns:pic="http://schemas.openxmlformats.org/drawingml/2006/picture">
+                  <pic:nvPicPr>
+                    <pic:cNvPr id="0" name="Gemini_Generated_Image_l0y5rbl0y5rbl0y5.png"/>
+                    <pic:cNvPicPr/>
+                  </pic:nvPicPr>
+                  <pic:blipFill>
+                    <a:blip r:embed="rId7" cstate="print">
+                      <a:extLst>
+                        <a:ext uri="{28A0092B-C50C-407E-A947-70E740481C1C}">
+                          <a14:useLocalDpi xmlns:a14="http://schemas.microsoft.com/office/drawing/2010/main" val="0"/>
+                        </a:ext>
+                      </a:extLst>
+                    </a:blip>
+                    <a:stretch>
+                      <a:fillRect/>
+                    </a:stretch>
+                  </pic:blipFill>
+                  <pic:spPr>
+                    <a:xfrm>
+                      <a:off x="0" y="0"/>
+                      <a:ext cx="3098165" cy="1689735"/>
+                    </a:xfrm>
+                    <a:prstGeom prst="rect">
+                      <a:avLst/>
+                    </a:prstGeom>
+                    <a:ln>
+                      <a:solidFill>
+                        <a:schemeClr val="tx1"/>
+                      </a:solidFill>
+                    </a:ln>
+                  </pic:spPr>
+                </pic:pic>
+              </a:graphicData>
+            </a:graphic>
+          </wp:inline>
+        </w:drawing>
       </w:r>
     </w:p>
     <w:p>
       <w:pPr>
-        <w:pStyle w:val="NormalWeb"/>
-        <w:rPr>
-          <w:rFonts w:asciiTheme="minorHAnsi" w:hAnsiTheme="minorHAnsi" w:cstheme="minorHAnsi"/>
-          <w:sz w:val="22"/>
-          <w:szCs w:val="22"/>
-        </w:rPr>
-      </w:pPr>
-      <w:r>
-        <w:rPr>
-          <w:rFonts w:asciiTheme="minorHAnsi" w:hAnsiTheme="minorHAnsi" w:cstheme="minorHAnsi"/>
-          <w:sz w:val="22"/>
-          <w:szCs w:val="22"/>
-        </w:rPr>
-        <w:t xml:space="preserve">Clustering is an </w:t>
-      </w:r>
-      <w:r>
-        <w:rPr>
-          <w:rStyle w:val="Strong"/>
-          <w:rFonts w:asciiTheme="minorHAnsi" w:hAnsiTheme="minorHAnsi" w:cstheme="minorHAnsi"/>
-          <w:sz w:val="22"/>
-          <w:szCs w:val="22"/>
-        </w:rPr>
-        <w:t>unsupervised machine learning technique</w:t>
-      </w:r>
-      <w:r>
-        <w:rPr>
-          <w:rFonts w:asciiTheme="minorHAnsi" w:hAnsiTheme="minorHAnsi" w:cstheme="minorHAnsi"/>
-          <w:sz w:val="22"/>
-          <w:szCs w:val="22"/>
-        </w:rPr>
-        <w:t xml:space="preserve"> that involves grouping a set of data points into clusters such that points in the same cluster are </w:t>
-      </w:r>
-      <w:r>
-        <w:rPr>
-          <w:rStyle w:val="Strong"/>
-          <w:rFonts w:asciiTheme="minorHAnsi" w:hAnsiTheme="minorHAnsi" w:cstheme="minorHAnsi"/>
-          <w:sz w:val="22"/>
-          <w:szCs w:val="22"/>
-        </w:rPr>
-        <w:t>more similar</w:t>
-      </w:r>
-      <w:r>
-        <w:rPr>
-          <w:rFonts w:asciiTheme="minorHAnsi" w:hAnsiTheme="minorHAnsi" w:cstheme="minorHAnsi"/>
-          <w:sz w:val="22"/>
-          <w:szCs w:val="22"/>
-        </w:rPr>
-        <w:t xml:space="preserve"> to each other than to those in other clusters. It is used to </w:t>
-      </w:r>
-      <w:r>
-        <w:rPr>
-          <w:rStyle w:val="Strong"/>
-          <w:rFonts w:asciiTheme="minorHAnsi" w:hAnsiTheme="minorHAnsi" w:cstheme="minorHAnsi"/>
-          <w:sz w:val="22"/>
-          <w:szCs w:val="22"/>
-        </w:rPr>
-        <w:t>discover inherent structures or patterns</w:t>
-      </w:r>
-      <w:r>
-        <w:rPr>
-          <w:rFonts w:asciiTheme="minorHAnsi" w:hAnsiTheme="minorHAnsi" w:cstheme="minorHAnsi"/>
-          <w:sz w:val="22"/>
-          <w:szCs w:val="22"/>
-        </w:rPr>
-        <w:t xml:space="preserve"> in data without predefined labels.</w:t>
+        <w:spacing w:after="0" w:line="240" w:lineRule="auto"/>
+        <w:rPr>
+          <w:rFonts w:eastAsia="Times New Roman" w:cstheme="minorHAnsi"/>
+          <w:sz w:val="16"/>
+          <w:szCs w:val="16"/>
+          <w:lang w:eastAsia="en-IN"/>
+        </w:rPr>
+      </w:pPr>
+      <w:r>
+        <w:rPr>
+          <w:rFonts w:eastAsia="Times New Roman" w:cstheme="minorHAnsi"/>
+          <w:sz w:val="16"/>
+          <w:szCs w:val="16"/>
+          <w:lang w:eastAsia="en-IN"/>
+        </w:rPr>
+        <w:pict>
+          <v:rect id="_x0000_i1032" style="width:0;height:1.5pt" o:hralign="center" o:hrstd="t" o:hr="t" fillcolor="#a0a0a0" stroked="f"/>
+        </w:pict>
       </w:r>
     </w:p>
     <w:p>
       <w:pPr>
-        <w:pStyle w:val="NormalWeb"/>
-        <w:numPr>
-          <w:ilvl w:val="0"/>
-          <w:numId w:val="12"/>
-        </w:numPr>
-        <w:rPr>
-          <w:rFonts w:asciiTheme="minorHAnsi" w:hAnsiTheme="minorHAnsi" w:cstheme="minorHAnsi"/>
-          <w:sz w:val="22"/>
-          <w:szCs w:val="22"/>
-        </w:rPr>
-      </w:pPr>
-      <w:r>
-        <w:rPr>
-          <w:rFonts w:asciiTheme="minorHAnsi" w:hAnsiTheme="minorHAnsi" w:cstheme="minorHAnsi"/>
-          <w:sz w:val="22"/>
-          <w:szCs w:val="22"/>
-        </w:rPr>
-        <w:lastRenderedPageBreak/>
-        <w:t>Groups data based on similarity/distance measures.</w:t>
-      </w:r>
-    </w:p>
-    <w:p>
-      <w:pPr>
-        <w:pStyle w:val="NormalWeb"/>
-        <w:numPr>
-          <w:ilvl w:val="0"/>
-          <w:numId w:val="12"/>
-        </w:numPr>
-        <w:rPr>
-          <w:rFonts w:asciiTheme="minorHAnsi" w:hAnsiTheme="minorHAnsi" w:cstheme="minorHAnsi"/>
-          <w:sz w:val="22"/>
-          <w:szCs w:val="22"/>
-        </w:rPr>
-      </w:pPr>
-      <w:r>
-        <w:rPr>
-          <w:rFonts w:asciiTheme="minorHAnsi" w:hAnsiTheme="minorHAnsi" w:cstheme="minorHAnsi"/>
-          <w:sz w:val="22"/>
-          <w:szCs w:val="22"/>
-        </w:rPr>
-        <w:t xml:space="preserve">Does not require </w:t>
-      </w:r>
-      <w:proofErr w:type="spellStart"/>
-      <w:r>
-        <w:rPr>
-          <w:rFonts w:asciiTheme="minorHAnsi" w:hAnsiTheme="minorHAnsi" w:cstheme="minorHAnsi"/>
-          <w:sz w:val="22"/>
-          <w:szCs w:val="22"/>
-        </w:rPr>
-        <w:t>labeled</w:t>
-      </w:r>
-      <w:proofErr w:type="spellEnd"/>
-      <w:r>
-        <w:rPr>
-          <w:rFonts w:asciiTheme="minorHAnsi" w:hAnsiTheme="minorHAnsi" w:cstheme="minorHAnsi"/>
-          <w:sz w:val="22"/>
-          <w:szCs w:val="22"/>
-        </w:rPr>
-        <w:t xml:space="preserve"> data.</w:t>
-      </w:r>
-    </w:p>
-    <w:p>
-      <w:pPr>
-        <w:pStyle w:val="NormalWeb"/>
-        <w:numPr>
-          <w:ilvl w:val="0"/>
-          <w:numId w:val="12"/>
-        </w:numPr>
-        <w:rPr>
-          <w:rFonts w:asciiTheme="minorHAnsi" w:hAnsiTheme="minorHAnsi" w:cstheme="minorHAnsi"/>
-          <w:sz w:val="22"/>
-          <w:szCs w:val="22"/>
-        </w:rPr>
-      </w:pPr>
-      <w:r>
-        <w:rPr>
-          <w:rFonts w:asciiTheme="minorHAnsi" w:hAnsiTheme="minorHAnsi" w:cstheme="minorHAnsi"/>
-          <w:sz w:val="22"/>
-          <w:szCs w:val="22"/>
-        </w:rPr>
-        <w:t>Helps in summarizing and understanding large datasets.</w:t>
-      </w:r>
-    </w:p>
-    <w:p>
-      <w:pPr>
-        <w:rPr>
-          <w:rFonts w:cstheme="minorHAnsi"/>
-        </w:rPr>
-      </w:pPr>
-      <w:r>
-        <w:rPr>
-          <w:rFonts w:cstheme="minorHAnsi"/>
-          <w:highlight w:val="cyan"/>
-        </w:rPr>
-        <w:t>[Same as Q5]</w:t>
-      </w:r>
-      <w:r>
-        <w:rPr>
-          <w:rFonts w:cstheme="minorHAnsi"/>
-        </w:rPr>
-        <w:pict>
-          <v:rect id="_x0000_i1029" style="width:0;height:1.5pt" o:hralign="center" o:hrstd="t" o:hr="t" fillcolor="#a0a0a0" stroked="f"/>
-        </w:pict>
-      </w:r>
-    </w:p>
-    <w:p>
-      <w:pPr>
-        <w:rPr>
-          <w:rFonts w:cstheme="minorHAnsi"/>
-          <w:sz w:val="24"/>
-          <w:u w:val="single"/>
-        </w:rPr>
-      </w:pPr>
-      <w:r>
-        <w:rPr>
-          <w:rFonts w:eastAsia="Times New Roman" w:cstheme="minorHAnsi"/>
-          <w:b/>
-          <w:bCs/>
-          <w:sz w:val="24"/>
-          <w:highlight w:val="yellow"/>
-          <w:u w:val="single"/>
-          <w:lang w:eastAsia="en-IN"/>
-        </w:rPr>
-        <w:t>Q7. Illustrate Bottom-up and Top-down Hierarchical Clustering Approach with an Example in Detail</w:t>
-      </w:r>
-      <w:bookmarkStart w:id="0" w:name="_GoBack"/>
-      <w:bookmarkEnd w:id="0"/>
-    </w:p>
-    <w:p>
-      <w:pPr>
-        <w:spacing w:before="100" w:beforeAutospacing="1" w:after="100" w:afterAutospacing="1" w:line="240" w:lineRule="auto"/>
-        <w:rPr>
-          <w:rFonts w:eastAsia="Times New Roman" w:cstheme="minorHAnsi"/>
-          <w:lang w:eastAsia="en-IN"/>
-        </w:rPr>
-      </w:pPr>
-      <w:r>
-        <w:rPr>
-          <w:rFonts w:eastAsia="Times New Roman" w:cstheme="minorHAnsi"/>
-          <w:lang w:eastAsia="en-IN"/>
-        </w:rPr>
-        <w:t>Hierarchical clustering builds a hierarchy of clusters and can be done in two main ways:</w:t>
-      </w:r>
-    </w:p>
-    <w:p>
-      <w:pPr>
-        <w:spacing w:before="100" w:beforeAutospacing="1" w:after="100" w:afterAutospacing="1" w:line="240" w:lineRule="auto"/>
-        <w:outlineLvl w:val="2"/>
-        <w:rPr>
-          <w:rFonts w:eastAsia="Times New Roman" w:cstheme="minorHAnsi"/>
-          <w:b/>
-          <w:bCs/>
-          <w:lang w:eastAsia="en-IN"/>
-        </w:rPr>
-      </w:pPr>
-      <w:r>
-        <w:rPr>
-          <w:rFonts w:eastAsia="Times New Roman" w:cstheme="minorHAnsi"/>
-          <w:b/>
-          <w:bCs/>
-          <w:lang w:eastAsia="en-IN"/>
-        </w:rPr>
-        <w:t>1. Bottom-up Approach (Agglomerative Clustering)</w:t>
-      </w:r>
-    </w:p>
-    <w:p>
-      <w:pPr>
-        <w:numPr>
-          <w:ilvl w:val="0"/>
-          <w:numId w:val="14"/>
-        </w:numPr>
-        <w:spacing w:before="100" w:beforeAutospacing="1" w:after="100" w:afterAutospacing="1" w:line="240" w:lineRule="auto"/>
-        <w:rPr>
-          <w:rFonts w:eastAsia="Times New Roman" w:cstheme="minorHAnsi"/>
-          <w:lang w:eastAsia="en-IN"/>
-        </w:rPr>
-      </w:pPr>
-      <w:r>
-        <w:rPr>
-          <w:rFonts w:eastAsia="Times New Roman" w:cstheme="minorHAnsi"/>
-          <w:b/>
-          <w:bCs/>
-          <w:lang w:eastAsia="en-IN"/>
-        </w:rPr>
-        <w:t>Start:</w:t>
-      </w:r>
-      <w:r>
-        <w:rPr>
-          <w:rFonts w:eastAsia="Times New Roman" w:cstheme="minorHAnsi"/>
-          <w:lang w:eastAsia="en-IN"/>
-        </w:rPr>
-        <w:t xml:space="preserve"> Each data point is treated as an individual cluster.</w:t>
-      </w:r>
-    </w:p>
-    <w:p>
-      <w:pPr>
-        <w:numPr>
-          <w:ilvl w:val="0"/>
-          <w:numId w:val="14"/>
-        </w:numPr>
-        <w:spacing w:before="100" w:beforeAutospacing="1" w:after="100" w:afterAutospacing="1" w:line="240" w:lineRule="auto"/>
-        <w:rPr>
-          <w:rFonts w:eastAsia="Times New Roman" w:cstheme="minorHAnsi"/>
-          <w:lang w:eastAsia="en-IN"/>
-        </w:rPr>
-      </w:pPr>
-      <w:r>
-        <w:rPr>
-          <w:rFonts w:eastAsia="Times New Roman" w:cstheme="minorHAnsi"/>
-          <w:b/>
-          <w:bCs/>
-          <w:lang w:eastAsia="en-IN"/>
-        </w:rPr>
-        <w:t>Process:</w:t>
-      </w:r>
-      <w:r>
-        <w:rPr>
-          <w:rFonts w:eastAsia="Times New Roman" w:cstheme="minorHAnsi"/>
-          <w:lang w:eastAsia="en-IN"/>
-        </w:rPr>
-        <w:t xml:space="preserve"> Iteratively merge the two closest clusters until only one cluster (or desired number of clusters) remains.</w:t>
-      </w:r>
-    </w:p>
-    <w:p>
-      <w:pPr>
-        <w:numPr>
-          <w:ilvl w:val="0"/>
-          <w:numId w:val="14"/>
-        </w:numPr>
-        <w:spacing w:before="100" w:beforeAutospacing="1" w:after="100" w:afterAutospacing="1" w:line="240" w:lineRule="auto"/>
-        <w:rPr>
-          <w:rFonts w:eastAsia="Times New Roman" w:cstheme="minorHAnsi"/>
-          <w:lang w:eastAsia="en-IN"/>
-        </w:rPr>
-      </w:pPr>
-      <w:r>
-        <w:rPr>
-          <w:rFonts w:eastAsia="Times New Roman" w:cstheme="minorHAnsi"/>
-          <w:b/>
-          <w:bCs/>
-          <w:lang w:eastAsia="en-IN"/>
-        </w:rPr>
-        <w:t>Output:</w:t>
-      </w:r>
-      <w:r>
-        <w:rPr>
-          <w:rFonts w:eastAsia="Times New Roman" w:cstheme="minorHAnsi"/>
-          <w:lang w:eastAsia="en-IN"/>
-        </w:rPr>
-        <w:t xml:space="preserve"> A </w:t>
-      </w:r>
-      <w:proofErr w:type="spellStart"/>
-      <w:r>
-        <w:rPr>
-          <w:rFonts w:eastAsia="Times New Roman" w:cstheme="minorHAnsi"/>
-          <w:lang w:eastAsia="en-IN"/>
-        </w:rPr>
-        <w:t>dendrogram</w:t>
-      </w:r>
-      <w:proofErr w:type="spellEnd"/>
-      <w:r>
-        <w:rPr>
-          <w:rFonts w:eastAsia="Times New Roman" w:cstheme="minorHAnsi"/>
-          <w:lang w:eastAsia="en-IN"/>
-        </w:rPr>
-        <w:t xml:space="preserve"> representing the nested grouping of clusters.</w:t>
-      </w:r>
-    </w:p>
-    <w:p>
-      <w:pPr>
-        <w:spacing w:before="100" w:beforeAutospacing="1" w:after="100" w:afterAutospacing="1" w:line="240" w:lineRule="auto"/>
-        <w:outlineLvl w:val="2"/>
-        <w:rPr>
-          <w:rFonts w:eastAsia="Times New Roman" w:cstheme="minorHAnsi"/>
-          <w:b/>
-          <w:bCs/>
-          <w:lang w:eastAsia="en-IN"/>
-        </w:rPr>
-      </w:pPr>
-      <w:r>
-        <w:rPr>
-          <w:rFonts w:eastAsia="Times New Roman" w:cstheme="minorHAnsi"/>
-          <w:b/>
-          <w:bCs/>
-          <w:lang w:eastAsia="en-IN"/>
-        </w:rPr>
-        <w:t>2. Top-down Approach (Divisive Clustering)</w:t>
-      </w:r>
-    </w:p>
-    <w:p>
-      <w:pPr>
-        <w:numPr>
-          <w:ilvl w:val="0"/>
-          <w:numId w:val="15"/>
-        </w:numPr>
-        <w:spacing w:before="100" w:beforeAutospacing="1" w:after="100" w:afterAutospacing="1" w:line="240" w:lineRule="auto"/>
-        <w:rPr>
-          <w:rFonts w:eastAsia="Times New Roman" w:cstheme="minorHAnsi"/>
-          <w:lang w:eastAsia="en-IN"/>
-        </w:rPr>
-      </w:pPr>
-      <w:r>
-        <w:rPr>
-          <w:rFonts w:eastAsia="Times New Roman" w:cstheme="minorHAnsi"/>
-          <w:b/>
-          <w:bCs/>
-          <w:lang w:eastAsia="en-IN"/>
-        </w:rPr>
-        <w:t>Start:</w:t>
-      </w:r>
-      <w:r>
-        <w:rPr>
-          <w:rFonts w:eastAsia="Times New Roman" w:cstheme="minorHAnsi"/>
-          <w:lang w:eastAsia="en-IN"/>
-        </w:rPr>
-        <w:t xml:space="preserve"> All data points are in a single cluster.</w:t>
-      </w:r>
-    </w:p>
-    <w:p>
-      <w:pPr>
-        <w:numPr>
-          <w:ilvl w:val="0"/>
-          <w:numId w:val="15"/>
-        </w:numPr>
-        <w:spacing w:before="100" w:beforeAutospacing="1" w:after="100" w:afterAutospacing="1" w:line="240" w:lineRule="auto"/>
-        <w:rPr>
-          <w:rFonts w:eastAsia="Times New Roman" w:cstheme="minorHAnsi"/>
-          <w:lang w:eastAsia="en-IN"/>
-        </w:rPr>
-      </w:pPr>
-      <w:r>
-        <w:rPr>
-          <w:rFonts w:eastAsia="Times New Roman" w:cstheme="minorHAnsi"/>
-          <w:b/>
-          <w:bCs/>
-          <w:lang w:eastAsia="en-IN"/>
-        </w:rPr>
-        <w:t>Process:</w:t>
-      </w:r>
-      <w:r>
-        <w:rPr>
-          <w:rFonts w:eastAsia="Times New Roman" w:cstheme="minorHAnsi"/>
-          <w:lang w:eastAsia="en-IN"/>
-        </w:rPr>
-        <w:t xml:space="preserve"> Recursively split clusters into smaller clusters until each data point is alone or the desired cluster count is reached.</w:t>
-      </w:r>
-    </w:p>
-    <w:p>
-      <w:pPr>
-        <w:numPr>
-          <w:ilvl w:val="0"/>
-          <w:numId w:val="15"/>
-        </w:numPr>
-        <w:spacing w:before="100" w:beforeAutospacing="1" w:after="100" w:afterAutospacing="1" w:line="240" w:lineRule="auto"/>
-        <w:rPr>
-          <w:rFonts w:eastAsia="Times New Roman" w:cstheme="minorHAnsi"/>
-          <w:lang w:eastAsia="en-IN"/>
-        </w:rPr>
-      </w:pPr>
-      <w:r>
-        <w:rPr>
-          <w:rFonts w:eastAsia="Times New Roman" w:cstheme="minorHAnsi"/>
-          <w:b/>
-          <w:bCs/>
-          <w:lang w:eastAsia="en-IN"/>
-        </w:rPr>
-        <w:t>Output:</w:t>
-      </w:r>
-      <w:r>
-        <w:rPr>
-          <w:rFonts w:eastAsia="Times New Roman" w:cstheme="minorHAnsi"/>
-          <w:lang w:eastAsia="en-IN"/>
-        </w:rPr>
-        <w:t xml:space="preserve"> A </w:t>
-      </w:r>
-      <w:proofErr w:type="spellStart"/>
-      <w:r>
-        <w:rPr>
-          <w:rFonts w:eastAsia="Times New Roman" w:cstheme="minorHAnsi"/>
-          <w:lang w:eastAsia="en-IN"/>
-        </w:rPr>
-        <w:t>dendrogram</w:t>
-      </w:r>
-      <w:proofErr w:type="spellEnd"/>
-      <w:r>
-        <w:rPr>
-          <w:rFonts w:eastAsia="Times New Roman" w:cstheme="minorHAnsi"/>
-          <w:lang w:eastAsia="en-IN"/>
-        </w:rPr>
-        <w:t xml:space="preserve"> showing splits from the root cluster.</w:t>
-      </w:r>
-    </w:p>
-    <w:p>
-      <w:pPr>
-        <w:spacing w:before="100" w:beforeAutospacing="1" w:after="100" w:afterAutospacing="1" w:line="240" w:lineRule="auto"/>
-        <w:outlineLvl w:val="2"/>
-        <w:rPr>
-          <w:rFonts w:eastAsia="Times New Roman" w:cstheme="minorHAnsi"/>
-          <w:b/>
-          <w:bCs/>
-          <w:lang w:eastAsia="en-IN"/>
-        </w:rPr>
-      </w:pPr>
-      <w:r>
-        <w:rPr>
-          <w:rFonts w:eastAsia="Times New Roman" w:cstheme="minorHAnsi"/>
-          <w:b/>
-          <w:bCs/>
-          <w:lang w:eastAsia="en-IN"/>
-        </w:rPr>
-        <w:t>Example:</w:t>
-      </w:r>
-      <w:r>
-        <w:rPr>
-          <w:rFonts w:eastAsia="Times New Roman" w:cstheme="minorHAnsi"/>
-          <w:b/>
-          <w:bCs/>
-          <w:lang w:eastAsia="en-IN"/>
-        </w:rPr>
-        <w:t xml:space="preserve"> </w:t>
-      </w:r>
-      <w:r>
-        <w:rPr>
-          <w:rFonts w:eastAsia="Times New Roman" w:cstheme="minorHAnsi"/>
-          <w:lang w:eastAsia="en-IN"/>
-        </w:rPr>
-        <w:t>Consider 5 data points: A, B, C, D, E</w:t>
-      </w:r>
-    </w:p>
-    <w:tbl>
-      <w:tblPr>
-        <w:tblStyle w:val="TableGrid"/>
-        <w:tblW w:w="0" w:type="auto"/>
-        <w:jc w:val="center"/>
-        <w:tblLook w:val="04A0" w:firstRow="1" w:lastRow="0" w:firstColumn="1" w:lastColumn="0" w:noHBand="0" w:noVBand="1"/>
-      </w:tblPr>
-      <w:tblGrid>
-        <w:gridCol w:w="810"/>
-        <w:gridCol w:w="1880"/>
-      </w:tblGrid>
-      <w:tr>
-        <w:trPr>
-          <w:jc w:val="center"/>
-        </w:trPr>
-        <w:tc>
-          <w:tcPr>
-            <w:tcW w:w="810" w:type="dxa"/>
-            <w:hideMark/>
-          </w:tcPr>
-          <w:p>
-            <w:pPr>
-              <w:jc w:val="center"/>
-              <w:rPr>
-                <w:rFonts w:eastAsia="Times New Roman" w:cstheme="minorHAnsi"/>
-                <w:b/>
-                <w:bCs/>
-                <w:lang w:eastAsia="en-IN"/>
-              </w:rPr>
-            </w:pPr>
-            <w:r>
-              <w:rPr>
-                <w:rFonts w:eastAsia="Times New Roman" w:cstheme="minorHAnsi"/>
-                <w:b/>
-                <w:bCs/>
-                <w:lang w:eastAsia="en-IN"/>
-              </w:rPr>
-              <w:t>Point</w:t>
-            </w:r>
-          </w:p>
-        </w:tc>
-        <w:tc>
-          <w:tcPr>
-            <w:tcW w:w="1880" w:type="dxa"/>
-            <w:hideMark/>
-          </w:tcPr>
-          <w:p>
-            <w:pPr>
-              <w:jc w:val="center"/>
-              <w:rPr>
-                <w:rFonts w:eastAsia="Times New Roman" w:cstheme="minorHAnsi"/>
-                <w:b/>
-                <w:bCs/>
-                <w:lang w:eastAsia="en-IN"/>
-              </w:rPr>
-            </w:pPr>
-            <w:r>
-              <w:rPr>
-                <w:rFonts w:eastAsia="Times New Roman" w:cstheme="minorHAnsi"/>
-                <w:b/>
-                <w:bCs/>
-                <w:lang w:eastAsia="en-IN"/>
-              </w:rPr>
-              <w:t>Coordinates (</w:t>
-            </w:r>
-            <w:proofErr w:type="spellStart"/>
-            <w:r>
-              <w:rPr>
-                <w:rFonts w:eastAsia="Times New Roman" w:cstheme="minorHAnsi"/>
-                <w:b/>
-                <w:bCs/>
-                <w:lang w:eastAsia="en-IN"/>
-              </w:rPr>
-              <w:t>x,y</w:t>
-            </w:r>
-            <w:proofErr w:type="spellEnd"/>
-            <w:r>
-              <w:rPr>
-                <w:rFonts w:eastAsia="Times New Roman" w:cstheme="minorHAnsi"/>
-                <w:b/>
-                <w:bCs/>
-                <w:lang w:eastAsia="en-IN"/>
-              </w:rPr>
-              <w:t>)</w:t>
-            </w:r>
-          </w:p>
-        </w:tc>
-      </w:tr>
-      <w:tr>
-        <w:trPr>
-          <w:jc w:val="center"/>
-        </w:trPr>
-        <w:tc>
-          <w:tcPr>
-            <w:tcW w:w="810" w:type="dxa"/>
-            <w:hideMark/>
-          </w:tcPr>
-          <w:p>
-            <w:pPr>
-              <w:rPr>
-                <w:rFonts w:eastAsia="Times New Roman" w:cstheme="minorHAnsi"/>
-                <w:lang w:eastAsia="en-IN"/>
-              </w:rPr>
-            </w:pPr>
-            <w:r>
-              <w:rPr>
-                <w:rFonts w:eastAsia="Times New Roman" w:cstheme="minorHAnsi"/>
-                <w:lang w:eastAsia="en-IN"/>
-              </w:rPr>
-              <w:t>A</w:t>
-            </w:r>
-          </w:p>
-        </w:tc>
-        <w:tc>
-          <w:tcPr>
-            <w:tcW w:w="1880" w:type="dxa"/>
-            <w:hideMark/>
-          </w:tcPr>
-          <w:p>
-            <w:pPr>
-              <w:rPr>
-                <w:rFonts w:eastAsia="Times New Roman" w:cstheme="minorHAnsi"/>
-                <w:lang w:eastAsia="en-IN"/>
-              </w:rPr>
-            </w:pPr>
-            <w:r>
-              <w:rPr>
-                <w:rFonts w:eastAsia="Times New Roman" w:cstheme="minorHAnsi"/>
-                <w:lang w:eastAsia="en-IN"/>
-              </w:rPr>
-              <w:t>(1, 2)</w:t>
-            </w:r>
-          </w:p>
-        </w:tc>
-      </w:tr>
-      <w:tr>
-        <w:trPr>
-          <w:jc w:val="center"/>
-        </w:trPr>
-        <w:tc>
-          <w:tcPr>
-            <w:tcW w:w="810" w:type="dxa"/>
-            <w:hideMark/>
-          </w:tcPr>
-          <w:p>
-            <w:pPr>
-              <w:rPr>
-                <w:rFonts w:eastAsia="Times New Roman" w:cstheme="minorHAnsi"/>
-                <w:lang w:eastAsia="en-IN"/>
-              </w:rPr>
-            </w:pPr>
-            <w:r>
-              <w:rPr>
-                <w:rFonts w:eastAsia="Times New Roman" w:cstheme="minorHAnsi"/>
-                <w:lang w:eastAsia="en-IN"/>
-              </w:rPr>
-              <w:t>B</w:t>
-            </w:r>
-          </w:p>
-        </w:tc>
-        <w:tc>
-          <w:tcPr>
-            <w:tcW w:w="1880" w:type="dxa"/>
-            <w:hideMark/>
-          </w:tcPr>
-          <w:p>
-            <w:pPr>
-              <w:rPr>
-                <w:rFonts w:eastAsia="Times New Roman" w:cstheme="minorHAnsi"/>
-                <w:lang w:eastAsia="en-IN"/>
-              </w:rPr>
-            </w:pPr>
-            <w:r>
-              <w:rPr>
-                <w:rFonts w:eastAsia="Times New Roman" w:cstheme="minorHAnsi"/>
-                <w:lang w:eastAsia="en-IN"/>
-              </w:rPr>
-              <w:t>(2, 2)</w:t>
-            </w:r>
-          </w:p>
-        </w:tc>
-      </w:tr>
-      <w:tr>
-        <w:trPr>
-          <w:jc w:val="center"/>
-        </w:trPr>
-        <w:tc>
-          <w:tcPr>
-            <w:tcW w:w="810" w:type="dxa"/>
-            <w:hideMark/>
-          </w:tcPr>
-          <w:p>
-            <w:pPr>
-              <w:rPr>
-                <w:rFonts w:eastAsia="Times New Roman" w:cstheme="minorHAnsi"/>
-                <w:lang w:eastAsia="en-IN"/>
-              </w:rPr>
-            </w:pPr>
-            <w:r>
-              <w:rPr>
-                <w:rFonts w:eastAsia="Times New Roman" w:cstheme="minorHAnsi"/>
-                <w:lang w:eastAsia="en-IN"/>
-              </w:rPr>
-              <w:t>C</w:t>
-            </w:r>
-          </w:p>
-        </w:tc>
-        <w:tc>
-          <w:tcPr>
-            <w:tcW w:w="1880" w:type="dxa"/>
-            <w:hideMark/>
-          </w:tcPr>
-          <w:p>
-            <w:pPr>
-              <w:rPr>
-                <w:rFonts w:eastAsia="Times New Roman" w:cstheme="minorHAnsi"/>
-                <w:lang w:eastAsia="en-IN"/>
-              </w:rPr>
-            </w:pPr>
-            <w:r>
-              <w:rPr>
-                <w:rFonts w:eastAsia="Times New Roman" w:cstheme="minorHAnsi"/>
-                <w:lang w:eastAsia="en-IN"/>
-              </w:rPr>
-              <w:t>(5, 5)</w:t>
-            </w:r>
-          </w:p>
-        </w:tc>
-      </w:tr>
-      <w:tr>
-        <w:trPr>
-          <w:jc w:val="center"/>
-        </w:trPr>
-        <w:tc>
-          <w:tcPr>
-            <w:tcW w:w="810" w:type="dxa"/>
-            <w:hideMark/>
-          </w:tcPr>
-          <w:p>
-            <w:pPr>
-              <w:rPr>
-                <w:rFonts w:eastAsia="Times New Roman" w:cstheme="minorHAnsi"/>
-                <w:lang w:eastAsia="en-IN"/>
-              </w:rPr>
-            </w:pPr>
-            <w:r>
-              <w:rPr>
-                <w:rFonts w:eastAsia="Times New Roman" w:cstheme="minorHAnsi"/>
-                <w:lang w:eastAsia="en-IN"/>
-              </w:rPr>
-              <w:t>D</w:t>
-            </w:r>
-          </w:p>
-        </w:tc>
-        <w:tc>
-          <w:tcPr>
-            <w:tcW w:w="1880" w:type="dxa"/>
-            <w:hideMark/>
-          </w:tcPr>
-          <w:p>
-            <w:pPr>
-              <w:rPr>
-                <w:rFonts w:eastAsia="Times New Roman" w:cstheme="minorHAnsi"/>
-                <w:lang w:eastAsia="en-IN"/>
-              </w:rPr>
-            </w:pPr>
-            <w:r>
-              <w:rPr>
-                <w:rFonts w:eastAsia="Times New Roman" w:cstheme="minorHAnsi"/>
-                <w:lang w:eastAsia="en-IN"/>
-              </w:rPr>
-              <w:t>(6, 5)</w:t>
-            </w:r>
-          </w:p>
-        </w:tc>
-      </w:tr>
-      <w:tr>
-        <w:trPr>
-          <w:jc w:val="center"/>
-        </w:trPr>
-        <w:tc>
-          <w:tcPr>
-            <w:tcW w:w="810" w:type="dxa"/>
-            <w:hideMark/>
-          </w:tcPr>
-          <w:p>
-            <w:pPr>
-              <w:rPr>
-                <w:rFonts w:eastAsia="Times New Roman" w:cstheme="minorHAnsi"/>
-                <w:lang w:eastAsia="en-IN"/>
-              </w:rPr>
-            </w:pPr>
-            <w:r>
-              <w:rPr>
-                <w:rFonts w:eastAsia="Times New Roman" w:cstheme="minorHAnsi"/>
-                <w:lang w:eastAsia="en-IN"/>
-              </w:rPr>
-              <w:t>E</w:t>
-            </w:r>
-          </w:p>
-        </w:tc>
-        <w:tc>
-          <w:tcPr>
-            <w:tcW w:w="1880" w:type="dxa"/>
-            <w:hideMark/>
-          </w:tcPr>
-          <w:p>
-            <w:pPr>
-              <w:rPr>
-                <w:rFonts w:eastAsia="Times New Roman" w:cstheme="minorHAnsi"/>
-                <w:lang w:eastAsia="en-IN"/>
-              </w:rPr>
-            </w:pPr>
-            <w:r>
-              <w:rPr>
-                <w:rFonts w:eastAsia="Times New Roman" w:cstheme="minorHAnsi"/>
-                <w:lang w:eastAsia="en-IN"/>
-              </w:rPr>
-              <w:t>(8, 8)</w:t>
-            </w:r>
-          </w:p>
-        </w:tc>
-      </w:tr>
-    </w:tbl>
-    <w:p>
-      <w:pPr>
-        <w:spacing w:before="100" w:beforeAutospacing="1" w:after="100" w:afterAutospacing="1" w:line="240" w:lineRule="auto"/>
-        <w:outlineLvl w:val="2"/>
-        <w:rPr>
-          <w:rFonts w:eastAsia="Times New Roman" w:cstheme="minorHAnsi"/>
-          <w:b/>
-          <w:bCs/>
-          <w:lang w:eastAsia="en-IN"/>
-        </w:rPr>
-      </w:pPr>
-      <w:r>
-        <w:rPr>
-          <w:rFonts w:eastAsia="Times New Roman" w:cstheme="minorHAnsi"/>
-          <w:b/>
-          <w:bCs/>
-          <w:lang w:eastAsia="en-IN"/>
-        </w:rPr>
-        <w:t>Bottom-up (Agglomerative):</w:t>
-      </w:r>
-    </w:p>
-    <w:p>
-      <w:pPr>
-        <w:numPr>
-          <w:ilvl w:val="0"/>
-          <w:numId w:val="16"/>
-        </w:numPr>
-        <w:spacing w:before="100" w:beforeAutospacing="1" w:after="100" w:afterAutospacing="1" w:line="240" w:lineRule="auto"/>
-        <w:rPr>
-          <w:rFonts w:eastAsia="Times New Roman" w:cstheme="minorHAnsi"/>
-          <w:lang w:eastAsia="en-IN"/>
-        </w:rPr>
-      </w:pPr>
-      <w:r>
-        <w:rPr>
-          <w:rFonts w:eastAsia="Times New Roman" w:cstheme="minorHAnsi"/>
-          <w:lang w:eastAsia="en-IN"/>
-        </w:rPr>
-        <w:t>Step 1: Each point is its own cluster: {A}, {B}, {C}, {D}, {E}</w:t>
-      </w:r>
-    </w:p>
-    <w:p>
-      <w:pPr>
-        <w:numPr>
-          <w:ilvl w:val="0"/>
-          <w:numId w:val="16"/>
-        </w:numPr>
-        <w:spacing w:before="100" w:beforeAutospacing="1" w:after="100" w:afterAutospacing="1" w:line="240" w:lineRule="auto"/>
-        <w:rPr>
-          <w:rFonts w:eastAsia="Times New Roman" w:cstheme="minorHAnsi"/>
-          <w:lang w:eastAsia="en-IN"/>
-        </w:rPr>
-      </w:pPr>
-      <w:r>
-        <w:rPr>
-          <w:rFonts w:eastAsia="Times New Roman" w:cstheme="minorHAnsi"/>
-          <w:lang w:eastAsia="en-IN"/>
-        </w:rPr>
-        <w:t>Step 2: Merge closest clusters: {A} and {B} → {A,B}</w:t>
-      </w:r>
-    </w:p>
-    <w:p>
-      <w:pPr>
-        <w:numPr>
-          <w:ilvl w:val="0"/>
-          <w:numId w:val="16"/>
-        </w:numPr>
-        <w:spacing w:before="100" w:beforeAutospacing="1" w:after="100" w:afterAutospacing="1" w:line="240" w:lineRule="auto"/>
-        <w:rPr>
-          <w:rFonts w:eastAsia="Times New Roman" w:cstheme="minorHAnsi"/>
-          <w:lang w:eastAsia="en-IN"/>
-        </w:rPr>
-      </w:pPr>
-      <w:r>
-        <w:rPr>
-          <w:rFonts w:eastAsia="Times New Roman" w:cstheme="minorHAnsi"/>
-          <w:lang w:eastAsia="en-IN"/>
-        </w:rPr>
-        <w:t>Step 3: Merge closest clusters: {C} and {D} → {C,D}</w:t>
-      </w:r>
-    </w:p>
-    <w:p>
-      <w:pPr>
-        <w:numPr>
-          <w:ilvl w:val="0"/>
-          <w:numId w:val="16"/>
-        </w:numPr>
-        <w:spacing w:before="100" w:beforeAutospacing="1" w:after="100" w:afterAutospacing="1" w:line="240" w:lineRule="auto"/>
-        <w:rPr>
-          <w:rFonts w:eastAsia="Times New Roman" w:cstheme="minorHAnsi"/>
-          <w:lang w:eastAsia="en-IN"/>
-        </w:rPr>
-      </w:pPr>
-      <w:r>
-        <w:rPr>
-          <w:rFonts w:eastAsia="Times New Roman" w:cstheme="minorHAnsi"/>
-          <w:lang w:eastAsia="en-IN"/>
-        </w:rPr>
-        <w:t>Step 4: Merge {C,D} and {E} → {C,D,E}</w:t>
-      </w:r>
-    </w:p>
-    <w:p>
-      <w:pPr>
-        <w:numPr>
-          <w:ilvl w:val="0"/>
-          <w:numId w:val="16"/>
-        </w:numPr>
-        <w:spacing w:before="100" w:beforeAutospacing="1" w:after="100" w:afterAutospacing="1" w:line="240" w:lineRule="auto"/>
-        <w:rPr>
-          <w:rFonts w:eastAsia="Times New Roman" w:cstheme="minorHAnsi"/>
-          <w:lang w:eastAsia="en-IN"/>
-        </w:rPr>
-      </w:pPr>
-      <w:r>
-        <w:rPr>
-          <w:rFonts w:eastAsia="Times New Roman" w:cstheme="minorHAnsi"/>
-          <w:lang w:eastAsia="en-IN"/>
-        </w:rPr>
-        <w:t>Step 5: Finally merge {A,B} and {C,D,E} → {A,B,C,D,E}</w:t>
-      </w:r>
-    </w:p>
-    <w:p>
-      <w:pPr>
-        <w:spacing w:before="100" w:beforeAutospacing="1" w:after="100" w:afterAutospacing="1" w:line="240" w:lineRule="auto"/>
-        <w:outlineLvl w:val="2"/>
-        <w:rPr>
-          <w:rFonts w:eastAsia="Times New Roman" w:cstheme="minorHAnsi"/>
-          <w:b/>
-          <w:bCs/>
-          <w:lang w:eastAsia="en-IN"/>
-        </w:rPr>
-      </w:pPr>
-      <w:r>
-        <w:rPr>
-          <w:rFonts w:eastAsia="Times New Roman" w:cstheme="minorHAnsi"/>
-          <w:b/>
-          <w:bCs/>
-          <w:lang w:eastAsia="en-IN"/>
-        </w:rPr>
-        <w:t>Top-down (Divisive):</w:t>
-      </w:r>
-    </w:p>
-    <w:p>
-      <w:pPr>
-        <w:numPr>
-          <w:ilvl w:val="0"/>
-          <w:numId w:val="17"/>
-        </w:numPr>
-        <w:spacing w:before="100" w:beforeAutospacing="1" w:after="100" w:afterAutospacing="1" w:line="240" w:lineRule="auto"/>
-        <w:rPr>
-          <w:rFonts w:eastAsia="Times New Roman" w:cstheme="minorHAnsi"/>
-          <w:lang w:eastAsia="en-IN"/>
-        </w:rPr>
-      </w:pPr>
-      <w:r>
-        <w:rPr>
-          <w:rFonts w:eastAsia="Times New Roman" w:cstheme="minorHAnsi"/>
-          <w:lang w:eastAsia="en-IN"/>
-        </w:rPr>
-        <w:t>Step 1: All points in one cluster: {A, B, C, D, E}</w:t>
-      </w:r>
-    </w:p>
-    <w:p>
-      <w:pPr>
-        <w:numPr>
-          <w:ilvl w:val="0"/>
-          <w:numId w:val="17"/>
-        </w:numPr>
-        <w:spacing w:before="100" w:beforeAutospacing="1" w:after="100" w:afterAutospacing="1" w:line="240" w:lineRule="auto"/>
-        <w:rPr>
-          <w:rFonts w:eastAsia="Times New Roman" w:cstheme="minorHAnsi"/>
-          <w:lang w:eastAsia="en-IN"/>
-        </w:rPr>
-      </w:pPr>
-      <w:r>
-        <w:rPr>
-          <w:rFonts w:eastAsia="Times New Roman" w:cstheme="minorHAnsi"/>
-          <w:lang w:eastAsia="en-IN"/>
-        </w:rPr>
-        <w:t>Step 2: Split into two clusters based on distance: {A, B} and {C, D, E}</w:t>
-      </w:r>
-    </w:p>
-    <w:p>
-      <w:pPr>
-        <w:numPr>
-          <w:ilvl w:val="0"/>
-          <w:numId w:val="17"/>
-        </w:numPr>
-        <w:spacing w:before="100" w:beforeAutospacing="1" w:after="100" w:afterAutospacing="1" w:line="240" w:lineRule="auto"/>
-        <w:rPr>
-          <w:rFonts w:eastAsia="Times New Roman" w:cstheme="minorHAnsi"/>
-          <w:lang w:eastAsia="en-IN"/>
-        </w:rPr>
-      </w:pPr>
-      <w:r>
-        <w:rPr>
-          <w:rFonts w:eastAsia="Times New Roman" w:cstheme="minorHAnsi"/>
-          <w:lang w:eastAsia="en-IN"/>
-        </w:rPr>
-        <w:t>Step 3: Further split {C, D, E} into {C, D} and {E} if desired</w:t>
-      </w:r>
-    </w:p>
-    <w:p>
-      <w:pPr>
-        <w:numPr>
-          <w:ilvl w:val="0"/>
-          <w:numId w:val="17"/>
-        </w:numPr>
-        <w:spacing w:before="100" w:beforeAutospacing="1" w:after="100" w:afterAutospacing="1" w:line="240" w:lineRule="auto"/>
-        <w:rPr>
-          <w:rFonts w:eastAsia="Times New Roman" w:cstheme="minorHAnsi"/>
-          <w:lang w:eastAsia="en-IN"/>
-        </w:rPr>
-      </w:pPr>
-      <w:r>
-        <w:rPr>
-          <w:rFonts w:eastAsia="Times New Roman" w:cstheme="minorHAnsi"/>
-          <w:lang w:eastAsia="en-IN"/>
-        </w:rPr>
-        <w:t>Step 4: Continue splitting until singletons or desired clusters</w:t>
-      </w:r>
-    </w:p>
-    <w:p>
-      <w:pPr>
-        <w:spacing w:before="100" w:beforeAutospacing="1" w:after="100" w:afterAutospacing="1" w:line="240" w:lineRule="auto"/>
-        <w:outlineLvl w:val="2"/>
-        <w:rPr>
-          <w:rFonts w:eastAsia="Times New Roman" w:cstheme="minorHAnsi"/>
-          <w:b/>
-          <w:bCs/>
-          <w:lang w:eastAsia="en-IN"/>
-        </w:rPr>
-      </w:pPr>
-      <w:r>
-        <w:rPr>
-          <w:rFonts w:eastAsia="Times New Roman" w:cstheme="minorHAnsi"/>
-          <w:b/>
-          <w:bCs/>
-          <w:lang w:eastAsia="en-IN"/>
-        </w:rPr>
-        <w:t>Summary:</w:t>
-      </w:r>
-    </w:p>
-    <w:tbl>
-      <w:tblPr>
-        <w:tblStyle w:val="TableGrid"/>
-        <w:tblW w:w="0" w:type="auto"/>
-        <w:jc w:val="center"/>
-        <w:tblLook w:val="04A0" w:firstRow="1" w:lastRow="0" w:firstColumn="1" w:lastColumn="0" w:noHBand="0" w:noVBand="1"/>
-      </w:tblPr>
-      <w:tblGrid>
-        <w:gridCol w:w="1299"/>
-        <w:gridCol w:w="1914"/>
-        <w:gridCol w:w="1654"/>
-        <w:gridCol w:w="2646"/>
-      </w:tblGrid>
-      <w:tr>
-        <w:trPr>
-          <w:jc w:val="center"/>
-        </w:trPr>
-        <w:tc>
-          <w:tcPr>
-            <w:tcW w:w="1299" w:type="dxa"/>
-            <w:hideMark/>
-          </w:tcPr>
-          <w:p>
-            <w:pPr>
-              <w:jc w:val="center"/>
-              <w:rPr>
-                <w:rFonts w:eastAsia="Times New Roman" w:cstheme="minorHAnsi"/>
-                <w:b/>
-                <w:bCs/>
-                <w:lang w:eastAsia="en-IN"/>
-              </w:rPr>
-            </w:pPr>
-            <w:r>
-              <w:rPr>
-                <w:rFonts w:eastAsia="Times New Roman" w:cstheme="minorHAnsi"/>
-                <w:b/>
-                <w:bCs/>
-                <w:lang w:eastAsia="en-IN"/>
-              </w:rPr>
-              <w:t>Approach</w:t>
-            </w:r>
-          </w:p>
-        </w:tc>
-        <w:tc>
-          <w:tcPr>
-            <w:tcW w:w="1914" w:type="dxa"/>
-            <w:hideMark/>
-          </w:tcPr>
-          <w:p>
-            <w:pPr>
-              <w:jc w:val="center"/>
-              <w:rPr>
-                <w:rFonts w:eastAsia="Times New Roman" w:cstheme="minorHAnsi"/>
-                <w:b/>
-                <w:bCs/>
-                <w:lang w:eastAsia="en-IN"/>
-              </w:rPr>
-            </w:pPr>
-            <w:r>
-              <w:rPr>
-                <w:rFonts w:eastAsia="Times New Roman" w:cstheme="minorHAnsi"/>
-                <w:b/>
-                <w:bCs/>
-                <w:lang w:eastAsia="en-IN"/>
-              </w:rPr>
-              <w:t>Start Point</w:t>
-            </w:r>
-          </w:p>
-        </w:tc>
-        <w:tc>
-          <w:tcPr>
-            <w:tcW w:w="1654" w:type="dxa"/>
-            <w:hideMark/>
-          </w:tcPr>
-          <w:p>
-            <w:pPr>
-              <w:jc w:val="center"/>
-              <w:rPr>
-                <w:rFonts w:eastAsia="Times New Roman" w:cstheme="minorHAnsi"/>
-                <w:b/>
-                <w:bCs/>
-                <w:lang w:eastAsia="en-IN"/>
-              </w:rPr>
-            </w:pPr>
-            <w:r>
-              <w:rPr>
-                <w:rFonts w:eastAsia="Times New Roman" w:cstheme="minorHAnsi"/>
-                <w:b/>
-                <w:bCs/>
-                <w:lang w:eastAsia="en-IN"/>
-              </w:rPr>
-              <w:t>Process</w:t>
-            </w:r>
-          </w:p>
-        </w:tc>
-        <w:tc>
-          <w:tcPr>
-            <w:tcW w:w="2646" w:type="dxa"/>
-            <w:hideMark/>
-          </w:tcPr>
-          <w:p>
-            <w:pPr>
-              <w:jc w:val="center"/>
-              <w:rPr>
-                <w:rFonts w:eastAsia="Times New Roman" w:cstheme="minorHAnsi"/>
-                <w:b/>
-                <w:bCs/>
-                <w:lang w:eastAsia="en-IN"/>
-              </w:rPr>
-            </w:pPr>
-            <w:r>
-              <w:rPr>
-                <w:rFonts w:eastAsia="Times New Roman" w:cstheme="minorHAnsi"/>
-                <w:b/>
-                <w:bCs/>
-                <w:lang w:eastAsia="en-IN"/>
-              </w:rPr>
-              <w:t>Suitable For</w:t>
-            </w:r>
-          </w:p>
-        </w:tc>
-      </w:tr>
-      <w:tr>
-        <w:trPr>
-          <w:jc w:val="center"/>
-        </w:trPr>
-        <w:tc>
-          <w:tcPr>
-            <w:tcW w:w="1299" w:type="dxa"/>
-            <w:hideMark/>
-          </w:tcPr>
-          <w:p>
-            <w:pPr>
-              <w:rPr>
-                <w:rFonts w:eastAsia="Times New Roman" w:cstheme="minorHAnsi"/>
-                <w:lang w:eastAsia="en-IN"/>
-              </w:rPr>
-            </w:pPr>
-            <w:r>
-              <w:rPr>
-                <w:rFonts w:eastAsia="Times New Roman" w:cstheme="minorHAnsi"/>
-                <w:lang w:eastAsia="en-IN"/>
-              </w:rPr>
-              <w:t>Bottom-up</w:t>
-            </w:r>
-          </w:p>
-        </w:tc>
-        <w:tc>
-          <w:tcPr>
-            <w:tcW w:w="1914" w:type="dxa"/>
-            <w:hideMark/>
-          </w:tcPr>
-          <w:p>
-            <w:pPr>
-              <w:rPr>
-                <w:rFonts w:eastAsia="Times New Roman" w:cstheme="minorHAnsi"/>
-                <w:lang w:eastAsia="en-IN"/>
-              </w:rPr>
-            </w:pPr>
-            <w:r>
-              <w:rPr>
-                <w:rFonts w:eastAsia="Times New Roman" w:cstheme="minorHAnsi"/>
-                <w:lang w:eastAsia="en-IN"/>
-              </w:rPr>
-              <w:t>Single data points</w:t>
-            </w:r>
-          </w:p>
-        </w:tc>
-        <w:tc>
-          <w:tcPr>
-            <w:tcW w:w="1654" w:type="dxa"/>
-            <w:hideMark/>
-          </w:tcPr>
-          <w:p>
-            <w:pPr>
-              <w:rPr>
-                <w:rFonts w:eastAsia="Times New Roman" w:cstheme="minorHAnsi"/>
-                <w:lang w:eastAsia="en-IN"/>
-              </w:rPr>
-            </w:pPr>
-            <w:r>
-              <w:rPr>
-                <w:rFonts w:eastAsia="Times New Roman" w:cstheme="minorHAnsi"/>
-                <w:lang w:eastAsia="en-IN"/>
-              </w:rPr>
-              <w:t>Merge clusters</w:t>
-            </w:r>
-          </w:p>
-        </w:tc>
-        <w:tc>
-          <w:tcPr>
-            <w:tcW w:w="2646" w:type="dxa"/>
-            <w:hideMark/>
-          </w:tcPr>
-          <w:p>
-            <w:pPr>
-              <w:rPr>
-                <w:rFonts w:eastAsia="Times New Roman" w:cstheme="minorHAnsi"/>
-                <w:lang w:eastAsia="en-IN"/>
-              </w:rPr>
-            </w:pPr>
-            <w:r>
-              <w:rPr>
-                <w:rFonts w:eastAsia="Times New Roman" w:cstheme="minorHAnsi"/>
-                <w:lang w:eastAsia="en-IN"/>
-              </w:rPr>
-              <w:t>Small to medium datasets</w:t>
-            </w:r>
-          </w:p>
-        </w:tc>
-      </w:tr>
-      <w:tr>
-        <w:trPr>
-          <w:jc w:val="center"/>
-        </w:trPr>
-        <w:tc>
-          <w:tcPr>
-            <w:tcW w:w="1299" w:type="dxa"/>
-            <w:hideMark/>
-          </w:tcPr>
-          <w:p>
-            <w:pPr>
-              <w:rPr>
-                <w:rFonts w:eastAsia="Times New Roman" w:cstheme="minorHAnsi"/>
-                <w:lang w:eastAsia="en-IN"/>
-              </w:rPr>
-            </w:pPr>
-            <w:r>
-              <w:rPr>
-                <w:rFonts w:eastAsia="Times New Roman" w:cstheme="minorHAnsi"/>
-                <w:lang w:eastAsia="en-IN"/>
-              </w:rPr>
-              <w:t>Top-down</w:t>
-            </w:r>
-          </w:p>
-        </w:tc>
-        <w:tc>
-          <w:tcPr>
-            <w:tcW w:w="1914" w:type="dxa"/>
-            <w:hideMark/>
-          </w:tcPr>
-          <w:p>
-            <w:pPr>
-              <w:rPr>
-                <w:rFonts w:eastAsia="Times New Roman" w:cstheme="minorHAnsi"/>
-                <w:lang w:eastAsia="en-IN"/>
-              </w:rPr>
-            </w:pPr>
-            <w:r>
-              <w:rPr>
-                <w:rFonts w:eastAsia="Times New Roman" w:cstheme="minorHAnsi"/>
-                <w:lang w:eastAsia="en-IN"/>
-              </w:rPr>
-              <w:t>One large cluster</w:t>
-            </w:r>
-          </w:p>
-        </w:tc>
-        <w:tc>
-          <w:tcPr>
-            <w:tcW w:w="1654" w:type="dxa"/>
-            <w:hideMark/>
-          </w:tcPr>
-          <w:p>
-            <w:pPr>
-              <w:rPr>
-                <w:rFonts w:eastAsia="Times New Roman" w:cstheme="minorHAnsi"/>
-                <w:lang w:eastAsia="en-IN"/>
-              </w:rPr>
-            </w:pPr>
-            <w:r>
-              <w:rPr>
-                <w:rFonts w:eastAsia="Times New Roman" w:cstheme="minorHAnsi"/>
-                <w:lang w:eastAsia="en-IN"/>
-              </w:rPr>
-              <w:t>Split clusters</w:t>
-            </w:r>
-          </w:p>
-        </w:tc>
-        <w:tc>
-          <w:tcPr>
-            <w:tcW w:w="2646" w:type="dxa"/>
-            <w:hideMark/>
-          </w:tcPr>
-          <w:p>
-            <w:pPr>
-              <w:rPr>
-                <w:rFonts w:eastAsia="Times New Roman" w:cstheme="minorHAnsi"/>
-                <w:lang w:eastAsia="en-IN"/>
-              </w:rPr>
-            </w:pPr>
-            <w:r>
-              <w:rPr>
-                <w:rFonts w:eastAsia="Times New Roman" w:cstheme="minorHAnsi"/>
-                <w:lang w:eastAsia="en-IN"/>
-              </w:rPr>
-              <w:t>When natural splits exist</w:t>
-            </w:r>
-          </w:p>
-        </w:tc>
-      </w:tr>
-    </w:tbl>
-    <w:p>
-      <w:pPr>
         <w:spacing w:after="0" w:line="240" w:lineRule="auto"/>
         <w:rPr>
           <w:rFonts w:eastAsia="Times New Roman" w:cstheme="minorHAnsi"/>
-          <w:lang w:eastAsia="en-IN"/>
-        </w:rPr>
-      </w:pPr>
-      <w:r>
-        <w:rPr>
-          <w:rFonts w:eastAsia="Times New Roman" w:cstheme="minorHAnsi"/>
-          <w:lang w:eastAsia="en-IN"/>
-        </w:rPr>
-        <w:pict>
-          <v:rect id="_x0000_i1030" style="width:0;height:1.5pt" o:hralign="center" o:hrstd="t" o:hr="t" fillcolor="#a0a0a0" stroked="f"/>
-        </w:pict>
-      </w:r>
+          <w:sz w:val="16"/>
+          <w:szCs w:val="16"/>
+          <w:lang w:eastAsia="en-IN"/>
+        </w:rPr>
+      </w:pPr>
     </w:p>
     <w:sectPr>
       <w:pgSz w:w="11906" w:h="16838" w:code="9"/>
@@ -5601,7 +4041,7 @@
         <w:bottom w:val="single" w:sz="4" w:space="24" w:color="auto"/>
         <w:right w:val="single" w:sz="4" w:space="24" w:color="auto"/>
       </w:pgBorders>
-      <w:cols w:space="708"/>
+      <w:cols w:num="2" w:space="708"/>
       <w:docGrid w:linePitch="360"/>
     </w:sectPr>
   </w:body>
@@ -6767,6 +5207,151 @@
     </w:lvl>
   </w:abstractNum>
   <w:abstractNum w:abstractNumId="8">
+    <w:nsid w:val="3D20304A"/>
+    <w:multiLevelType w:val="multilevel"/>
+    <w:tmpl w:val="A8AA2482"/>
+    <w:lvl w:ilvl="0">
+      <w:start w:val="1"/>
+      <w:numFmt w:val="decimal"/>
+      <w:lvlText w:val="%1."/>
+      <w:lvlJc w:val="left"/>
+      <w:pPr>
+        <w:tabs>
+          <w:tab w:val="num" w:pos="360"/>
+        </w:tabs>
+        <w:ind w:left="360" w:hanging="360"/>
+      </w:pPr>
+      <w:rPr>
+        <w:rFonts w:hint="default"/>
+        <w:sz w:val="20"/>
+      </w:rPr>
+    </w:lvl>
+    <w:lvl w:ilvl="1">
+      <w:start w:val="1"/>
+      <w:numFmt w:val="decimal"/>
+      <w:lvlText w:val="%2."/>
+      <w:lvlJc w:val="left"/>
+      <w:pPr>
+        <w:tabs>
+          <w:tab w:val="num" w:pos="1080"/>
+        </w:tabs>
+        <w:ind w:left="1080" w:hanging="360"/>
+      </w:pPr>
+    </w:lvl>
+    <w:lvl w:ilvl="2" w:tentative="1">
+      <w:start w:val="1"/>
+      <w:numFmt w:val="bullet"/>
+      <w:lvlText w:val=""/>
+      <w:lvlJc w:val="left"/>
+      <w:pPr>
+        <w:tabs>
+          <w:tab w:val="num" w:pos="1800"/>
+        </w:tabs>
+        <w:ind w:left="1800" w:hanging="360"/>
+      </w:pPr>
+      <w:rPr>
+        <w:rFonts w:ascii="Wingdings" w:hAnsi="Wingdings" w:hint="default"/>
+        <w:sz w:val="20"/>
+      </w:rPr>
+    </w:lvl>
+    <w:lvl w:ilvl="3" w:tentative="1">
+      <w:start w:val="1"/>
+      <w:numFmt w:val="bullet"/>
+      <w:lvlText w:val=""/>
+      <w:lvlJc w:val="left"/>
+      <w:pPr>
+        <w:tabs>
+          <w:tab w:val="num" w:pos="2520"/>
+        </w:tabs>
+        <w:ind w:left="2520" w:hanging="360"/>
+      </w:pPr>
+      <w:rPr>
+        <w:rFonts w:ascii="Wingdings" w:hAnsi="Wingdings" w:hint="default"/>
+        <w:sz w:val="20"/>
+      </w:rPr>
+    </w:lvl>
+    <w:lvl w:ilvl="4" w:tentative="1">
+      <w:start w:val="1"/>
+      <w:numFmt w:val="bullet"/>
+      <w:lvlText w:val=""/>
+      <w:lvlJc w:val="left"/>
+      <w:pPr>
+        <w:tabs>
+          <w:tab w:val="num" w:pos="3240"/>
+        </w:tabs>
+        <w:ind w:left="3240" w:hanging="360"/>
+      </w:pPr>
+      <w:rPr>
+        <w:rFonts w:ascii="Wingdings" w:hAnsi="Wingdings" w:hint="default"/>
+        <w:sz w:val="20"/>
+      </w:rPr>
+    </w:lvl>
+    <w:lvl w:ilvl="5" w:tentative="1">
+      <w:start w:val="1"/>
+      <w:numFmt w:val="bullet"/>
+      <w:lvlText w:val=""/>
+      <w:lvlJc w:val="left"/>
+      <w:pPr>
+        <w:tabs>
+          <w:tab w:val="num" w:pos="3960"/>
+        </w:tabs>
+        <w:ind w:left="3960" w:hanging="360"/>
+      </w:pPr>
+      <w:rPr>
+        <w:rFonts w:ascii="Wingdings" w:hAnsi="Wingdings" w:hint="default"/>
+        <w:sz w:val="20"/>
+      </w:rPr>
+    </w:lvl>
+    <w:lvl w:ilvl="6" w:tentative="1">
+      <w:start w:val="1"/>
+      <w:numFmt w:val="bullet"/>
+      <w:lvlText w:val=""/>
+      <w:lvlJc w:val="left"/>
+      <w:pPr>
+        <w:tabs>
+          <w:tab w:val="num" w:pos="4680"/>
+        </w:tabs>
+        <w:ind w:left="4680" w:hanging="360"/>
+      </w:pPr>
+      <w:rPr>
+        <w:rFonts w:ascii="Wingdings" w:hAnsi="Wingdings" w:hint="default"/>
+        <w:sz w:val="20"/>
+      </w:rPr>
+    </w:lvl>
+    <w:lvl w:ilvl="7" w:tentative="1">
+      <w:start w:val="1"/>
+      <w:numFmt w:val="bullet"/>
+      <w:lvlText w:val=""/>
+      <w:lvlJc w:val="left"/>
+      <w:pPr>
+        <w:tabs>
+          <w:tab w:val="num" w:pos="5400"/>
+        </w:tabs>
+        <w:ind w:left="5400" w:hanging="360"/>
+      </w:pPr>
+      <w:rPr>
+        <w:rFonts w:ascii="Wingdings" w:hAnsi="Wingdings" w:hint="default"/>
+        <w:sz w:val="20"/>
+      </w:rPr>
+    </w:lvl>
+    <w:lvl w:ilvl="8" w:tentative="1">
+      <w:start w:val="1"/>
+      <w:numFmt w:val="bullet"/>
+      <w:lvlText w:val=""/>
+      <w:lvlJc w:val="left"/>
+      <w:pPr>
+        <w:tabs>
+          <w:tab w:val="num" w:pos="6120"/>
+        </w:tabs>
+        <w:ind w:left="6120" w:hanging="360"/>
+      </w:pPr>
+      <w:rPr>
+        <w:rFonts w:ascii="Wingdings" w:hAnsi="Wingdings" w:hint="default"/>
+        <w:sz w:val="20"/>
+      </w:rPr>
+    </w:lvl>
+  </w:abstractNum>
+  <w:abstractNum w:abstractNumId="9">
     <w:nsid w:val="3D7314C4"/>
     <w:multiLevelType w:val="multilevel"/>
     <w:tmpl w:val="9522A6FC"/>
@@ -6777,9 +5362,9 @@
       <w:lvlJc w:val="left"/>
       <w:pPr>
         <w:tabs>
-          <w:tab w:val="num" w:pos="720"/>
-        </w:tabs>
-        <w:ind w:left="720" w:hanging="360"/>
+          <w:tab w:val="num" w:pos="360"/>
+        </w:tabs>
+        <w:ind w:left="360" w:hanging="360"/>
       </w:pPr>
     </w:lvl>
     <w:lvl w:ilvl="1" w:tentative="1">
@@ -6789,9 +5374,9 @@
       <w:lvlJc w:val="left"/>
       <w:pPr>
         <w:tabs>
-          <w:tab w:val="num" w:pos="1440"/>
-        </w:tabs>
-        <w:ind w:left="1440" w:hanging="360"/>
+          <w:tab w:val="num" w:pos="1080"/>
+        </w:tabs>
+        <w:ind w:left="1080" w:hanging="360"/>
       </w:pPr>
     </w:lvl>
     <w:lvl w:ilvl="2" w:tentative="1">
@@ -6801,9 +5386,9 @@
       <w:lvlJc w:val="left"/>
       <w:pPr>
         <w:tabs>
-          <w:tab w:val="num" w:pos="2160"/>
-        </w:tabs>
-        <w:ind w:left="2160" w:hanging="360"/>
+          <w:tab w:val="num" w:pos="1800"/>
+        </w:tabs>
+        <w:ind w:left="1800" w:hanging="360"/>
       </w:pPr>
     </w:lvl>
     <w:lvl w:ilvl="3" w:tentative="1">
@@ -6813,9 +5398,9 @@
       <w:lvlJc w:val="left"/>
       <w:pPr>
         <w:tabs>
-          <w:tab w:val="num" w:pos="2880"/>
-        </w:tabs>
-        <w:ind w:left="2880" w:hanging="360"/>
+          <w:tab w:val="num" w:pos="2520"/>
+        </w:tabs>
+        <w:ind w:left="2520" w:hanging="360"/>
       </w:pPr>
     </w:lvl>
     <w:lvl w:ilvl="4" w:tentative="1">
@@ -6825,9 +5410,9 @@
       <w:lvlJc w:val="left"/>
       <w:pPr>
         <w:tabs>
-          <w:tab w:val="num" w:pos="3600"/>
-        </w:tabs>
-        <w:ind w:left="3600" w:hanging="360"/>
+          <w:tab w:val="num" w:pos="3240"/>
+        </w:tabs>
+        <w:ind w:left="3240" w:hanging="360"/>
       </w:pPr>
     </w:lvl>
     <w:lvl w:ilvl="5" w:tentative="1">
@@ -6837,9 +5422,9 @@
       <w:lvlJc w:val="left"/>
       <w:pPr>
         <w:tabs>
-          <w:tab w:val="num" w:pos="4320"/>
-        </w:tabs>
-        <w:ind w:left="4320" w:hanging="360"/>
+          <w:tab w:val="num" w:pos="3960"/>
+        </w:tabs>
+        <w:ind w:left="3960" w:hanging="360"/>
       </w:pPr>
     </w:lvl>
     <w:lvl w:ilvl="6" w:tentative="1">
@@ -6849,9 +5434,9 @@
       <w:lvlJc w:val="left"/>
       <w:pPr>
         <w:tabs>
-          <w:tab w:val="num" w:pos="5040"/>
-        </w:tabs>
-        <w:ind w:left="5040" w:hanging="360"/>
+          <w:tab w:val="num" w:pos="4680"/>
+        </w:tabs>
+        <w:ind w:left="4680" w:hanging="360"/>
       </w:pPr>
     </w:lvl>
     <w:lvl w:ilvl="7" w:tentative="1">
@@ -6861,9 +5446,9 @@
       <w:lvlJc w:val="left"/>
       <w:pPr>
         <w:tabs>
-          <w:tab w:val="num" w:pos="5760"/>
-        </w:tabs>
-        <w:ind w:left="5760" w:hanging="360"/>
+          <w:tab w:val="num" w:pos="5400"/>
+        </w:tabs>
+        <w:ind w:left="5400" w:hanging="360"/>
       </w:pPr>
     </w:lvl>
     <w:lvl w:ilvl="8" w:tentative="1">
@@ -6873,13 +5458,13 @@
       <w:lvlJc w:val="left"/>
       <w:pPr>
         <w:tabs>
-          <w:tab w:val="num" w:pos="6480"/>
-        </w:tabs>
-        <w:ind w:left="6480" w:hanging="360"/>
+          <w:tab w:val="num" w:pos="6120"/>
+        </w:tabs>
+        <w:ind w:left="6120" w:hanging="360"/>
       </w:pPr>
     </w:lvl>
   </w:abstractNum>
-  <w:abstractNum w:abstractNumId="9">
+  <w:abstractNum w:abstractNumId="10">
     <w:nsid w:val="3F2F1FCD"/>
     <w:multiLevelType w:val="multilevel"/>
     <w:tmpl w:val="465ED832"/>
@@ -6890,9 +5475,9 @@
       <w:lvlJc w:val="left"/>
       <w:pPr>
         <w:tabs>
-          <w:tab w:val="num" w:pos="720"/>
-        </w:tabs>
-        <w:ind w:left="720" w:hanging="360"/>
+          <w:tab w:val="num" w:pos="360"/>
+        </w:tabs>
+        <w:ind w:left="360" w:hanging="360"/>
       </w:pPr>
       <w:rPr>
         <w:rFonts w:ascii="Symbol" w:hAnsi="Symbol" w:hint="default"/>
@@ -6906,9 +5491,9 @@
       <w:lvlJc w:val="left"/>
       <w:pPr>
         <w:tabs>
-          <w:tab w:val="num" w:pos="1440"/>
-        </w:tabs>
-        <w:ind w:left="1440" w:hanging="360"/>
+          <w:tab w:val="num" w:pos="1080"/>
+        </w:tabs>
+        <w:ind w:left="1080" w:hanging="360"/>
       </w:pPr>
     </w:lvl>
     <w:lvl w:ilvl="2" w:tentative="1">
@@ -6918,9 +5503,9 @@
       <w:lvlJc w:val="left"/>
       <w:pPr>
         <w:tabs>
-          <w:tab w:val="num" w:pos="2160"/>
-        </w:tabs>
-        <w:ind w:left="2160" w:hanging="360"/>
+          <w:tab w:val="num" w:pos="1800"/>
+        </w:tabs>
+        <w:ind w:left="1800" w:hanging="360"/>
       </w:pPr>
       <w:rPr>
         <w:rFonts w:ascii="Wingdings" w:hAnsi="Wingdings" w:hint="default"/>
@@ -6934,9 +5519,9 @@
       <w:lvlJc w:val="left"/>
       <w:pPr>
         <w:tabs>
-          <w:tab w:val="num" w:pos="2880"/>
-        </w:tabs>
-        <w:ind w:left="2880" w:hanging="360"/>
+          <w:tab w:val="num" w:pos="2520"/>
+        </w:tabs>
+        <w:ind w:left="2520" w:hanging="360"/>
       </w:pPr>
       <w:rPr>
         <w:rFonts w:ascii="Wingdings" w:hAnsi="Wingdings" w:hint="default"/>
@@ -6950,9 +5535,9 @@
       <w:lvlJc w:val="left"/>
       <w:pPr>
         <w:tabs>
-          <w:tab w:val="num" w:pos="3600"/>
-        </w:tabs>
-        <w:ind w:left="3600" w:hanging="360"/>
+          <w:tab w:val="num" w:pos="3240"/>
+        </w:tabs>
+        <w:ind w:left="3240" w:hanging="360"/>
       </w:pPr>
       <w:rPr>
         <w:rFonts w:ascii="Wingdings" w:hAnsi="Wingdings" w:hint="default"/>
@@ -6966,9 +5551,9 @@
       <w:lvlJc w:val="left"/>
       <w:pPr>
         <w:tabs>
-          <w:tab w:val="num" w:pos="4320"/>
-        </w:tabs>
-        <w:ind w:left="4320" w:hanging="360"/>
+          <w:tab w:val="num" w:pos="3960"/>
+        </w:tabs>
+        <w:ind w:left="3960" w:hanging="360"/>
       </w:pPr>
       <w:rPr>
         <w:rFonts w:ascii="Wingdings" w:hAnsi="Wingdings" w:hint="default"/>
@@ -6982,9 +5567,9 @@
       <w:lvlJc w:val="left"/>
       <w:pPr>
         <w:tabs>
-          <w:tab w:val="num" w:pos="5040"/>
-        </w:tabs>
-        <w:ind w:left="5040" w:hanging="360"/>
+          <w:tab w:val="num" w:pos="4680"/>
+        </w:tabs>
+        <w:ind w:left="4680" w:hanging="360"/>
       </w:pPr>
       <w:rPr>
         <w:rFonts w:ascii="Wingdings" w:hAnsi="Wingdings" w:hint="default"/>
@@ -6998,9 +5583,9 @@
       <w:lvlJc w:val="left"/>
       <w:pPr>
         <w:tabs>
-          <w:tab w:val="num" w:pos="5760"/>
-        </w:tabs>
-        <w:ind w:left="5760" w:hanging="360"/>
+          <w:tab w:val="num" w:pos="5400"/>
+        </w:tabs>
+        <w:ind w:left="5400" w:hanging="360"/>
       </w:pPr>
       <w:rPr>
         <w:rFonts w:ascii="Wingdings" w:hAnsi="Wingdings" w:hint="default"/>
@@ -7014,9 +5599,9 @@
       <w:lvlJc w:val="left"/>
       <w:pPr>
         <w:tabs>
-          <w:tab w:val="num" w:pos="6480"/>
-        </w:tabs>
-        <w:ind w:left="6480" w:hanging="360"/>
+          <w:tab w:val="num" w:pos="6120"/>
+        </w:tabs>
+        <w:ind w:left="6120" w:hanging="360"/>
       </w:pPr>
       <w:rPr>
         <w:rFonts w:ascii="Wingdings" w:hAnsi="Wingdings" w:hint="default"/>
@@ -7024,7 +5609,7 @@
       </w:rPr>
     </w:lvl>
   </w:abstractNum>
-  <w:abstractNum w:abstractNumId="10">
+  <w:abstractNum w:abstractNumId="11">
     <w:nsid w:val="4A6D79C6"/>
     <w:multiLevelType w:val="multilevel"/>
     <w:tmpl w:val="CAB885A0"/>
@@ -7173,7 +5758,7 @@
       </w:rPr>
     </w:lvl>
   </w:abstractNum>
-  <w:abstractNum w:abstractNumId="11">
+  <w:abstractNum w:abstractNumId="12">
     <w:nsid w:val="4DEE5C3C"/>
     <w:multiLevelType w:val="multilevel"/>
     <w:tmpl w:val="4F5E218E"/>
@@ -7322,7 +5907,120 @@
       </w:rPr>
     </w:lvl>
   </w:abstractNum>
-  <w:abstractNum w:abstractNumId="12">
+  <w:abstractNum w:abstractNumId="13">
+    <w:nsid w:val="4F9A026A"/>
+    <w:multiLevelType w:val="hybridMultilevel"/>
+    <w:tmpl w:val="BC0812CA"/>
+    <w:lvl w:ilvl="0" w:tplc="40090001">
+      <w:start w:val="1"/>
+      <w:numFmt w:val="bullet"/>
+      <w:lvlText w:val=""/>
+      <w:lvlJc w:val="left"/>
+      <w:pPr>
+        <w:ind w:left="360" w:hanging="360"/>
+      </w:pPr>
+      <w:rPr>
+        <w:rFonts w:ascii="Symbol" w:hAnsi="Symbol" w:hint="default"/>
+      </w:rPr>
+    </w:lvl>
+    <w:lvl w:ilvl="1" w:tplc="40090003" w:tentative="1">
+      <w:start w:val="1"/>
+      <w:numFmt w:val="bullet"/>
+      <w:lvlText w:val="o"/>
+      <w:lvlJc w:val="left"/>
+      <w:pPr>
+        <w:ind w:left="1080" w:hanging="360"/>
+      </w:pPr>
+      <w:rPr>
+        <w:rFonts w:ascii="Courier New" w:hAnsi="Courier New" w:cs="Courier New" w:hint="default"/>
+      </w:rPr>
+    </w:lvl>
+    <w:lvl w:ilvl="2" w:tplc="40090005" w:tentative="1">
+      <w:start w:val="1"/>
+      <w:numFmt w:val="bullet"/>
+      <w:lvlText w:val=""/>
+      <w:lvlJc w:val="left"/>
+      <w:pPr>
+        <w:ind w:left="1800" w:hanging="360"/>
+      </w:pPr>
+      <w:rPr>
+        <w:rFonts w:ascii="Wingdings" w:hAnsi="Wingdings" w:hint="default"/>
+      </w:rPr>
+    </w:lvl>
+    <w:lvl w:ilvl="3" w:tplc="40090001" w:tentative="1">
+      <w:start w:val="1"/>
+      <w:numFmt w:val="bullet"/>
+      <w:lvlText w:val=""/>
+      <w:lvlJc w:val="left"/>
+      <w:pPr>
+        <w:ind w:left="2520" w:hanging="360"/>
+      </w:pPr>
+      <w:rPr>
+        <w:rFonts w:ascii="Symbol" w:hAnsi="Symbol" w:hint="default"/>
+      </w:rPr>
+    </w:lvl>
+    <w:lvl w:ilvl="4" w:tplc="40090003" w:tentative="1">
+      <w:start w:val="1"/>
+      <w:numFmt w:val="bullet"/>
+      <w:lvlText w:val="o"/>
+      <w:lvlJc w:val="left"/>
+      <w:pPr>
+        <w:ind w:left="3240" w:hanging="360"/>
+      </w:pPr>
+      <w:rPr>
+        <w:rFonts w:ascii="Courier New" w:hAnsi="Courier New" w:cs="Courier New" w:hint="default"/>
+      </w:rPr>
+    </w:lvl>
+    <w:lvl w:ilvl="5" w:tplc="40090005" w:tentative="1">
+      <w:start w:val="1"/>
+      <w:numFmt w:val="bullet"/>
+      <w:lvlText w:val=""/>
+      <w:lvlJc w:val="left"/>
+      <w:pPr>
+        <w:ind w:left="3960" w:hanging="360"/>
+      </w:pPr>
+      <w:rPr>
+        <w:rFonts w:ascii="Wingdings" w:hAnsi="Wingdings" w:hint="default"/>
+      </w:rPr>
+    </w:lvl>
+    <w:lvl w:ilvl="6" w:tplc="40090001" w:tentative="1">
+      <w:start w:val="1"/>
+      <w:numFmt w:val="bullet"/>
+      <w:lvlText w:val=""/>
+      <w:lvlJc w:val="left"/>
+      <w:pPr>
+        <w:ind w:left="4680" w:hanging="360"/>
+      </w:pPr>
+      <w:rPr>
+        <w:rFonts w:ascii="Symbol" w:hAnsi="Symbol" w:hint="default"/>
+      </w:rPr>
+    </w:lvl>
+    <w:lvl w:ilvl="7" w:tplc="40090003" w:tentative="1">
+      <w:start w:val="1"/>
+      <w:numFmt w:val="bullet"/>
+      <w:lvlText w:val="o"/>
+      <w:lvlJc w:val="left"/>
+      <w:pPr>
+        <w:ind w:left="5400" w:hanging="360"/>
+      </w:pPr>
+      <w:rPr>
+        <w:rFonts w:ascii="Courier New" w:hAnsi="Courier New" w:cs="Courier New" w:hint="default"/>
+      </w:rPr>
+    </w:lvl>
+    <w:lvl w:ilvl="8" w:tplc="40090005" w:tentative="1">
+      <w:start w:val="1"/>
+      <w:numFmt w:val="bullet"/>
+      <w:lvlText w:val=""/>
+      <w:lvlJc w:val="left"/>
+      <w:pPr>
+        <w:ind w:left="6120" w:hanging="360"/>
+      </w:pPr>
+      <w:rPr>
+        <w:rFonts w:ascii="Wingdings" w:hAnsi="Wingdings" w:hint="default"/>
+      </w:rPr>
+    </w:lvl>
+  </w:abstractNum>
+  <w:abstractNum w:abstractNumId="14">
     <w:nsid w:val="532F75ED"/>
     <w:multiLevelType w:val="multilevel"/>
     <w:tmpl w:val="A9D02DB4"/>
@@ -7471,7 +6169,7 @@
       </w:rPr>
     </w:lvl>
   </w:abstractNum>
-  <w:abstractNum w:abstractNumId="13">
+  <w:abstractNum w:abstractNumId="15">
     <w:nsid w:val="576B746C"/>
     <w:multiLevelType w:val="multilevel"/>
     <w:tmpl w:val="25A6ACC4"/>
@@ -7482,9 +6180,9 @@
       <w:lvlJc w:val="left"/>
       <w:pPr>
         <w:tabs>
-          <w:tab w:val="num" w:pos="720"/>
-        </w:tabs>
-        <w:ind w:left="720" w:hanging="360"/>
+          <w:tab w:val="num" w:pos="360"/>
+        </w:tabs>
+        <w:ind w:left="360" w:hanging="360"/>
       </w:pPr>
     </w:lvl>
     <w:lvl w:ilvl="1" w:tentative="1">
@@ -7494,9 +6192,9 @@
       <w:lvlJc w:val="left"/>
       <w:pPr>
         <w:tabs>
-          <w:tab w:val="num" w:pos="1440"/>
-        </w:tabs>
-        <w:ind w:left="1440" w:hanging="360"/>
+          <w:tab w:val="num" w:pos="1080"/>
+        </w:tabs>
+        <w:ind w:left="1080" w:hanging="360"/>
       </w:pPr>
     </w:lvl>
     <w:lvl w:ilvl="2" w:tentative="1">
@@ -7506,9 +6204,9 @@
       <w:lvlJc w:val="left"/>
       <w:pPr>
         <w:tabs>
-          <w:tab w:val="num" w:pos="2160"/>
-        </w:tabs>
-        <w:ind w:left="2160" w:hanging="360"/>
+          <w:tab w:val="num" w:pos="1800"/>
+        </w:tabs>
+        <w:ind w:left="1800" w:hanging="360"/>
       </w:pPr>
     </w:lvl>
     <w:lvl w:ilvl="3" w:tentative="1">
@@ -7518,9 +6216,9 @@
       <w:lvlJc w:val="left"/>
       <w:pPr>
         <w:tabs>
-          <w:tab w:val="num" w:pos="2880"/>
-        </w:tabs>
-        <w:ind w:left="2880" w:hanging="360"/>
+          <w:tab w:val="num" w:pos="2520"/>
+        </w:tabs>
+        <w:ind w:left="2520" w:hanging="360"/>
       </w:pPr>
     </w:lvl>
     <w:lvl w:ilvl="4" w:tentative="1">
@@ -7530,9 +6228,9 @@
       <w:lvlJc w:val="left"/>
       <w:pPr>
         <w:tabs>
-          <w:tab w:val="num" w:pos="3600"/>
-        </w:tabs>
-        <w:ind w:left="3600" w:hanging="360"/>
+          <w:tab w:val="num" w:pos="3240"/>
+        </w:tabs>
+        <w:ind w:left="3240" w:hanging="360"/>
       </w:pPr>
     </w:lvl>
     <w:lvl w:ilvl="5" w:tentative="1">
@@ -7542,9 +6240,9 @@
       <w:lvlJc w:val="left"/>
       <w:pPr>
         <w:tabs>
-          <w:tab w:val="num" w:pos="4320"/>
-        </w:tabs>
-        <w:ind w:left="4320" w:hanging="360"/>
+          <w:tab w:val="num" w:pos="3960"/>
+        </w:tabs>
+        <w:ind w:left="3960" w:hanging="360"/>
       </w:pPr>
     </w:lvl>
     <w:lvl w:ilvl="6" w:tentative="1">
@@ -7554,9 +6252,9 @@
       <w:lvlJc w:val="left"/>
       <w:pPr>
         <w:tabs>
-          <w:tab w:val="num" w:pos="5040"/>
-        </w:tabs>
-        <w:ind w:left="5040" w:hanging="360"/>
+          <w:tab w:val="num" w:pos="4680"/>
+        </w:tabs>
+        <w:ind w:left="4680" w:hanging="360"/>
       </w:pPr>
     </w:lvl>
     <w:lvl w:ilvl="7" w:tentative="1">
@@ -7566,9 +6264,9 @@
       <w:lvlJc w:val="left"/>
       <w:pPr>
         <w:tabs>
-          <w:tab w:val="num" w:pos="5760"/>
-        </w:tabs>
-        <w:ind w:left="5760" w:hanging="360"/>
+          <w:tab w:val="num" w:pos="5400"/>
+        </w:tabs>
+        <w:ind w:left="5400" w:hanging="360"/>
       </w:pPr>
     </w:lvl>
     <w:lvl w:ilvl="8" w:tentative="1">
@@ -7578,13 +6276,13 @@
       <w:lvlJc w:val="left"/>
       <w:pPr>
         <w:tabs>
-          <w:tab w:val="num" w:pos="6480"/>
-        </w:tabs>
-        <w:ind w:left="6480" w:hanging="360"/>
+          <w:tab w:val="num" w:pos="6120"/>
+        </w:tabs>
+        <w:ind w:left="6120" w:hanging="360"/>
       </w:pPr>
     </w:lvl>
   </w:abstractNum>
-  <w:abstractNum w:abstractNumId="14">
+  <w:abstractNum w:abstractNumId="16">
     <w:nsid w:val="59FB2873"/>
     <w:multiLevelType w:val="multilevel"/>
     <w:tmpl w:val="DFCE74C8"/>
@@ -7733,7 +6431,7 @@
       </w:rPr>
     </w:lvl>
   </w:abstractNum>
-  <w:abstractNum w:abstractNumId="15">
+  <w:abstractNum w:abstractNumId="17">
     <w:nsid w:val="5A4B2E68"/>
     <w:multiLevelType w:val="multilevel"/>
     <w:tmpl w:val="262A7758"/>
@@ -7882,7 +6580,7 @@
       </w:rPr>
     </w:lvl>
   </w:abstractNum>
-  <w:abstractNum w:abstractNumId="16">
+  <w:abstractNum w:abstractNumId="18">
     <w:nsid w:val="5C9E6372"/>
     <w:multiLevelType w:val="multilevel"/>
     <w:tmpl w:val="98CE8692"/>
@@ -8031,8 +6729,239 @@
       </w:rPr>
     </w:lvl>
   </w:abstractNum>
+  <w:abstractNum w:abstractNumId="19">
+    <w:nsid w:val="76851F02"/>
+    <w:multiLevelType w:val="multilevel"/>
+    <w:tmpl w:val="A8AA2482"/>
+    <w:lvl w:ilvl="0">
+      <w:start w:val="1"/>
+      <w:numFmt w:val="decimal"/>
+      <w:lvlText w:val="%1."/>
+      <w:lvlJc w:val="left"/>
+      <w:pPr>
+        <w:tabs>
+          <w:tab w:val="num" w:pos="360"/>
+        </w:tabs>
+        <w:ind w:left="360" w:hanging="360"/>
+      </w:pPr>
+      <w:rPr>
+        <w:rFonts w:hint="default"/>
+        <w:sz w:val="20"/>
+      </w:rPr>
+    </w:lvl>
+    <w:lvl w:ilvl="1">
+      <w:start w:val="1"/>
+      <w:numFmt w:val="decimal"/>
+      <w:lvlText w:val="%2."/>
+      <w:lvlJc w:val="left"/>
+      <w:pPr>
+        <w:tabs>
+          <w:tab w:val="num" w:pos="1080"/>
+        </w:tabs>
+        <w:ind w:left="1080" w:hanging="360"/>
+      </w:pPr>
+    </w:lvl>
+    <w:lvl w:ilvl="2" w:tentative="1">
+      <w:start w:val="1"/>
+      <w:numFmt w:val="bullet"/>
+      <w:lvlText w:val=""/>
+      <w:lvlJc w:val="left"/>
+      <w:pPr>
+        <w:tabs>
+          <w:tab w:val="num" w:pos="1800"/>
+        </w:tabs>
+        <w:ind w:left="1800" w:hanging="360"/>
+      </w:pPr>
+      <w:rPr>
+        <w:rFonts w:ascii="Wingdings" w:hAnsi="Wingdings" w:hint="default"/>
+        <w:sz w:val="20"/>
+      </w:rPr>
+    </w:lvl>
+    <w:lvl w:ilvl="3" w:tentative="1">
+      <w:start w:val="1"/>
+      <w:numFmt w:val="bullet"/>
+      <w:lvlText w:val=""/>
+      <w:lvlJc w:val="left"/>
+      <w:pPr>
+        <w:tabs>
+          <w:tab w:val="num" w:pos="2520"/>
+        </w:tabs>
+        <w:ind w:left="2520" w:hanging="360"/>
+      </w:pPr>
+      <w:rPr>
+        <w:rFonts w:ascii="Wingdings" w:hAnsi="Wingdings" w:hint="default"/>
+        <w:sz w:val="20"/>
+      </w:rPr>
+    </w:lvl>
+    <w:lvl w:ilvl="4" w:tentative="1">
+      <w:start w:val="1"/>
+      <w:numFmt w:val="bullet"/>
+      <w:lvlText w:val=""/>
+      <w:lvlJc w:val="left"/>
+      <w:pPr>
+        <w:tabs>
+          <w:tab w:val="num" w:pos="3240"/>
+        </w:tabs>
+        <w:ind w:left="3240" w:hanging="360"/>
+      </w:pPr>
+      <w:rPr>
+        <w:rFonts w:ascii="Wingdings" w:hAnsi="Wingdings" w:hint="default"/>
+        <w:sz w:val="20"/>
+      </w:rPr>
+    </w:lvl>
+    <w:lvl w:ilvl="5" w:tentative="1">
+      <w:start w:val="1"/>
+      <w:numFmt w:val="bullet"/>
+      <w:lvlText w:val=""/>
+      <w:lvlJc w:val="left"/>
+      <w:pPr>
+        <w:tabs>
+          <w:tab w:val="num" w:pos="3960"/>
+        </w:tabs>
+        <w:ind w:left="3960" w:hanging="360"/>
+      </w:pPr>
+      <w:rPr>
+        <w:rFonts w:ascii="Wingdings" w:hAnsi="Wingdings" w:hint="default"/>
+        <w:sz w:val="20"/>
+      </w:rPr>
+    </w:lvl>
+    <w:lvl w:ilvl="6" w:tentative="1">
+      <w:start w:val="1"/>
+      <w:numFmt w:val="bullet"/>
+      <w:lvlText w:val=""/>
+      <w:lvlJc w:val="left"/>
+      <w:pPr>
+        <w:tabs>
+          <w:tab w:val="num" w:pos="4680"/>
+        </w:tabs>
+        <w:ind w:left="4680" w:hanging="360"/>
+      </w:pPr>
+      <w:rPr>
+        <w:rFonts w:ascii="Wingdings" w:hAnsi="Wingdings" w:hint="default"/>
+        <w:sz w:val="20"/>
+      </w:rPr>
+    </w:lvl>
+    <w:lvl w:ilvl="7" w:tentative="1">
+      <w:start w:val="1"/>
+      <w:numFmt w:val="bullet"/>
+      <w:lvlText w:val=""/>
+      <w:lvlJc w:val="left"/>
+      <w:pPr>
+        <w:tabs>
+          <w:tab w:val="num" w:pos="5400"/>
+        </w:tabs>
+        <w:ind w:left="5400" w:hanging="360"/>
+      </w:pPr>
+      <w:rPr>
+        <w:rFonts w:ascii="Wingdings" w:hAnsi="Wingdings" w:hint="default"/>
+        <w:sz w:val="20"/>
+      </w:rPr>
+    </w:lvl>
+    <w:lvl w:ilvl="8" w:tentative="1">
+      <w:start w:val="1"/>
+      <w:numFmt w:val="bullet"/>
+      <w:lvlText w:val=""/>
+      <w:lvlJc w:val="left"/>
+      <w:pPr>
+        <w:tabs>
+          <w:tab w:val="num" w:pos="6120"/>
+        </w:tabs>
+        <w:ind w:left="6120" w:hanging="360"/>
+      </w:pPr>
+      <w:rPr>
+        <w:rFonts w:ascii="Wingdings" w:hAnsi="Wingdings" w:hint="default"/>
+        <w:sz w:val="20"/>
+      </w:rPr>
+    </w:lvl>
+  </w:abstractNum>
+  <w:abstractNum w:abstractNumId="20">
+    <w:nsid w:val="7E5C54EE"/>
+    <w:multiLevelType w:val="hybridMultilevel"/>
+    <w:tmpl w:val="C6F8A2B0"/>
+    <w:lvl w:ilvl="0" w:tplc="4009000F">
+      <w:start w:val="1"/>
+      <w:numFmt w:val="decimal"/>
+      <w:lvlText w:val="%1."/>
+      <w:lvlJc w:val="left"/>
+      <w:pPr>
+        <w:ind w:left="720" w:hanging="360"/>
+      </w:pPr>
+    </w:lvl>
+    <w:lvl w:ilvl="1" w:tplc="40090019" w:tentative="1">
+      <w:start w:val="1"/>
+      <w:numFmt w:val="lowerLetter"/>
+      <w:lvlText w:val="%2."/>
+      <w:lvlJc w:val="left"/>
+      <w:pPr>
+        <w:ind w:left="1440" w:hanging="360"/>
+      </w:pPr>
+    </w:lvl>
+    <w:lvl w:ilvl="2" w:tplc="4009001B" w:tentative="1">
+      <w:start w:val="1"/>
+      <w:numFmt w:val="lowerRoman"/>
+      <w:lvlText w:val="%3."/>
+      <w:lvlJc w:val="right"/>
+      <w:pPr>
+        <w:ind w:left="2160" w:hanging="180"/>
+      </w:pPr>
+    </w:lvl>
+    <w:lvl w:ilvl="3" w:tplc="4009000F" w:tentative="1">
+      <w:start w:val="1"/>
+      <w:numFmt w:val="decimal"/>
+      <w:lvlText w:val="%4."/>
+      <w:lvlJc w:val="left"/>
+      <w:pPr>
+        <w:ind w:left="2880" w:hanging="360"/>
+      </w:pPr>
+    </w:lvl>
+    <w:lvl w:ilvl="4" w:tplc="40090019" w:tentative="1">
+      <w:start w:val="1"/>
+      <w:numFmt w:val="lowerLetter"/>
+      <w:lvlText w:val="%5."/>
+      <w:lvlJc w:val="left"/>
+      <w:pPr>
+        <w:ind w:left="3600" w:hanging="360"/>
+      </w:pPr>
+    </w:lvl>
+    <w:lvl w:ilvl="5" w:tplc="4009001B" w:tentative="1">
+      <w:start w:val="1"/>
+      <w:numFmt w:val="lowerRoman"/>
+      <w:lvlText w:val="%6."/>
+      <w:lvlJc w:val="right"/>
+      <w:pPr>
+        <w:ind w:left="4320" w:hanging="180"/>
+      </w:pPr>
+    </w:lvl>
+    <w:lvl w:ilvl="6" w:tplc="4009000F" w:tentative="1">
+      <w:start w:val="1"/>
+      <w:numFmt w:val="decimal"/>
+      <w:lvlText w:val="%7."/>
+      <w:lvlJc w:val="left"/>
+      <w:pPr>
+        <w:ind w:left="5040" w:hanging="360"/>
+      </w:pPr>
+    </w:lvl>
+    <w:lvl w:ilvl="7" w:tplc="40090019" w:tentative="1">
+      <w:start w:val="1"/>
+      <w:numFmt w:val="lowerLetter"/>
+      <w:lvlText w:val="%8."/>
+      <w:lvlJc w:val="left"/>
+      <w:pPr>
+        <w:ind w:left="5760" w:hanging="360"/>
+      </w:pPr>
+    </w:lvl>
+    <w:lvl w:ilvl="8" w:tplc="4009001B" w:tentative="1">
+      <w:start w:val="1"/>
+      <w:numFmt w:val="lowerRoman"/>
+      <w:lvlText w:val="%9."/>
+      <w:lvlJc w:val="right"/>
+      <w:pPr>
+        <w:ind w:left="6480" w:hanging="180"/>
+      </w:pPr>
+    </w:lvl>
+  </w:abstractNum>
   <w:num w:numId="1">
-    <w:abstractNumId w:val="8"/>
+    <w:abstractNumId w:val="9"/>
   </w:num>
   <w:num w:numId="2">
     <w:abstractNumId w:val="1"/>
@@ -8041,13 +6970,13 @@
     <w:abstractNumId w:val="3"/>
   </w:num>
   <w:num w:numId="4">
-    <w:abstractNumId w:val="14"/>
+    <w:abstractNumId w:val="16"/>
   </w:num>
   <w:num w:numId="5">
     <w:abstractNumId w:val="2"/>
   </w:num>
   <w:num w:numId="6">
-    <w:abstractNumId w:val="13"/>
+    <w:abstractNumId w:val="15"/>
   </w:num>
   <w:num w:numId="7">
     <w:abstractNumId w:val="6"/>
@@ -8056,13 +6985,13 @@
     <w:abstractNumId w:val="4"/>
   </w:num>
   <w:num w:numId="9">
-    <w:abstractNumId w:val="9"/>
+    <w:abstractNumId w:val="10"/>
   </w:num>
   <w:num w:numId="10">
-    <w:abstractNumId w:val="10"/>
+    <w:abstractNumId w:val="11"/>
   </w:num>
   <w:num w:numId="11">
-    <w:abstractNumId w:val="16"/>
+    <w:abstractNumId w:val="18"/>
   </w:num>
   <w:num w:numId="12">
     <w:abstractNumId w:val="7"/>
@@ -8071,16 +7000,28 @@
     <w:abstractNumId w:val="5"/>
   </w:num>
   <w:num w:numId="14">
-    <w:abstractNumId w:val="15"/>
+    <w:abstractNumId w:val="17"/>
   </w:num>
   <w:num w:numId="15">
     <w:abstractNumId w:val="0"/>
   </w:num>
   <w:num w:numId="16">
+    <w:abstractNumId w:val="14"/>
+  </w:num>
+  <w:num w:numId="17">
     <w:abstractNumId w:val="12"/>
   </w:num>
-  <w:num w:numId="17">
-    <w:abstractNumId w:val="11"/>
+  <w:num w:numId="18">
+    <w:abstractNumId w:val="19"/>
+  </w:num>
+  <w:num w:numId="19">
+    <w:abstractNumId w:val="8"/>
+  </w:num>
+  <w:num w:numId="20">
+    <w:abstractNumId w:val="13"/>
+  </w:num>
+  <w:num w:numId="21">
+    <w:abstractNumId w:val="20"/>
   </w:num>
 </w:numbering>
 </file>
@@ -8430,6 +7371,47 @@
       </w:tblCellMar>
     </w:tblPr>
   </w:style>
+  <w:style w:type="paragraph" w:styleId="ListParagraph">
+    <w:name w:val="List Paragraph"/>
+    <w:basedOn w:val="Normal"/>
+    <w:uiPriority w:val="34"/>
+    <w:qFormat/>
+    <w:rsid w:val="00E368CE"/>
+    <w:pPr>
+      <w:ind w:left="720"/>
+      <w:contextualSpacing/>
+    </w:pPr>
+  </w:style>
+  <w:style w:type="paragraph" w:styleId="BalloonText">
+    <w:name w:val="Balloon Text"/>
+    <w:basedOn w:val="Normal"/>
+    <w:link w:val="BalloonTextChar"/>
+    <w:uiPriority w:val="99"/>
+    <w:semiHidden/>
+    <w:unhideWhenUsed/>
+    <w:rsid w:val="00190A06"/>
+    <w:pPr>
+      <w:spacing w:after="0" w:line="240" w:lineRule="auto"/>
+    </w:pPr>
+    <w:rPr>
+      <w:rFonts w:ascii="Tahoma" w:hAnsi="Tahoma" w:cs="Tahoma"/>
+      <w:sz w:val="16"/>
+      <w:szCs w:val="16"/>
+    </w:rPr>
+  </w:style>
+  <w:style w:type="character" w:customStyle="1" w:styleId="BalloonTextChar">
+    <w:name w:val="Balloon Text Char"/>
+    <w:basedOn w:val="DefaultParagraphFont"/>
+    <w:link w:val="BalloonText"/>
+    <w:uiPriority w:val="99"/>
+    <w:semiHidden/>
+    <w:rsid w:val="00190A06"/>
+    <w:rPr>
+      <w:rFonts w:ascii="Tahoma" w:hAnsi="Tahoma" w:cs="Tahoma"/>
+      <w:sz w:val="16"/>
+      <w:szCs w:val="16"/>
+    </w:rPr>
+  </w:style>
 </w:styles>
 </file>
 
@@ -8778,6 +7760,47 @@
       </w:tblCellMar>
     </w:tblPr>
   </w:style>
+  <w:style w:type="paragraph" w:styleId="ListParagraph">
+    <w:name w:val="List Paragraph"/>
+    <w:basedOn w:val="Normal"/>
+    <w:uiPriority w:val="34"/>
+    <w:qFormat/>
+    <w:rsid w:val="00E368CE"/>
+    <w:pPr>
+      <w:ind w:left="720"/>
+      <w:contextualSpacing/>
+    </w:pPr>
+  </w:style>
+  <w:style w:type="paragraph" w:styleId="BalloonText">
+    <w:name w:val="Balloon Text"/>
+    <w:basedOn w:val="Normal"/>
+    <w:link w:val="BalloonTextChar"/>
+    <w:uiPriority w:val="99"/>
+    <w:semiHidden/>
+    <w:unhideWhenUsed/>
+    <w:rsid w:val="00190A06"/>
+    <w:pPr>
+      <w:spacing w:after="0" w:line="240" w:lineRule="auto"/>
+    </w:pPr>
+    <w:rPr>
+      <w:rFonts w:ascii="Tahoma" w:hAnsi="Tahoma" w:cs="Tahoma"/>
+      <w:sz w:val="16"/>
+      <w:szCs w:val="16"/>
+    </w:rPr>
+  </w:style>
+  <w:style w:type="character" w:customStyle="1" w:styleId="BalloonTextChar">
+    <w:name w:val="Balloon Text Char"/>
+    <w:basedOn w:val="DefaultParagraphFont"/>
+    <w:link w:val="BalloonText"/>
+    <w:uiPriority w:val="99"/>
+    <w:semiHidden/>
+    <w:rsid w:val="00190A06"/>
+    <w:rPr>
+      <w:rFonts w:ascii="Tahoma" w:hAnsi="Tahoma" w:cs="Tahoma"/>
+      <w:sz w:val="16"/>
+      <w:szCs w:val="16"/>
+    </w:rPr>
+  </w:style>
 </w:styles>
 </file>
 
